--- a/docs/TireShopPOS_Installation_Guide.docx
+++ b/docs/TireShopPOS_Installation_Guide.docx
@@ -1126,7 +1126,7 @@
           <w:sz w:val="18"/>
           <w:szCs w:val="18"/>
         </w:rPr>
-        <w:t xml:space="preserve">ssh bearlyused@pos.bearlyused.net</w:t>
+        <w:t xml:space="preserve">ssh user@pos.example.com</w:t>
       </w:r>
     </w:p>
     <w:p>
@@ -1180,7 +1180,7 @@
           <w:sz w:val="18"/>
           <w:szCs w:val="18"/>
         </w:rPr>
-        <w:t xml:space="preserve">cd /home/bearlyused/domains/pos.bearlyused.net</w:t>
+        <w:t xml:space="preserve">cd /home/user/domains/pos.example.com</w:t>
       </w:r>
     </w:p>
     <w:p>
@@ -2242,7 +2242,7 @@
           <w:sz w:val="22"/>
           <w:szCs w:val="22"/>
         </w:rPr>
-        <w:t xml:space="preserve">Open your browser and go to your URL (for example, https://pos.bearlyused.net). You should see the login screen. The default admin account is:</w:t>
+        <w:t xml:space="preserve">Open your browser and go to your URL (for example, https://pos.example.com). You should see the login screen. The default admin account is:</w:t>
       </w:r>
     </w:p>
     <w:p>

--- a/docs/TireShopPOS_Installation_Guide.docx
+++ b/docs/TireShopPOS_Installation_Guide.docx
@@ -63,7 +63,7 @@
           <w:sz w:val="22"/>
           <w:szCs w:val="22"/>
         </w:rPr>
-        <w:t xml:space="preserve">Version 1.0.0  |  Ubuntu 24.04 LTS + Virtualmin 8.x Professional</w:t>
+        <w:t xml:space="preserve">Version 1.0.1  |  Ubuntu 24.04 LTS + Virtualmin 8.x Professional</w:t>
       </w:r>
     </w:p>
     <w:p>
@@ -139,17 +139,496 @@
     </w:p>
     <w:p>
       <w:pPr>
-        <w:spacing w:after="120"/>
-      </w:pPr>
-      <w:r>
-        <w:rPr>
-          <w:rFonts w:ascii="Arial" w:cs="Arial" w:eastAsia="Arial" w:hAnsi="Arial"/>
-          <w:sz w:val="22"/>
-          <w:szCs w:val="22"/>
-        </w:rPr>
-        <w:t xml:space="preserve">The installer checks all dependencies for you. Run ./scripts/install.sh --deps at any time to verify.</w:t>
-      </w:r>
-    </w:p>
+        <w:pStyle w:val="Heading2"/>
+        <w:spacing w:after="160" w:before="280"/>
+      </w:pPr>
+      <w:r>
+        <w:rPr>
+          <w:b/>
+          <w:bCs/>
+        </w:rPr>
+        <w:t xml:space="preserve">1.1 System Requirements</w:t>
+      </w:r>
+    </w:p>
+    <w:tbl>
+      <w:tblPr>
+        <w:tblW w:type="dxa" w:w="9360"/>
+        <w:tblBorders>
+          <w:top w:val="single" w:color="auto" w:sz="4"/>
+          <w:left w:val="single" w:color="auto" w:sz="4"/>
+          <w:bottom w:val="single" w:color="auto" w:sz="4"/>
+          <w:right w:val="single" w:color="auto" w:sz="4"/>
+          <w:insideH w:val="single" w:color="auto" w:sz="4"/>
+          <w:insideV w:val="single" w:color="auto" w:sz="4"/>
+        </w:tblBorders>
+      </w:tblPr>
+      <w:tblGrid>
+        <w:gridCol w:w="4600"/>
+        <w:gridCol w:w="4760"/>
+      </w:tblGrid>
+      <w:tr>
+        <w:tc>
+          <w:tcPr>
+            <w:tcW w:type="dxa" w:w="4600"/>
+            <w:tcBorders>
+              <w:top w:val="single" w:color="CCCCCC" w:sz="1"/>
+              <w:left w:val="single" w:color="CCCCCC" w:sz="1"/>
+              <w:bottom w:val="single" w:color="CCCCCC" w:sz="1"/>
+              <w:right w:val="single" w:color="CCCCCC" w:sz="1"/>
+            </w:tcBorders>
+            <w:shd w:fill="1B4F72" w:val="clear"/>
+            <w:tcMar>
+              <w:top w:type="dxa" w:w="60"/>
+              <w:left w:type="dxa" w:w="100"/>
+              <w:bottom w:type="dxa" w:w="60"/>
+              <w:right w:type="dxa" w:w="100"/>
+            </w:tcMar>
+          </w:tcPr>
+          <w:p>
+            <w:r>
+              <w:rPr>
+                <w:rFonts w:ascii="Arial" w:cs="Arial" w:eastAsia="Arial" w:hAnsi="Arial"/>
+                <w:b/>
+                <w:bCs/>
+                <w:color w:val="FFFFFF"/>
+                <w:sz w:val="18"/>
+                <w:szCs w:val="18"/>
+              </w:rPr>
+              <w:t xml:space="preserve">Requirement</w:t>
+            </w:r>
+          </w:p>
+        </w:tc>
+        <w:tc>
+          <w:tcPr>
+            <w:tcW w:type="dxa" w:w="4760"/>
+            <w:tcBorders>
+              <w:top w:val="single" w:color="CCCCCC" w:sz="1"/>
+              <w:left w:val="single" w:color="CCCCCC" w:sz="1"/>
+              <w:bottom w:val="single" w:color="CCCCCC" w:sz="1"/>
+              <w:right w:val="single" w:color="CCCCCC" w:sz="1"/>
+            </w:tcBorders>
+            <w:shd w:fill="1B4F72" w:val="clear"/>
+            <w:tcMar>
+              <w:top w:type="dxa" w:w="60"/>
+              <w:left w:type="dxa" w:w="100"/>
+              <w:bottom w:type="dxa" w:w="60"/>
+              <w:right w:type="dxa" w:w="100"/>
+            </w:tcMar>
+          </w:tcPr>
+          <w:p>
+            <w:r>
+              <w:rPr>
+                <w:rFonts w:ascii="Arial" w:cs="Arial" w:eastAsia="Arial" w:hAnsi="Arial"/>
+                <w:b/>
+                <w:bCs/>
+                <w:color w:val="FFFFFF"/>
+                <w:sz w:val="18"/>
+                <w:szCs w:val="18"/>
+              </w:rPr>
+              <w:t xml:space="preserve">Version</w:t>
+            </w:r>
+          </w:p>
+        </w:tc>
+      </w:tr>
+      <w:tr>
+        <w:tc>
+          <w:tcPr>
+            <w:tcW w:type="dxa" w:w="4600"/>
+            <w:tcBorders>
+              <w:top w:val="single" w:color="CCCCCC" w:sz="1"/>
+              <w:left w:val="single" w:color="CCCCCC" w:sz="1"/>
+              <w:bottom w:val="single" w:color="CCCCCC" w:sz="1"/>
+              <w:right w:val="single" w:color="CCCCCC" w:sz="1"/>
+            </w:tcBorders>
+            <w:tcMar>
+              <w:top w:type="dxa" w:w="60"/>
+              <w:left w:type="dxa" w:w="100"/>
+              <w:bottom w:type="dxa" w:w="60"/>
+              <w:right w:type="dxa" w:w="100"/>
+            </w:tcMar>
+          </w:tcPr>
+          <w:p>
+            <w:r>
+              <w:rPr>
+                <w:rFonts w:ascii="Arial" w:cs="Arial" w:eastAsia="Arial" w:hAnsi="Arial"/>
+                <w:sz w:val="22"/>
+                <w:szCs w:val="22"/>
+              </w:rPr>
+              <w:t xml:space="preserve">Ubuntu</w:t>
+            </w:r>
+          </w:p>
+        </w:tc>
+        <w:tc>
+          <w:tcPr>
+            <w:tcW w:type="dxa" w:w="4760"/>
+            <w:tcBorders>
+              <w:top w:val="single" w:color="CCCCCC" w:sz="1"/>
+              <w:left w:val="single" w:color="CCCCCC" w:sz="1"/>
+              <w:bottom w:val="single" w:color="CCCCCC" w:sz="1"/>
+              <w:right w:val="single" w:color="CCCCCC" w:sz="1"/>
+            </w:tcBorders>
+            <w:tcMar>
+              <w:top w:type="dxa" w:w="60"/>
+              <w:left w:type="dxa" w:w="100"/>
+              <w:bottom w:type="dxa" w:w="60"/>
+              <w:right w:type="dxa" w:w="100"/>
+            </w:tcMar>
+          </w:tcPr>
+          <w:p>
+            <w:r>
+              <w:rPr>
+                <w:rFonts w:ascii="Arial" w:cs="Arial" w:eastAsia="Arial" w:hAnsi="Arial"/>
+                <w:sz w:val="22"/>
+                <w:szCs w:val="22"/>
+              </w:rPr>
+              <w:t xml:space="preserve">24.04 LTS</w:t>
+            </w:r>
+          </w:p>
+        </w:tc>
+      </w:tr>
+      <w:tr>
+        <w:tc>
+          <w:tcPr>
+            <w:tcW w:type="dxa" w:w="4600"/>
+            <w:tcBorders>
+              <w:top w:val="single" w:color="CCCCCC" w:sz="1"/>
+              <w:left w:val="single" w:color="CCCCCC" w:sz="1"/>
+              <w:bottom w:val="single" w:color="CCCCCC" w:sz="1"/>
+              <w:right w:val="single" w:color="CCCCCC" w:sz="1"/>
+            </w:tcBorders>
+            <w:shd w:fill="F4F6F7" w:val="clear"/>
+            <w:tcMar>
+              <w:top w:type="dxa" w:w="60"/>
+              <w:left w:type="dxa" w:w="100"/>
+              <w:bottom w:type="dxa" w:w="60"/>
+              <w:right w:type="dxa" w:w="100"/>
+            </w:tcMar>
+          </w:tcPr>
+          <w:p>
+            <w:r>
+              <w:rPr>
+                <w:rFonts w:ascii="Arial" w:cs="Arial" w:eastAsia="Arial" w:hAnsi="Arial"/>
+                <w:sz w:val="22"/>
+                <w:szCs w:val="22"/>
+              </w:rPr>
+              <w:t xml:space="preserve">PHP</w:t>
+            </w:r>
+          </w:p>
+        </w:tc>
+        <w:tc>
+          <w:tcPr>
+            <w:tcW w:type="dxa" w:w="4760"/>
+            <w:tcBorders>
+              <w:top w:val="single" w:color="CCCCCC" w:sz="1"/>
+              <w:left w:val="single" w:color="CCCCCC" w:sz="1"/>
+              <w:bottom w:val="single" w:color="CCCCCC" w:sz="1"/>
+              <w:right w:val="single" w:color="CCCCCC" w:sz="1"/>
+            </w:tcBorders>
+            <w:shd w:fill="F4F6F7" w:val="clear"/>
+            <w:tcMar>
+              <w:top w:type="dxa" w:w="60"/>
+              <w:left w:type="dxa" w:w="100"/>
+              <w:bottom w:type="dxa" w:w="60"/>
+              <w:right w:type="dxa" w:w="100"/>
+            </w:tcMar>
+          </w:tcPr>
+          <w:p>
+            <w:r>
+              <w:rPr>
+                <w:rFonts w:ascii="Arial" w:cs="Arial" w:eastAsia="Arial" w:hAnsi="Arial"/>
+                <w:sz w:val="22"/>
+                <w:szCs w:val="22"/>
+              </w:rPr>
+              <w:t xml:space="preserve">8.1+ (8.3 recommended)</w:t>
+            </w:r>
+          </w:p>
+        </w:tc>
+      </w:tr>
+      <w:tr>
+        <w:tc>
+          <w:tcPr>
+            <w:tcW w:type="dxa" w:w="4600"/>
+            <w:tcBorders>
+              <w:top w:val="single" w:color="CCCCCC" w:sz="1"/>
+              <w:left w:val="single" w:color="CCCCCC" w:sz="1"/>
+              <w:bottom w:val="single" w:color="CCCCCC" w:sz="1"/>
+              <w:right w:val="single" w:color="CCCCCC" w:sz="1"/>
+            </w:tcBorders>
+            <w:tcMar>
+              <w:top w:type="dxa" w:w="60"/>
+              <w:left w:type="dxa" w:w="100"/>
+              <w:bottom w:type="dxa" w:w="60"/>
+              <w:right w:type="dxa" w:w="100"/>
+            </w:tcMar>
+          </w:tcPr>
+          <w:p>
+            <w:r>
+              <w:rPr>
+                <w:rFonts w:ascii="Arial" w:cs="Arial" w:eastAsia="Arial" w:hAnsi="Arial"/>
+                <w:sz w:val="22"/>
+                <w:szCs w:val="22"/>
+              </w:rPr>
+              <w:t xml:space="preserve">PHP Extensions</w:t>
+            </w:r>
+          </w:p>
+        </w:tc>
+        <w:tc>
+          <w:tcPr>
+            <w:tcW w:type="dxa" w:w="4760"/>
+            <w:tcBorders>
+              <w:top w:val="single" w:color="CCCCCC" w:sz="1"/>
+              <w:left w:val="single" w:color="CCCCCC" w:sz="1"/>
+              <w:bottom w:val="single" w:color="CCCCCC" w:sz="1"/>
+              <w:right w:val="single" w:color="CCCCCC" w:sz="1"/>
+            </w:tcBorders>
+            <w:tcMar>
+              <w:top w:type="dxa" w:w="60"/>
+              <w:left w:type="dxa" w:w="100"/>
+              <w:bottom w:type="dxa" w:w="60"/>
+              <w:right w:type="dxa" w:w="100"/>
+            </w:tcMar>
+          </w:tcPr>
+          <w:p>
+            <w:r>
+              <w:rPr>
+                <w:rFonts w:ascii="Arial" w:cs="Arial" w:eastAsia="Arial" w:hAnsi="Arial"/>
+                <w:sz w:val="22"/>
+                <w:szCs w:val="22"/>
+              </w:rPr>
+              <w:t xml:space="preserve">mysqli, pdo_mysql, bcmath, curl, mbstring</w:t>
+            </w:r>
+          </w:p>
+        </w:tc>
+      </w:tr>
+      <w:tr>
+        <w:tc>
+          <w:tcPr>
+            <w:tcW w:type="dxa" w:w="4600"/>
+            <w:tcBorders>
+              <w:top w:val="single" w:color="CCCCCC" w:sz="1"/>
+              <w:left w:val="single" w:color="CCCCCC" w:sz="1"/>
+              <w:bottom w:val="single" w:color="CCCCCC" w:sz="1"/>
+              <w:right w:val="single" w:color="CCCCCC" w:sz="1"/>
+            </w:tcBorders>
+            <w:shd w:fill="F4F6F7" w:val="clear"/>
+            <w:tcMar>
+              <w:top w:type="dxa" w:w="60"/>
+              <w:left w:type="dxa" w:w="100"/>
+              <w:bottom w:type="dxa" w:w="60"/>
+              <w:right w:type="dxa" w:w="100"/>
+            </w:tcMar>
+          </w:tcPr>
+          <w:p>
+            <w:r>
+              <w:rPr>
+                <w:rFonts w:ascii="Arial" w:cs="Arial" w:eastAsia="Arial" w:hAnsi="Arial"/>
+                <w:sz w:val="22"/>
+                <w:szCs w:val="22"/>
+              </w:rPr>
+              <w:t xml:space="preserve">MySQL or MariaDB</w:t>
+            </w:r>
+          </w:p>
+        </w:tc>
+        <w:tc>
+          <w:tcPr>
+            <w:tcW w:type="dxa" w:w="4760"/>
+            <w:tcBorders>
+              <w:top w:val="single" w:color="CCCCCC" w:sz="1"/>
+              <w:left w:val="single" w:color="CCCCCC" w:sz="1"/>
+              <w:bottom w:val="single" w:color="CCCCCC" w:sz="1"/>
+              <w:right w:val="single" w:color="CCCCCC" w:sz="1"/>
+            </w:tcBorders>
+            <w:shd w:fill="F4F6F7" w:val="clear"/>
+            <w:tcMar>
+              <w:top w:type="dxa" w:w="60"/>
+              <w:left w:type="dxa" w:w="100"/>
+              <w:bottom w:type="dxa" w:w="60"/>
+              <w:right w:type="dxa" w:w="100"/>
+            </w:tcMar>
+          </w:tcPr>
+          <w:p>
+            <w:r>
+              <w:rPr>
+                <w:rFonts w:ascii="Arial" w:cs="Arial" w:eastAsia="Arial" w:hAnsi="Arial"/>
+                <w:sz w:val="22"/>
+                <w:szCs w:val="22"/>
+              </w:rPr>
+              <w:t xml:space="preserve">MySQL 8.0+ or MariaDB 10.11+</w:t>
+            </w:r>
+          </w:p>
+        </w:tc>
+      </w:tr>
+      <w:tr>
+        <w:tc>
+          <w:tcPr>
+            <w:tcW w:type="dxa" w:w="4600"/>
+            <w:tcBorders>
+              <w:top w:val="single" w:color="CCCCCC" w:sz="1"/>
+              <w:left w:val="single" w:color="CCCCCC" w:sz="1"/>
+              <w:bottom w:val="single" w:color="CCCCCC" w:sz="1"/>
+              <w:right w:val="single" w:color="CCCCCC" w:sz="1"/>
+            </w:tcBorders>
+            <w:tcMar>
+              <w:top w:type="dxa" w:w="60"/>
+              <w:left w:type="dxa" w:w="100"/>
+              <w:bottom w:type="dxa" w:w="60"/>
+              <w:right w:type="dxa" w:w="100"/>
+            </w:tcMar>
+          </w:tcPr>
+          <w:p>
+            <w:r>
+              <w:rPr>
+                <w:rFonts w:ascii="Arial" w:cs="Arial" w:eastAsia="Arial" w:hAnsi="Arial"/>
+                <w:sz w:val="22"/>
+                <w:szCs w:val="22"/>
+              </w:rPr>
+              <w:t xml:space="preserve">Node.js (build only)</w:t>
+            </w:r>
+          </w:p>
+        </w:tc>
+        <w:tc>
+          <w:tcPr>
+            <w:tcW w:type="dxa" w:w="4760"/>
+            <w:tcBorders>
+              <w:top w:val="single" w:color="CCCCCC" w:sz="1"/>
+              <w:left w:val="single" w:color="CCCCCC" w:sz="1"/>
+              <w:bottom w:val="single" w:color="CCCCCC" w:sz="1"/>
+              <w:right w:val="single" w:color="CCCCCC" w:sz="1"/>
+            </w:tcBorders>
+            <w:tcMar>
+              <w:top w:type="dxa" w:w="60"/>
+              <w:left w:type="dxa" w:w="100"/>
+              <w:bottom w:type="dxa" w:w="60"/>
+              <w:right w:type="dxa" w:w="100"/>
+            </w:tcMar>
+          </w:tcPr>
+          <w:p>
+            <w:r>
+              <w:rPr>
+                <w:rFonts w:ascii="Arial" w:cs="Arial" w:eastAsia="Arial" w:hAnsi="Arial"/>
+                <w:sz w:val="22"/>
+                <w:szCs w:val="22"/>
+              </w:rPr>
+              <w:t xml:space="preserve">22 LTS</w:t>
+            </w:r>
+          </w:p>
+        </w:tc>
+      </w:tr>
+      <w:tr>
+        <w:tc>
+          <w:tcPr>
+            <w:tcW w:type="dxa" w:w="4600"/>
+            <w:tcBorders>
+              <w:top w:val="single" w:color="CCCCCC" w:sz="1"/>
+              <w:left w:val="single" w:color="CCCCCC" w:sz="1"/>
+              <w:bottom w:val="single" w:color="CCCCCC" w:sz="1"/>
+              <w:right w:val="single" w:color="CCCCCC" w:sz="1"/>
+            </w:tcBorders>
+            <w:shd w:fill="F4F6F7" w:val="clear"/>
+            <w:tcMar>
+              <w:top w:type="dxa" w:w="60"/>
+              <w:left w:type="dxa" w:w="100"/>
+              <w:bottom w:type="dxa" w:w="60"/>
+              <w:right w:type="dxa" w:w="100"/>
+            </w:tcMar>
+          </w:tcPr>
+          <w:p>
+            <w:r>
+              <w:rPr>
+                <w:rFonts w:ascii="Arial" w:cs="Arial" w:eastAsia="Arial" w:hAnsi="Arial"/>
+                <w:sz w:val="22"/>
+                <w:szCs w:val="22"/>
+              </w:rPr>
+              <w:t xml:space="preserve">Disk Space</w:t>
+            </w:r>
+          </w:p>
+        </w:tc>
+        <w:tc>
+          <w:tcPr>
+            <w:tcW w:type="dxa" w:w="4760"/>
+            <w:tcBorders>
+              <w:top w:val="single" w:color="CCCCCC" w:sz="1"/>
+              <w:left w:val="single" w:color="CCCCCC" w:sz="1"/>
+              <w:bottom w:val="single" w:color="CCCCCC" w:sz="1"/>
+              <w:right w:val="single" w:color="CCCCCC" w:sz="1"/>
+            </w:tcBorders>
+            <w:shd w:fill="F4F6F7" w:val="clear"/>
+            <w:tcMar>
+              <w:top w:type="dxa" w:w="60"/>
+              <w:left w:type="dxa" w:w="100"/>
+              <w:bottom w:type="dxa" w:w="60"/>
+              <w:right w:type="dxa" w:w="100"/>
+            </w:tcMar>
+          </w:tcPr>
+          <w:p>
+            <w:r>
+              <w:rPr>
+                <w:rFonts w:ascii="Arial" w:cs="Arial" w:eastAsia="Arial" w:hAnsi="Arial"/>
+                <w:sz w:val="22"/>
+                <w:szCs w:val="22"/>
+              </w:rPr>
+              <w:t xml:space="preserve">200 MB minimum</w:t>
+            </w:r>
+          </w:p>
+        </w:tc>
+      </w:tr>
+      <w:tr>
+        <w:tc>
+          <w:tcPr>
+            <w:tcW w:type="dxa" w:w="4600"/>
+            <w:tcBorders>
+              <w:top w:val="single" w:color="CCCCCC" w:sz="1"/>
+              <w:left w:val="single" w:color="CCCCCC" w:sz="1"/>
+              <w:bottom w:val="single" w:color="CCCCCC" w:sz="1"/>
+              <w:right w:val="single" w:color="CCCCCC" w:sz="1"/>
+            </w:tcBorders>
+            <w:tcMar>
+              <w:top w:type="dxa" w:w="60"/>
+              <w:left w:type="dxa" w:w="100"/>
+              <w:bottom w:type="dxa" w:w="60"/>
+              <w:right w:type="dxa" w:w="100"/>
+            </w:tcMar>
+          </w:tcPr>
+          <w:p>
+            <w:r>
+              <w:rPr>
+                <w:rFonts w:ascii="Arial" w:cs="Arial" w:eastAsia="Arial" w:hAnsi="Arial"/>
+                <w:sz w:val="22"/>
+                <w:szCs w:val="22"/>
+              </w:rPr>
+              <w:t xml:space="preserve">Virtualmin</w:t>
+            </w:r>
+          </w:p>
+        </w:tc>
+        <w:tc>
+          <w:tcPr>
+            <w:tcW w:type="dxa" w:w="4760"/>
+            <w:tcBorders>
+              <w:top w:val="single" w:color="CCCCCC" w:sz="1"/>
+              <w:left w:val="single" w:color="CCCCCC" w:sz="1"/>
+              <w:bottom w:val="single" w:color="CCCCCC" w:sz="1"/>
+              <w:right w:val="single" w:color="CCCCCC" w:sz="1"/>
+            </w:tcBorders>
+            <w:tcMar>
+              <w:top w:type="dxa" w:w="60"/>
+              <w:left w:type="dxa" w:w="100"/>
+              <w:bottom w:type="dxa" w:w="60"/>
+              <w:right w:type="dxa" w:w="100"/>
+            </w:tcMar>
+          </w:tcPr>
+          <w:p>
+            <w:r>
+              <w:rPr>
+                <w:rFonts w:ascii="Arial" w:cs="Arial" w:eastAsia="Arial" w:hAnsi="Arial"/>
+                <w:sz w:val="22"/>
+                <w:szCs w:val="22"/>
+              </w:rPr>
+              <w:t xml:space="preserve">8.x Professional</w:t>
+            </w:r>
+          </w:p>
+        </w:tc>
+      </w:tr>
+    </w:tbl>
     <w:p>
       <w:r>
         <w:br w:type="page"/>
@@ -278,7 +757,7 @@
           <w:sz w:val="22"/>
           <w:szCs w:val="22"/>
         </w:rPr>
-        <w:t xml:space="preserve">The code lives in app/, OUTSIDE public_html/. Your PHP source code and database passwords are never web-accessible.</w:t>
+        <w:t xml:space="preserve">The code lives in app/, OUTSIDE public_html/. Your PHP source code, database passwords, and API keys are never web-accessible.</w:t>
       </w:r>
     </w:p>
     <w:p>
@@ -334,7 +813,7 @@
           <w:sz w:val="22"/>
           <w:szCs w:val="22"/>
         </w:rPr>
-        <w:t xml:space="preserve">Fill in: DB_DATABASE, DB_USERNAME, DB_PASSWORD, APP_URL. Then: chmod 600 .env</w:t>
+        <w:t xml:space="preserve">Fill in: DB_DATABASE, DB_USERNAME, DB_PASSWORD, APP_URL, CORS_ORIGIN. Then: chmod 600 .env</w:t>
       </w:r>
     </w:p>
     <w:p>
@@ -390,7 +869,7 @@
           <w:sz w:val="22"/>
           <w:szCs w:val="22"/>
         </w:rPr>
-        <w:t xml:space="preserve">Choose option 1 (Fresh install). The installer checks dependencies, loads the schema (66 tables, 9 views after all migrations), and records everything in version tracking.</w:t>
+        <w:t xml:space="preserve">Choose option 1 (Fresh install). The installer checks dependencies (PHP version, extensions, MySQL/MariaDB version, Node.js, disk space), loads the base schema, applies all 10 migrations, seeds lookup data (53 brands, 410 torque specs), and records everything in version tracking tables. Final state: 66 tables, 9 views.</w:t>
       </w:r>
     </w:p>
     <w:p>
@@ -585,7 +1064,7 @@
           <w:sz w:val="22"/>
           <w:szCs w:val="22"/>
         </w:rPr>
-        <w:t xml:space="preserve">Open your URL. Default login: admin / admin (forced password change on first login).</w:t>
+        <w:t xml:space="preserve">Open your URL. Default login: admin / admin (forced password change on first login). Password must be 8+ characters with uppercase, lowercase, and digit.</w:t>
       </w:r>
     </w:p>
     <w:p>
@@ -636,6 +1115,19 @@
     </w:p>
     <w:p>
       <w:pPr>
+        <w:spacing w:after="120"/>
+      </w:pPr>
+      <w:r>
+        <w:rPr>
+          <w:rFonts w:ascii="Arial" w:cs="Arial" w:eastAsia="Arial" w:hAnsi="Arial"/>
+          <w:sz w:val="22"/>
+          <w:szCs w:val="22"/>
+        </w:rPr>
+        <w:t xml:space="preserve">Applies only new migrations. Safe to run multiple times; already-applied migrations are skipped (tracked by SHA-256 checksum).</w:t>
+      </w:r>
+    </w:p>
+    <w:p>
+      <w:pPr>
         <w:pStyle w:val="Heading2"/>
         <w:spacing w:after="160" w:before="280"/>
       </w:pPr>
@@ -672,7 +1164,7 @@
           <w:sz w:val="22"/>
           <w:szCs w:val="22"/>
         </w:rPr>
-        <w:t xml:space="preserve">Pulls code, checks deps, rebuilds frontend, deploys to public_html, applies migrations.</w:t>
+        <w:t xml:space="preserve">Pulls code from GitHub, checks dependencies, rebuilds frontend, deploys to public_html via rsync, applies pending migrations.</w:t>
       </w:r>
     </w:p>
     <w:p>
@@ -704,24 +1196,6 @@
       </w:r>
     </w:p>
     <w:p>
-      <w:r>
-        <w:br w:type="page"/>
-      </w:r>
-    </w:p>
-    <w:p>
-      <w:pPr>
-        <w:pStyle w:val="Heading1"/>
-        <w:spacing w:after="200" w:before="360"/>
-      </w:pPr>
-      <w:r>
-        <w:rPr>
-          <w:b/>
-          <w:bCs/>
-        </w:rPr>
-        <w:t xml:space="preserve">4. Wipe and Reinstall</w:t>
-      </w:r>
-    </w:p>
-    <w:p>
       <w:pPr>
         <w:spacing w:after="120"/>
       </w:pPr>
@@ -731,7 +1205,38 @@
           <w:sz w:val="22"/>
           <w:szCs w:val="22"/>
         </w:rPr>
-        <w:t xml:space="preserve">Run ./scripts/install.sh, choose option 4. Backs up first (compressed .sql.gz), requires typing WIPE to confirm, then drops all tables and reinstalls from scratch.</w:t>
+        <w:t xml:space="preserve">Queries GitHub for new migrations without making any changes.</w:t>
+      </w:r>
+    </w:p>
+    <w:p>
+      <w:r>
+        <w:br w:type="page"/>
+      </w:r>
+    </w:p>
+    <w:p>
+      <w:pPr>
+        <w:pStyle w:val="Heading1"/>
+        <w:spacing w:after="200" w:before="360"/>
+      </w:pPr>
+      <w:r>
+        <w:rPr>
+          <w:b/>
+          <w:bCs/>
+        </w:rPr>
+        <w:t xml:space="preserve">4. Wipe and Reinstall</w:t>
+      </w:r>
+    </w:p>
+    <w:p>
+      <w:pPr>
+        <w:spacing w:after="120"/>
+      </w:pPr>
+      <w:r>
+        <w:rPr>
+          <w:rFonts w:ascii="Arial" w:cs="Arial" w:eastAsia="Arial" w:hAnsi="Arial"/>
+          <w:sz w:val="22"/>
+          <w:szCs w:val="22"/>
+        </w:rPr>
+        <w:t xml:space="preserve">Run ./scripts/install.sh, choose option 4. Creates compressed .sql.gz backup first, requires typing WIPE to confirm, drops all tables, reinstalls from scratch.</w:t>
       </w:r>
     </w:p>
     <w:p>
@@ -816,7 +1321,7 @@
           <w:sz w:val="22"/>
           <w:szCs w:val="22"/>
         </w:rPr>
-        <w:t xml:space="preserve">schema_version: single row tracking app version (1.0.0), database engine (MySQL/MariaDB), engine version, install date, last upgrade, migration count, and who ran the installer.</w:t>
+        <w:t xml:space="preserve">schema_version table: single row with app version (1.0.1), database engine (MySQL/MariaDB), engine version, install date, last upgrade, migration count, who ran the installer.</w:t>
       </w:r>
     </w:p>
     <w:p>
@@ -829,7 +1334,7 @@
           <w:sz w:val="22"/>
           <w:szCs w:val="22"/>
         </w:rPr>
-        <w:t xml:space="preserve">schema_migrations: one row per migration with filename, SHA-256 checksum, timing, success/failure, and error messages. The installer detects if a migration file changes after being applied.</w:t>
+        <w:t xml:space="preserve">schema_migrations table: one row per migration with filename, SHA-256 checksum, execution time in ms, success/failure flag, error messages. The installer detects file changes after application.</w:t>
       </w:r>
     </w:p>
     <w:p>
@@ -1055,7 +1560,7 @@
                 <w:sz w:val="22"/>
                 <w:szCs w:val="22"/>
               </w:rPr>
-              <w:t xml:space="preserve">Creates all tables. Requires empty database.</w:t>
+              <w:t xml:space="preserve">Creates all 66 tables + 9 views. Requires empty database.</w:t>
             </w:r>
           </w:p>
         </w:tc>
@@ -1141,7 +1646,7 @@
                 <w:sz w:val="22"/>
                 <w:szCs w:val="22"/>
               </w:rPr>
-              <w:t xml:space="preserve">Applies only new migrations.</w:t>
+              <w:t xml:space="preserve">Applies only new migrations (tracked by checksum).</w:t>
             </w:r>
           </w:p>
         </w:tc>
@@ -1224,7 +1729,7 @@
                 <w:sz w:val="22"/>
                 <w:szCs w:val="22"/>
               </w:rPr>
-              <w:t xml:space="preserve">Git pull + rebuild frontend + migrate.</w:t>
+              <w:t xml:space="preserve">Git pull + dep check + rebuild frontend + rsync + migrate.</w:t>
             </w:r>
           </w:p>
         </w:tc>
@@ -1310,7 +1815,7 @@
                 <w:sz w:val="22"/>
                 <w:szCs w:val="22"/>
               </w:rPr>
-              <w:t xml:space="preserve">Backs up, drops everything, reinstalls.</w:t>
+              <w:t xml:space="preserve">Backs up, drops everything, reinstalls from scratch.</w:t>
             </w:r>
           </w:p>
         </w:tc>
@@ -1393,7 +1898,7 @@
                 <w:sz w:val="22"/>
                 <w:szCs w:val="22"/>
               </w:rPr>
-              <w:t xml:space="preserve">Queries GitHub for new migrations.</w:t>
+              <w:t xml:space="preserve">Queries GitHub for new migration files.</w:t>
             </w:r>
           </w:p>
         </w:tc>
@@ -1479,7 +1984,7 @@
                 <w:sz w:val="22"/>
                 <w:szCs w:val="22"/>
               </w:rPr>
-              <w:t xml:space="preserve">Verifies PHP, extensions, DB, Node, disk.</w:t>
+              <w:t xml:space="preserve">Verifies PHP, extensions, DB, Node, disk space.</w:t>
             </w:r>
           </w:p>
         </w:tc>
@@ -1562,7 +2067,7 @@
                 <w:sz w:val="22"/>
                 <w:szCs w:val="22"/>
               </w:rPr>
-              <w:t xml:space="preserve">Version, engine, tables, migration history.</w:t>
+              <w:t xml:space="preserve">Version, engine, tables, views, migration history.</w:t>
             </w:r>
           </w:p>
         </w:tc>
@@ -1736,7 +2241,7 @@
           <w:sz w:val="22"/>
           <w:szCs w:val="22"/>
         </w:rPr>
-        <w:t xml:space="preserve">The .htaccess uses SymLinksIfOwnerMatch (not FollowSymLinks). If you replaced it, check for: Options -Indexes +SymLinksIfOwnerMatch</w:t>
+        <w:t xml:space="preserve">The .htaccess uses SymLinksIfOwnerMatch (not FollowSymLinks). Check for: Options -Indexes +SymLinksIfOwnerMatch</w:t>
       </w:r>
     </w:p>
     <w:p>
@@ -1762,7 +2267,7 @@
           <w:sz w:val="22"/>
           <w:szCs w:val="22"/>
         </w:rPr>
-        <w:t xml:space="preserve">Frontend files not deployed to public_html/. Check that public_html/index.html and public_html/.htaccess exist.</w:t>
+        <w:t xml:space="preserve">Frontend files not deployed to public_html/. Verify public_html/index.html and public_html/.htaccess exist.</w:t>
       </w:r>
     </w:p>
     <w:p>
@@ -1857,7 +2362,7 @@
           <w:sz w:val="22"/>
           <w:szCs w:val="22"/>
         </w:rPr>
-        <w:t xml:space="preserve">api-index.php cannot find app/. Verify directory layout: app/ must be a sibling of public_html/.</w:t>
+        <w:t xml:space="preserve">api-index.php cannot find app/. Verify: app/ must be a sibling of public_html/ in the domain home directory.</w:t>
       </w:r>
     </w:p>
     <w:p>
@@ -1913,7 +2418,7 @@
           <w:sz w:val="22"/>
           <w:szCs w:val="22"/>
         </w:rPr>
-        <w:t xml:space="preserve">Or build locally and scp the dist/ folder.</w:t>
+        <w:t xml:space="preserve">Or build locally and scp the dist/ folder to the server.</w:t>
       </w:r>
     </w:p>
     <w:p>
@@ -1939,25 +2444,20 @@
           <w:sz w:val="22"/>
           <w:szCs w:val="22"/>
         </w:rPr>
-        <w:t xml:space="preserve">Change to APP_DEBUG=false in .env. Debug mode exposes file paths and stack traces.</w:t>
-      </w:r>
-    </w:p>
-    <w:p>
-      <w:r>
-        <w:br w:type="page"/>
-      </w:r>
-    </w:p>
-    <w:p>
-      <w:pPr>
-        <w:pStyle w:val="Heading1"/>
-        <w:spacing w:after="200" w:before="360"/>
+        <w:t xml:space="preserve">Change to APP_DEBUG=false in .env. Debug mode exposes file paths and stack traces to API consumers.</w:t>
+      </w:r>
+    </w:p>
+    <w:p>
+      <w:pPr>
+        <w:pStyle w:val="Heading2"/>
+        <w:spacing w:after="160" w:before="280"/>
       </w:pPr>
       <w:r>
         <w:rPr>
           <w:b/>
           <w:bCs/>
         </w:rPr>
-        <w:t xml:space="preserve">8. MySQL vs. MariaDB</w:t>
+        <w:t xml:space="preserve">7.9  Password Too Weak on First Login</w:t>
       </w:r>
     </w:p>
     <w:p>
@@ -1970,7 +2470,25 @@
           <w:sz w:val="22"/>
           <w:szCs w:val="22"/>
         </w:rPr>
-        <w:t xml:space="preserve">Both fully supported. The installer detects which one and records it. Run: mysql -e "SELECT VERSION();" to check.</w:t>
+        <w:t xml:space="preserve">Default admin account forces password change. New password must be 8+ characters with at least one uppercase letter, one lowercase letter, and one digit.</w:t>
+      </w:r>
+    </w:p>
+    <w:p>
+      <w:r>
+        <w:br w:type="page"/>
+      </w:r>
+    </w:p>
+    <w:p>
+      <w:pPr>
+        <w:pStyle w:val="Heading1"/>
+        <w:spacing w:after="200" w:before="360"/>
+      </w:pPr>
+      <w:r>
+        <w:rPr>
+          <w:b/>
+          <w:bCs/>
+        </w:rPr>
+        <w:t xml:space="preserve">8. MySQL vs. MariaDB</w:t>
       </w:r>
     </w:p>
     <w:p>
@@ -1983,7 +2501,7 @@
           <w:sz w:val="22"/>
           <w:szCs w:val="22"/>
         </w:rPr>
-        <w:t xml:space="preserve">JSON columns: native in MySQL, LONGTEXT alias in MariaDB (works the same). CHECK constraints: both enforce. ADD COLUMN IF NOT EXISTS: MariaDB only (migrations use stored procedures for MySQL compatibility).</w:t>
+        <w:t xml:space="preserve">Both fully supported. The installer auto-detects which engine and records it in schema_version. JSON columns: native in MySQL, LONGTEXT alias in MariaDB (transparent). CHECK constraints: both enforce. ADD COLUMN IF NOT EXISTS: MariaDB only (migrations use stored procedures for MySQL compatibility).</w:t>
       </w:r>
     </w:p>
     <w:p>
@@ -2001,7 +2519,562 @@
           <w:b/>
           <w:bCs/>
         </w:rPr>
-        <w:t xml:space="preserve">9. Quick Reference</w:t>
+        <w:t xml:space="preserve">9. Security Checklist for Production</w:t>
+      </w:r>
+    </w:p>
+    <w:tbl>
+      <w:tblPr>
+        <w:tblW w:type="dxa" w:w="9360"/>
+        <w:tblBorders>
+          <w:top w:val="single" w:color="auto" w:sz="4"/>
+          <w:left w:val="single" w:color="auto" w:sz="4"/>
+          <w:bottom w:val="single" w:color="auto" w:sz="4"/>
+          <w:right w:val="single" w:color="auto" w:sz="4"/>
+          <w:insideH w:val="single" w:color="auto" w:sz="4"/>
+          <w:insideV w:val="single" w:color="auto" w:sz="4"/>
+        </w:tblBorders>
+      </w:tblPr>
+      <w:tblGrid>
+        <w:gridCol w:w="4600"/>
+        <w:gridCol w:w="4760"/>
+      </w:tblGrid>
+      <w:tr>
+        <w:tc>
+          <w:tcPr>
+            <w:tcW w:type="dxa" w:w="4600"/>
+            <w:tcBorders>
+              <w:top w:val="single" w:color="CCCCCC" w:sz="1"/>
+              <w:left w:val="single" w:color="CCCCCC" w:sz="1"/>
+              <w:bottom w:val="single" w:color="CCCCCC" w:sz="1"/>
+              <w:right w:val="single" w:color="CCCCCC" w:sz="1"/>
+            </w:tcBorders>
+            <w:shd w:fill="1B4F72" w:val="clear"/>
+            <w:tcMar>
+              <w:top w:type="dxa" w:w="60"/>
+              <w:left w:type="dxa" w:w="100"/>
+              <w:bottom w:type="dxa" w:w="60"/>
+              <w:right w:type="dxa" w:w="100"/>
+            </w:tcMar>
+          </w:tcPr>
+          <w:p>
+            <w:r>
+              <w:rPr>
+                <w:rFonts w:ascii="Arial" w:cs="Arial" w:eastAsia="Arial" w:hAnsi="Arial"/>
+                <w:b/>
+                <w:bCs/>
+                <w:color w:val="FFFFFF"/>
+                <w:sz w:val="18"/>
+                <w:szCs w:val="18"/>
+              </w:rPr>
+              <w:t xml:space="preserve">Item</w:t>
+            </w:r>
+          </w:p>
+        </w:tc>
+        <w:tc>
+          <w:tcPr>
+            <w:tcW w:type="dxa" w:w="4760"/>
+            <w:tcBorders>
+              <w:top w:val="single" w:color="CCCCCC" w:sz="1"/>
+              <w:left w:val="single" w:color="CCCCCC" w:sz="1"/>
+              <w:bottom w:val="single" w:color="CCCCCC" w:sz="1"/>
+              <w:right w:val="single" w:color="CCCCCC" w:sz="1"/>
+            </w:tcBorders>
+            <w:shd w:fill="1B4F72" w:val="clear"/>
+            <w:tcMar>
+              <w:top w:type="dxa" w:w="60"/>
+              <w:left w:type="dxa" w:w="100"/>
+              <w:bottom w:type="dxa" w:w="60"/>
+              <w:right w:type="dxa" w:w="100"/>
+            </w:tcMar>
+          </w:tcPr>
+          <w:p>
+            <w:r>
+              <w:rPr>
+                <w:rFonts w:ascii="Arial" w:cs="Arial" w:eastAsia="Arial" w:hAnsi="Arial"/>
+                <w:b/>
+                <w:bCs/>
+                <w:color w:val="FFFFFF"/>
+                <w:sz w:val="18"/>
+                <w:szCs w:val="18"/>
+              </w:rPr>
+              <w:t xml:space="preserve">Action</w:t>
+            </w:r>
+          </w:p>
+        </w:tc>
+      </w:tr>
+      <w:tr>
+        <w:tc>
+          <w:tcPr>
+            <w:tcW w:type="dxa" w:w="4600"/>
+            <w:tcBorders>
+              <w:top w:val="single" w:color="CCCCCC" w:sz="1"/>
+              <w:left w:val="single" w:color="CCCCCC" w:sz="1"/>
+              <w:bottom w:val="single" w:color="CCCCCC" w:sz="1"/>
+              <w:right w:val="single" w:color="CCCCCC" w:sz="1"/>
+            </w:tcBorders>
+            <w:tcMar>
+              <w:top w:type="dxa" w:w="60"/>
+              <w:left w:type="dxa" w:w="100"/>
+              <w:bottom w:type="dxa" w:w="60"/>
+              <w:right w:type="dxa" w:w="100"/>
+            </w:tcMar>
+          </w:tcPr>
+          <w:p>
+            <w:r>
+              <w:rPr>
+                <w:rFonts w:ascii="Arial" w:cs="Arial" w:eastAsia="Arial" w:hAnsi="Arial"/>
+                <w:sz w:val="22"/>
+                <w:szCs w:val="22"/>
+              </w:rPr>
+              <w:t xml:space="preserve">APP_DEBUG</w:t>
+            </w:r>
+          </w:p>
+        </w:tc>
+        <w:tc>
+          <w:tcPr>
+            <w:tcW w:type="dxa" w:w="4760"/>
+            <w:tcBorders>
+              <w:top w:val="single" w:color="CCCCCC" w:sz="1"/>
+              <w:left w:val="single" w:color="CCCCCC" w:sz="1"/>
+              <w:bottom w:val="single" w:color="CCCCCC" w:sz="1"/>
+              <w:right w:val="single" w:color="CCCCCC" w:sz="1"/>
+            </w:tcBorders>
+            <w:tcMar>
+              <w:top w:type="dxa" w:w="60"/>
+              <w:left w:type="dxa" w:w="100"/>
+              <w:bottom w:type="dxa" w:w="60"/>
+              <w:right w:type="dxa" w:w="100"/>
+            </w:tcMar>
+          </w:tcPr>
+          <w:p>
+            <w:r>
+              <w:rPr>
+                <w:rFonts w:ascii="Arial" w:cs="Arial" w:eastAsia="Arial" w:hAnsi="Arial"/>
+                <w:sz w:val="22"/>
+                <w:szCs w:val="22"/>
+              </w:rPr>
+              <w:t xml:space="preserve">Set to false in .env</w:t>
+            </w:r>
+          </w:p>
+        </w:tc>
+      </w:tr>
+      <w:tr>
+        <w:tc>
+          <w:tcPr>
+            <w:tcW w:type="dxa" w:w="4600"/>
+            <w:tcBorders>
+              <w:top w:val="single" w:color="CCCCCC" w:sz="1"/>
+              <w:left w:val="single" w:color="CCCCCC" w:sz="1"/>
+              <w:bottom w:val="single" w:color="CCCCCC" w:sz="1"/>
+              <w:right w:val="single" w:color="CCCCCC" w:sz="1"/>
+            </w:tcBorders>
+            <w:shd w:fill="F4F6F7" w:val="clear"/>
+            <w:tcMar>
+              <w:top w:type="dxa" w:w="60"/>
+              <w:left w:type="dxa" w:w="100"/>
+              <w:bottom w:type="dxa" w:w="60"/>
+              <w:right w:type="dxa" w:w="100"/>
+            </w:tcMar>
+          </w:tcPr>
+          <w:p>
+            <w:r>
+              <w:rPr>
+                <w:rFonts w:ascii="Arial" w:cs="Arial" w:eastAsia="Arial" w:hAnsi="Arial"/>
+                <w:sz w:val="22"/>
+                <w:szCs w:val="22"/>
+              </w:rPr>
+              <w:t xml:space="preserve">CORS_ORIGIN</w:t>
+            </w:r>
+          </w:p>
+        </w:tc>
+        <w:tc>
+          <w:tcPr>
+            <w:tcW w:type="dxa" w:w="4760"/>
+            <w:tcBorders>
+              <w:top w:val="single" w:color="CCCCCC" w:sz="1"/>
+              <w:left w:val="single" w:color="CCCCCC" w:sz="1"/>
+              <w:bottom w:val="single" w:color="CCCCCC" w:sz="1"/>
+              <w:right w:val="single" w:color="CCCCCC" w:sz="1"/>
+            </w:tcBorders>
+            <w:shd w:fill="F4F6F7" w:val="clear"/>
+            <w:tcMar>
+              <w:top w:type="dxa" w:w="60"/>
+              <w:left w:type="dxa" w:w="100"/>
+              <w:bottom w:type="dxa" w:w="60"/>
+              <w:right w:type="dxa" w:w="100"/>
+            </w:tcMar>
+          </w:tcPr>
+          <w:p>
+            <w:r>
+              <w:rPr>
+                <w:rFonts w:ascii="Arial" w:cs="Arial" w:eastAsia="Arial" w:hAnsi="Arial"/>
+                <w:sz w:val="22"/>
+                <w:szCs w:val="22"/>
+              </w:rPr>
+              <w:t xml:space="preserve">Set to your exact domain (not *)</w:t>
+            </w:r>
+          </w:p>
+        </w:tc>
+      </w:tr>
+      <w:tr>
+        <w:tc>
+          <w:tcPr>
+            <w:tcW w:type="dxa" w:w="4600"/>
+            <w:tcBorders>
+              <w:top w:val="single" w:color="CCCCCC" w:sz="1"/>
+              <w:left w:val="single" w:color="CCCCCC" w:sz="1"/>
+              <w:bottom w:val="single" w:color="CCCCCC" w:sz="1"/>
+              <w:right w:val="single" w:color="CCCCCC" w:sz="1"/>
+            </w:tcBorders>
+            <w:tcMar>
+              <w:top w:type="dxa" w:w="60"/>
+              <w:left w:type="dxa" w:w="100"/>
+              <w:bottom w:type="dxa" w:w="60"/>
+              <w:right w:type="dxa" w:w="100"/>
+            </w:tcMar>
+          </w:tcPr>
+          <w:p>
+            <w:r>
+              <w:rPr>
+                <w:rFonts w:ascii="Arial" w:cs="Arial" w:eastAsia="Arial" w:hAnsi="Arial"/>
+                <w:sz w:val="22"/>
+                <w:szCs w:val="22"/>
+              </w:rPr>
+              <w:t xml:space="preserve">.env permissions</w:t>
+            </w:r>
+          </w:p>
+        </w:tc>
+        <w:tc>
+          <w:tcPr>
+            <w:tcW w:type="dxa" w:w="4760"/>
+            <w:tcBorders>
+              <w:top w:val="single" w:color="CCCCCC" w:sz="1"/>
+              <w:left w:val="single" w:color="CCCCCC" w:sz="1"/>
+              <w:bottom w:val="single" w:color="CCCCCC" w:sz="1"/>
+              <w:right w:val="single" w:color="CCCCCC" w:sz="1"/>
+            </w:tcBorders>
+            <w:tcMar>
+              <w:top w:type="dxa" w:w="60"/>
+              <w:left w:type="dxa" w:w="100"/>
+              <w:bottom w:type="dxa" w:w="60"/>
+              <w:right w:type="dxa" w:w="100"/>
+            </w:tcMar>
+          </w:tcPr>
+          <w:p>
+            <w:r>
+              <w:rPr>
+                <w:rFonts w:ascii="Arial" w:cs="Arial" w:eastAsia="Arial" w:hAnsi="Arial"/>
+                <w:sz w:val="22"/>
+                <w:szCs w:val="22"/>
+              </w:rPr>
+              <w:t xml:space="preserve">chmod 600 .env</w:t>
+            </w:r>
+          </w:p>
+        </w:tc>
+      </w:tr>
+      <w:tr>
+        <w:tc>
+          <w:tcPr>
+            <w:tcW w:type="dxa" w:w="4600"/>
+            <w:tcBorders>
+              <w:top w:val="single" w:color="CCCCCC" w:sz="1"/>
+              <w:left w:val="single" w:color="CCCCCC" w:sz="1"/>
+              <w:bottom w:val="single" w:color="CCCCCC" w:sz="1"/>
+              <w:right w:val="single" w:color="CCCCCC" w:sz="1"/>
+            </w:tcBorders>
+            <w:shd w:fill="F4F6F7" w:val="clear"/>
+            <w:tcMar>
+              <w:top w:type="dxa" w:w="60"/>
+              <w:left w:type="dxa" w:w="100"/>
+              <w:bottom w:type="dxa" w:w="60"/>
+              <w:right w:type="dxa" w:w="100"/>
+            </w:tcMar>
+          </w:tcPr>
+          <w:p>
+            <w:r>
+              <w:rPr>
+                <w:rFonts w:ascii="Arial" w:cs="Arial" w:eastAsia="Arial" w:hAnsi="Arial"/>
+                <w:sz w:val="22"/>
+                <w:szCs w:val="22"/>
+              </w:rPr>
+              <w:t xml:space="preserve">SSL certificate</w:t>
+            </w:r>
+          </w:p>
+        </w:tc>
+        <w:tc>
+          <w:tcPr>
+            <w:tcW w:type="dxa" w:w="4760"/>
+            <w:tcBorders>
+              <w:top w:val="single" w:color="CCCCCC" w:sz="1"/>
+              <w:left w:val="single" w:color="CCCCCC" w:sz="1"/>
+              <w:bottom w:val="single" w:color="CCCCCC" w:sz="1"/>
+              <w:right w:val="single" w:color="CCCCCC" w:sz="1"/>
+            </w:tcBorders>
+            <w:shd w:fill="F4F6F7" w:val="clear"/>
+            <w:tcMar>
+              <w:top w:type="dxa" w:w="60"/>
+              <w:left w:type="dxa" w:w="100"/>
+              <w:bottom w:type="dxa" w:w="60"/>
+              <w:right w:type="dxa" w:w="100"/>
+            </w:tcMar>
+          </w:tcPr>
+          <w:p>
+            <w:r>
+              <w:rPr>
+                <w:rFonts w:ascii="Arial" w:cs="Arial" w:eastAsia="Arial" w:hAnsi="Arial"/>
+                <w:sz w:val="22"/>
+                <w:szCs w:val="22"/>
+              </w:rPr>
+              <w:t xml:space="preserve">Request Let's Encrypt in Virtualmin</w:t>
+            </w:r>
+          </w:p>
+        </w:tc>
+      </w:tr>
+      <w:tr>
+        <w:tc>
+          <w:tcPr>
+            <w:tcW w:type="dxa" w:w="4600"/>
+            <w:tcBorders>
+              <w:top w:val="single" w:color="CCCCCC" w:sz="1"/>
+              <w:left w:val="single" w:color="CCCCCC" w:sz="1"/>
+              <w:bottom w:val="single" w:color="CCCCCC" w:sz="1"/>
+              <w:right w:val="single" w:color="CCCCCC" w:sz="1"/>
+            </w:tcBorders>
+            <w:tcMar>
+              <w:top w:type="dxa" w:w="60"/>
+              <w:left w:type="dxa" w:w="100"/>
+              <w:bottom w:type="dxa" w:w="60"/>
+              <w:right w:type="dxa" w:w="100"/>
+            </w:tcMar>
+          </w:tcPr>
+          <w:p>
+            <w:r>
+              <w:rPr>
+                <w:rFonts w:ascii="Arial" w:cs="Arial" w:eastAsia="Arial" w:hAnsi="Arial"/>
+                <w:sz w:val="22"/>
+                <w:szCs w:val="22"/>
+              </w:rPr>
+              <w:t xml:space="preserve">PHP upload limits</w:t>
+            </w:r>
+          </w:p>
+        </w:tc>
+        <w:tc>
+          <w:tcPr>
+            <w:tcW w:type="dxa" w:w="4760"/>
+            <w:tcBorders>
+              <w:top w:val="single" w:color="CCCCCC" w:sz="1"/>
+              <w:left w:val="single" w:color="CCCCCC" w:sz="1"/>
+              <w:bottom w:val="single" w:color="CCCCCC" w:sz="1"/>
+              <w:right w:val="single" w:color="CCCCCC" w:sz="1"/>
+            </w:tcBorders>
+            <w:tcMar>
+              <w:top w:type="dxa" w:w="60"/>
+              <w:left w:type="dxa" w:w="100"/>
+              <w:bottom w:type="dxa" w:w="60"/>
+              <w:right w:type="dxa" w:w="100"/>
+            </w:tcMar>
+          </w:tcPr>
+          <w:p>
+            <w:r>
+              <w:rPr>
+                <w:rFonts w:ascii="Arial" w:cs="Arial" w:eastAsia="Arial" w:hAnsi="Arial"/>
+                <w:sz w:val="22"/>
+                <w:szCs w:val="22"/>
+              </w:rPr>
+              <w:t xml:space="preserve">upload_max_filesize=50M, post_max_size=55M</w:t>
+            </w:r>
+          </w:p>
+        </w:tc>
+      </w:tr>
+      <w:tr>
+        <w:tc>
+          <w:tcPr>
+            <w:tcW w:type="dxa" w:w="4600"/>
+            <w:tcBorders>
+              <w:top w:val="single" w:color="CCCCCC" w:sz="1"/>
+              <w:left w:val="single" w:color="CCCCCC" w:sz="1"/>
+              <w:bottom w:val="single" w:color="CCCCCC" w:sz="1"/>
+              <w:right w:val="single" w:color="CCCCCC" w:sz="1"/>
+            </w:tcBorders>
+            <w:shd w:fill="F4F6F7" w:val="clear"/>
+            <w:tcMar>
+              <w:top w:type="dxa" w:w="60"/>
+              <w:left w:type="dxa" w:w="100"/>
+              <w:bottom w:type="dxa" w:w="60"/>
+              <w:right w:type="dxa" w:w="100"/>
+            </w:tcMar>
+          </w:tcPr>
+          <w:p>
+            <w:r>
+              <w:rPr>
+                <w:rFonts w:ascii="Arial" w:cs="Arial" w:eastAsia="Arial" w:hAnsi="Arial"/>
+                <w:sz w:val="22"/>
+                <w:szCs w:val="22"/>
+              </w:rPr>
+              <w:t xml:space="preserve">PHP memory</w:t>
+            </w:r>
+          </w:p>
+        </w:tc>
+        <w:tc>
+          <w:tcPr>
+            <w:tcW w:type="dxa" w:w="4760"/>
+            <w:tcBorders>
+              <w:top w:val="single" w:color="CCCCCC" w:sz="1"/>
+              <w:left w:val="single" w:color="CCCCCC" w:sz="1"/>
+              <w:bottom w:val="single" w:color="CCCCCC" w:sz="1"/>
+              <w:right w:val="single" w:color="CCCCCC" w:sz="1"/>
+            </w:tcBorders>
+            <w:shd w:fill="F4F6F7" w:val="clear"/>
+            <w:tcMar>
+              <w:top w:type="dxa" w:w="60"/>
+              <w:left w:type="dxa" w:w="100"/>
+              <w:bottom w:type="dxa" w:w="60"/>
+              <w:right w:type="dxa" w:w="100"/>
+            </w:tcMar>
+          </w:tcPr>
+          <w:p>
+            <w:r>
+              <w:rPr>
+                <w:rFonts w:ascii="Arial" w:cs="Arial" w:eastAsia="Arial" w:hAnsi="Arial"/>
+                <w:sz w:val="22"/>
+                <w:szCs w:val="22"/>
+              </w:rPr>
+              <w:t xml:space="preserve">memory_limit=256M</w:t>
+            </w:r>
+          </w:p>
+        </w:tc>
+      </w:tr>
+      <w:tr>
+        <w:tc>
+          <w:tcPr>
+            <w:tcW w:type="dxa" w:w="4600"/>
+            <w:tcBorders>
+              <w:top w:val="single" w:color="CCCCCC" w:sz="1"/>
+              <w:left w:val="single" w:color="CCCCCC" w:sz="1"/>
+              <w:bottom w:val="single" w:color="CCCCCC" w:sz="1"/>
+              <w:right w:val="single" w:color="CCCCCC" w:sz="1"/>
+            </w:tcBorders>
+            <w:tcMar>
+              <w:top w:type="dxa" w:w="60"/>
+              <w:left w:type="dxa" w:w="100"/>
+              <w:bottom w:type="dxa" w:w="60"/>
+              <w:right w:type="dxa" w:w="100"/>
+            </w:tcMar>
+          </w:tcPr>
+          <w:p>
+            <w:r>
+              <w:rPr>
+                <w:rFonts w:ascii="Arial" w:cs="Arial" w:eastAsia="Arial" w:hAnsi="Arial"/>
+                <w:sz w:val="22"/>
+                <w:szCs w:val="22"/>
+              </w:rPr>
+              <w:t xml:space="preserve">Default admin password</w:t>
+            </w:r>
+          </w:p>
+        </w:tc>
+        <w:tc>
+          <w:tcPr>
+            <w:tcW w:type="dxa" w:w="4760"/>
+            <w:tcBorders>
+              <w:top w:val="single" w:color="CCCCCC" w:sz="1"/>
+              <w:left w:val="single" w:color="CCCCCC" w:sz="1"/>
+              <w:bottom w:val="single" w:color="CCCCCC" w:sz="1"/>
+              <w:right w:val="single" w:color="CCCCCC" w:sz="1"/>
+            </w:tcBorders>
+            <w:tcMar>
+              <w:top w:type="dxa" w:w="60"/>
+              <w:left w:type="dxa" w:w="100"/>
+              <w:bottom w:type="dxa" w:w="60"/>
+              <w:right w:type="dxa" w:w="100"/>
+            </w:tcMar>
+          </w:tcPr>
+          <w:p>
+            <w:r>
+              <w:rPr>
+                <w:rFonts w:ascii="Arial" w:cs="Arial" w:eastAsia="Arial" w:hAnsi="Arial"/>
+                <w:sz w:val="22"/>
+                <w:szCs w:val="22"/>
+              </w:rPr>
+              <w:t xml:space="preserve">Change immediately on first login</w:t>
+            </w:r>
+          </w:p>
+        </w:tc>
+      </w:tr>
+      <w:tr>
+        <w:tc>
+          <w:tcPr>
+            <w:tcW w:type="dxa" w:w="4600"/>
+            <w:tcBorders>
+              <w:top w:val="single" w:color="CCCCCC" w:sz="1"/>
+              <w:left w:val="single" w:color="CCCCCC" w:sz="1"/>
+              <w:bottom w:val="single" w:color="CCCCCC" w:sz="1"/>
+              <w:right w:val="single" w:color="CCCCCC" w:sz="1"/>
+            </w:tcBorders>
+            <w:shd w:fill="F4F6F7" w:val="clear"/>
+            <w:tcMar>
+              <w:top w:type="dxa" w:w="60"/>
+              <w:left w:type="dxa" w:w="100"/>
+              <w:bottom w:type="dxa" w:w="60"/>
+              <w:right w:type="dxa" w:w="100"/>
+            </w:tcMar>
+          </w:tcPr>
+          <w:p>
+            <w:r>
+              <w:rPr>
+                <w:rFonts w:ascii="Arial" w:cs="Arial" w:eastAsia="Arial" w:hAnsi="Arial"/>
+                <w:sz w:val="22"/>
+                <w:szCs w:val="22"/>
+              </w:rPr>
+              <w:t xml:space="preserve">Firewall</w:t>
+            </w:r>
+          </w:p>
+        </w:tc>
+        <w:tc>
+          <w:tcPr>
+            <w:tcW w:type="dxa" w:w="4760"/>
+            <w:tcBorders>
+              <w:top w:val="single" w:color="CCCCCC" w:sz="1"/>
+              <w:left w:val="single" w:color="CCCCCC" w:sz="1"/>
+              <w:bottom w:val="single" w:color="CCCCCC" w:sz="1"/>
+              <w:right w:val="single" w:color="CCCCCC" w:sz="1"/>
+            </w:tcBorders>
+            <w:shd w:fill="F4F6F7" w:val="clear"/>
+            <w:tcMar>
+              <w:top w:type="dxa" w:w="60"/>
+              <w:left w:type="dxa" w:w="100"/>
+              <w:bottom w:type="dxa" w:w="60"/>
+              <w:right w:type="dxa" w:w="100"/>
+            </w:tcMar>
+          </w:tcPr>
+          <w:p>
+            <w:r>
+              <w:rPr>
+                <w:rFonts w:ascii="Arial" w:cs="Arial" w:eastAsia="Arial" w:hAnsi="Arial"/>
+                <w:sz w:val="22"/>
+                <w:szCs w:val="22"/>
+              </w:rPr>
+              <w:t xml:space="preserve">Only ports 80, 443, 10000 (Webmin) open</w:t>
+            </w:r>
+          </w:p>
+        </w:tc>
+      </w:tr>
+    </w:tbl>
+    <w:p>
+      <w:r>
+        <w:br w:type="page"/>
+      </w:r>
+    </w:p>
+    <w:p>
+      <w:pPr>
+        <w:pStyle w:val="Heading1"/>
+        <w:spacing w:after="200" w:before="360"/>
+      </w:pPr>
+      <w:r>
+        <w:rPr>
+          <w:b/>
+          <w:bCs/>
+        </w:rPr>
+        <w:t xml:space="preserve">10. Quick Reference</w:t>
       </w:r>
     </w:p>
     <w:tbl>
@@ -2422,6 +3495,120 @@
                 <w:szCs w:val="18"/>
               </w:rPr>
               <w:t xml:space="preserve">./scripts/install.sh --check</w:t>
+            </w:r>
+          </w:p>
+        </w:tc>
+      </w:tr>
+      <w:tr>
+        <w:tc>
+          <w:tcPr>
+            <w:tcW w:type="dxa" w:w="4400"/>
+            <w:tcBorders>
+              <w:top w:val="single" w:color="CCCCCC" w:sz="1"/>
+              <w:left w:val="single" w:color="CCCCCC" w:sz="1"/>
+              <w:bottom w:val="single" w:color="CCCCCC" w:sz="1"/>
+              <w:right w:val="single" w:color="CCCCCC" w:sz="1"/>
+            </w:tcBorders>
+            <w:tcMar>
+              <w:top w:type="dxa" w:w="60"/>
+              <w:left w:type="dxa" w:w="100"/>
+              <w:bottom w:type="dxa" w:w="60"/>
+              <w:right w:type="dxa" w:w="100"/>
+            </w:tcMar>
+          </w:tcPr>
+          <w:p>
+            <w:r>
+              <w:rPr>
+                <w:rFonts w:ascii="Arial" w:cs="Arial" w:eastAsia="Arial" w:hAnsi="Arial"/>
+                <w:sz w:val="22"/>
+                <w:szCs w:val="22"/>
+              </w:rPr>
+              <w:t xml:space="preserve">Run backend tests</w:t>
+            </w:r>
+          </w:p>
+        </w:tc>
+        <w:tc>
+          <w:tcPr>
+            <w:tcW w:type="dxa" w:w="4960"/>
+            <w:tcBorders>
+              <w:top w:val="single" w:color="CCCCCC" w:sz="1"/>
+              <w:left w:val="single" w:color="CCCCCC" w:sz="1"/>
+              <w:bottom w:val="single" w:color="CCCCCC" w:sz="1"/>
+              <w:right w:val="single" w:color="CCCCCC" w:sz="1"/>
+            </w:tcBorders>
+            <w:tcMar>
+              <w:top w:type="dxa" w:w="60"/>
+              <w:left w:type="dxa" w:w="100"/>
+              <w:bottom w:type="dxa" w:w="60"/>
+              <w:right w:type="dxa" w:w="100"/>
+            </w:tcMar>
+          </w:tcPr>
+          <w:p>
+            <w:r>
+              <w:rPr>
+                <w:rFonts w:ascii="Consolas" w:cs="Consolas" w:eastAsia="Consolas" w:hAnsi="Consolas"/>
+                <w:sz w:val="18"/>
+                <w:szCs w:val="18"/>
+              </w:rPr>
+              <w:t xml:space="preserve">bash tests/test_backend.sh</w:t>
+            </w:r>
+          </w:p>
+        </w:tc>
+      </w:tr>
+      <w:tr>
+        <w:tc>
+          <w:tcPr>
+            <w:tcW w:type="dxa" w:w="4400"/>
+            <w:tcBorders>
+              <w:top w:val="single" w:color="CCCCCC" w:sz="1"/>
+              <w:left w:val="single" w:color="CCCCCC" w:sz="1"/>
+              <w:bottom w:val="single" w:color="CCCCCC" w:sz="1"/>
+              <w:right w:val="single" w:color="CCCCCC" w:sz="1"/>
+            </w:tcBorders>
+            <w:shd w:fill="F4F6F7" w:val="clear"/>
+            <w:tcMar>
+              <w:top w:type="dxa" w:w="60"/>
+              <w:left w:type="dxa" w:w="100"/>
+              <w:bottom w:type="dxa" w:w="60"/>
+              <w:right w:type="dxa" w:w="100"/>
+            </w:tcMar>
+          </w:tcPr>
+          <w:p>
+            <w:r>
+              <w:rPr>
+                <w:rFonts w:ascii="Arial" w:cs="Arial" w:eastAsia="Arial" w:hAnsi="Arial"/>
+                <w:sz w:val="22"/>
+                <w:szCs w:val="22"/>
+              </w:rPr>
+              <w:t xml:space="preserve">Run installer tests</w:t>
+            </w:r>
+          </w:p>
+        </w:tc>
+        <w:tc>
+          <w:tcPr>
+            <w:tcW w:type="dxa" w:w="4960"/>
+            <w:tcBorders>
+              <w:top w:val="single" w:color="CCCCCC" w:sz="1"/>
+              <w:left w:val="single" w:color="CCCCCC" w:sz="1"/>
+              <w:bottom w:val="single" w:color="CCCCCC" w:sz="1"/>
+              <w:right w:val="single" w:color="CCCCCC" w:sz="1"/>
+            </w:tcBorders>
+            <w:shd w:fill="F4F6F7" w:val="clear"/>
+            <w:tcMar>
+              <w:top w:type="dxa" w:w="60"/>
+              <w:left w:type="dxa" w:w="100"/>
+              <w:bottom w:type="dxa" w:w="60"/>
+              <w:right w:type="dxa" w:w="100"/>
+            </w:tcMar>
+          </w:tcPr>
+          <w:p>
+            <w:r>
+              <w:rPr>
+                <w:rFonts w:ascii="Consolas" w:cs="Consolas" w:eastAsia="Consolas" w:hAnsi="Consolas"/>
+                <w:sz w:val="18"/>
+                <w:szCs w:val="18"/>
+              </w:rPr>
+              <w:t xml:space="preserve">bash tests/test_installer.sh</w:t>
             </w:r>
           </w:p>
         </w:tc>
@@ -2731,7 +3918,7 @@
         <w:sz w:val="16"/>
         <w:szCs w:val="16"/>
       </w:rPr>
-      <w:t xml:space="preserve">TireShopPOS Installation Guide v1.0.0  |  DunganSoft Technologies</w:t>
+      <w:t xml:space="preserve">TireShopPOS Installation Guide v1.0.1  |  DunganSoft Technologies</w:t>
     </w:r>
   </w:p>
 </w:hdr>

--- a/docs/TireShopPOS_Installation_Guide.docx
+++ b/docs/TireShopPOS_Installation_Guide.docx
@@ -48,7 +48,7 @@
           <w:sz w:val="24"/>
           <w:szCs w:val="24"/>
         </w:rPr>
-        <w:t xml:space="preserve">Step-by-step setup, upgrade procedures, and troubleshooting</w:t>
+        <w:t xml:space="preserve">Setup, Upgrade, Cron, Rollback, and Troubleshooting</w:t>
       </w:r>
     </w:p>
     <w:p>
@@ -107,47 +107,7 @@
           <w:sz w:val="22"/>
           <w:szCs w:val="22"/>
         </w:rPr>
-        <w:t xml:space="preserve">This guide walks you through installing TireShopPOS on Ubuntu 24.04 with Virtualmin Professional. You need: an Ubuntu 24.04 server with Virtualmin, a domain pointing to the server, the domain set up as a Virtual Server in Virtualmin, SSH access, and the database credentials Virtualmin created.</w:t>
-      </w:r>
-    </w:p>
-    <w:p>
-      <w:pPr>
-        <w:shd w:fill="FFF3CD" w:val="clear"/>
-        <w:spacing w:after="160"/>
-        <w:ind w:left="200" w:right="200"/>
-      </w:pPr>
-      <w:r>
-        <w:rPr>
-          <w:rFonts w:ascii="Arial" w:cs="Arial" w:eastAsia="Arial" w:hAnsi="Arial"/>
-          <w:b/>
-          <w:bCs/>
-          <w:color w:val="856404"/>
-          <w:sz w:val="22"/>
-          <w:szCs w:val="22"/>
-        </w:rPr>
-        <w:t xml:space="preserve">Important:  </w:t>
-      </w:r>
-      <w:r>
-        <w:rPr>
-          <w:rFonts w:ascii="Arial" w:cs="Arial" w:eastAsia="Arial" w:hAnsi="Arial"/>
-          <w:color w:val="856404"/>
-          <w:sz w:val="22"/>
-          <w:szCs w:val="22"/>
-        </w:rPr>
-        <w:t xml:space="preserve">Write down your database name, username, and password before starting. Find them in Virtualmin under Edit Virtual Server.</w:t>
-      </w:r>
-    </w:p>
-    <w:p>
-      <w:pPr>
-        <w:pStyle w:val="Heading2"/>
-        <w:spacing w:after="160" w:before="280"/>
-      </w:pPr>
-      <w:r>
-        <w:rPr>
-          <w:b/>
-          <w:bCs/>
-        </w:rPr>
-        <w:t xml:space="preserve">1.1 System Requirements</w:t>
+        <w:t xml:space="preserve">This guide walks you through installing TireShopPOS on Ubuntu 24.04 with Virtualmin Professional.</w:t>
       </w:r>
     </w:p>
     <w:tbl>
@@ -644,7 +604,7 @@
           <w:b/>
           <w:bCs/>
         </w:rPr>
-        <w:t xml:space="preserve">2. Step-by-Step Fresh Installation</w:t>
+        <w:t xml:space="preserve">2. Fresh Installation (8 Steps)</w:t>
       </w:r>
     </w:p>
     <w:p>
@@ -757,7 +717,7 @@
           <w:sz w:val="22"/>
           <w:szCs w:val="22"/>
         </w:rPr>
-        <w:t xml:space="preserve">The code lives in app/, OUTSIDE public_html/. Your PHP source code, database passwords, and API keys are never web-accessible.</w:t>
+        <w:t xml:space="preserve">Code lives in app/, OUTSIDE public_html/. PHP source, passwords, and API keys are never web-accessible.</w:t>
       </w:r>
     </w:p>
     <w:p>
@@ -841,7 +801,7 @@
           <w:sz w:val="18"/>
           <w:szCs w:val="18"/>
         </w:rPr>
-        <w:t xml:space="preserve">chmod +x scripts/install.sh</w:t>
+        <w:t xml:space="preserve">chmod +x scripts/*.sh</w:t>
       </w:r>
     </w:p>
     <w:p>
@@ -869,7 +829,7 @@
           <w:sz w:val="22"/>
           <w:szCs w:val="22"/>
         </w:rPr>
-        <w:t xml:space="preserve">Choose option 1 (Fresh install). The installer checks dependencies (PHP version, extensions, MySQL/MariaDB version, Node.js, disk space), loads the base schema, applies all 10 migrations, seeds lookup data (53 brands, 410 torque specs), and records everything in version tracking tables. Final state: 66 tables, 9 views.</w:t>
+        <w:t xml:space="preserve">Choose option 1 (Fresh install). Creates 70 tables, 9 views, applies all 13 migrations, seeds lookup data (53 brands, 410 torque specs).</w:t>
       </w:r>
     </w:p>
     <w:p>
@@ -1011,7 +971,7 @@
           <w:sz w:val="22"/>
           <w:szCs w:val="22"/>
         </w:rPr>
-        <w:t xml:space="preserve">In Virtualmin: select domain, Web Configuration, PHP Options. Change open_basedir to: /home/user/:/tmp/ Then restart: sudo systemctl restart php8.3-fpm</w:t>
+        <w:t xml:space="preserve">In Virtualmin: Web Configuration, PHP Options. Set open_basedir to: /home/user/:/tmp/ Then restart: sudo systemctl restart php8.3-fpm</w:t>
       </w:r>
     </w:p>
     <w:p>
@@ -1038,7 +998,7 @@
           <w:sz w:val="22"/>
           <w:szCs w:val="22"/>
         </w:rPr>
-        <w:t xml:space="preserve">If you skip this, every API request returns 500. This is the #1 most common installation problem.</w:t>
+        <w:t xml:space="preserve">This is the #1 installation problem. Without this, every API request returns 500.</w:t>
       </w:r>
     </w:p>
     <w:p>
@@ -1064,7 +1024,7 @@
           <w:sz w:val="22"/>
           <w:szCs w:val="22"/>
         </w:rPr>
-        <w:t xml:space="preserve">Open your URL. Default login: admin / admin (forced password change on first login). Password must be 8+ characters with uppercase, lowercase, and digit.</w:t>
+        <w:t xml:space="preserve">Open your URL. Default login: admin / admin (forced password change). Password: 8+ chars, uppercase, lowercase, digit.</w:t>
       </w:r>
     </w:p>
     <w:p>
@@ -1082,7 +1042,20 @@
           <w:b/>
           <w:bCs/>
         </w:rPr>
-        <w:t xml:space="preserve">3. Upgrading</w:t>
+        <w:t xml:space="preserve">3. Setting Up Cron Jobs</w:t>
+      </w:r>
+    </w:p>
+    <w:p>
+      <w:pPr>
+        <w:spacing w:after="120"/>
+      </w:pPr>
+      <w:r>
+        <w:rPr>
+          <w:rFonts w:ascii="Arial" w:cs="Arial" w:eastAsia="Arial" w:hAnsi="Arial"/>
+          <w:sz w:val="22"/>
+          <w:szCs w:val="22"/>
+        </w:rPr>
+        <w:t xml:space="preserve">TireShopPOS includes a unified cron orchestrator. All 7 scheduled jobs run through cron-runner.sh with file locking and centralized logging.</w:t>
       </w:r>
     </w:p>
     <w:p>
@@ -1095,7 +1068,7 @@
           <w:b/>
           <w:bCs/>
         </w:rPr>
-        <w:t xml:space="preserve">3.1 Database Only</w:t>
+        <w:t xml:space="preserve">3.1 Quick Setup (2 Lines)</w:t>
       </w:r>
     </w:p>
     <w:p>
@@ -1110,7 +1083,7 @@
           <w:sz w:val="18"/>
           <w:szCs w:val="18"/>
         </w:rPr>
-        <w:t xml:space="preserve">./scripts/install.sh --upgrade</w:t>
+        <w:t xml:space="preserve">crontab -e</w:t>
       </w:r>
     </w:p>
     <w:p>
@@ -1123,20 +1096,7 @@
           <w:sz w:val="22"/>
           <w:szCs w:val="22"/>
         </w:rPr>
-        <w:t xml:space="preserve">Applies only new migrations. Safe to run multiple times; already-applied migrations are skipped (tracked by SHA-256 checksum).</w:t>
-      </w:r>
-    </w:p>
-    <w:p>
-      <w:pPr>
-        <w:pStyle w:val="Heading2"/>
-        <w:spacing w:after="160" w:before="280"/>
-      </w:pPr>
-      <w:r>
-        <w:rPr>
-          <w:b/>
-          <w:bCs/>
-        </w:rPr>
-        <w:t xml:space="preserve">3.2 Full Upgrade (Recommended)</w:t>
+        <w:t xml:space="preserve">Add these two lines (replace /path/to/app with your actual path):</w:t>
       </w:r>
     </w:p>
     <w:p>
@@ -1151,33 +1111,7 @@
           <w:sz w:val="18"/>
           <w:szCs w:val="18"/>
         </w:rPr>
-        <w:t xml:space="preserve">./scripts/install.sh --full-upgrade</w:t>
-      </w:r>
-    </w:p>
-    <w:p>
-      <w:pPr>
-        <w:spacing w:after="120"/>
-      </w:pPr>
-      <w:r>
-        <w:rPr>
-          <w:rFonts w:ascii="Arial" w:cs="Arial" w:eastAsia="Arial" w:hAnsi="Arial"/>
-          <w:sz w:val="22"/>
-          <w:szCs w:val="22"/>
-        </w:rPr>
-        <w:t xml:space="preserve">Pulls code from GitHub, checks dependencies, rebuilds frontend, deploys to public_html via rsync, applies pending migrations.</w:t>
-      </w:r>
-    </w:p>
-    <w:p>
-      <w:pPr>
-        <w:pStyle w:val="Heading2"/>
-        <w:spacing w:after="160" w:before="280"/>
-      </w:pPr>
-      <w:r>
-        <w:rPr>
-          <w:b/>
-          <w:bCs/>
-        </w:rPr>
-        <w:t xml:space="preserve">3.3 Check Without Installing</w:t>
+        <w:t xml:space="preserve">*/5 * * * *  /path/to/app/scripts/cron-runner.sh all-frequent  &gt;&gt; /dev/null 2&gt;&amp;1</w:t>
       </w:r>
     </w:p>
     <w:p>
@@ -1192,182 +1126,20 @@
           <w:sz w:val="18"/>
           <w:szCs w:val="18"/>
         </w:rPr>
-        <w:t xml:space="preserve">./scripts/install.sh --check</w:t>
-      </w:r>
-    </w:p>
-    <w:p>
-      <w:pPr>
-        <w:spacing w:after="120"/>
-      </w:pPr>
-      <w:r>
-        <w:rPr>
-          <w:rFonts w:ascii="Arial" w:cs="Arial" w:eastAsia="Arial" w:hAnsi="Arial"/>
-          <w:sz w:val="22"/>
-          <w:szCs w:val="22"/>
-        </w:rPr>
-        <w:t xml:space="preserve">Queries GitHub for new migrations without making any changes.</w:t>
-      </w:r>
-    </w:p>
-    <w:p>
-      <w:r>
-        <w:br w:type="page"/>
-      </w:r>
-    </w:p>
-    <w:p>
-      <w:pPr>
-        <w:pStyle w:val="Heading1"/>
-        <w:spacing w:after="200" w:before="360"/>
+        <w:t xml:space="preserve">0   2 * * *  /path/to/app/scripts/cron-runner.sh all-daily     &gt;&gt; /dev/null 2&gt;&amp;1</w:t>
+      </w:r>
+    </w:p>
+    <w:p>
+      <w:pPr>
+        <w:pStyle w:val="Heading2"/>
+        <w:spacing w:after="160" w:before="280"/>
       </w:pPr>
       <w:r>
         <w:rPr>
           <w:b/>
           <w:bCs/>
         </w:rPr>
-        <w:t xml:space="preserve">4. Wipe and Reinstall</w:t>
-      </w:r>
-    </w:p>
-    <w:p>
-      <w:pPr>
-        <w:spacing w:after="120"/>
-      </w:pPr>
-      <w:r>
-        <w:rPr>
-          <w:rFonts w:ascii="Arial" w:cs="Arial" w:eastAsia="Arial" w:hAnsi="Arial"/>
-          <w:sz w:val="22"/>
-          <w:szCs w:val="22"/>
-        </w:rPr>
-        <w:t xml:space="preserve">Run ./scripts/install.sh, choose option 4. Creates compressed .sql.gz backup first, requires typing WIPE to confirm, drops all tables, reinstalls from scratch.</w:t>
-      </w:r>
-    </w:p>
-    <w:p>
-      <w:pPr>
-        <w:shd w:fill="F8D7DA" w:val="clear"/>
-        <w:spacing w:after="160"/>
-        <w:ind w:left="200" w:right="200"/>
-      </w:pPr>
-      <w:r>
-        <w:rPr>
-          <w:rFonts w:ascii="Arial" w:cs="Arial" w:eastAsia="Arial" w:hAnsi="Arial"/>
-          <w:b/>
-          <w:bCs/>
-          <w:color w:val="721C24"/>
-          <w:sz w:val="22"/>
-          <w:szCs w:val="22"/>
-        </w:rPr>
-        <w:t xml:space="preserve">Warning:  </w:t>
-      </w:r>
-      <w:r>
-        <w:rPr>
-          <w:rFonts w:ascii="Arial" w:cs="Arial" w:eastAsia="Arial" w:hAnsi="Arial"/>
-          <w:color w:val="721C24"/>
-          <w:sz w:val="22"/>
-          <w:szCs w:val="22"/>
-        </w:rPr>
-        <w:t xml:space="preserve">Deletes ALL data. The backup is your only safety net.</w:t>
-      </w:r>
-    </w:p>
-    <w:p>
-      <w:pPr>
-        <w:shd w:fill="D4EDDA" w:val="clear"/>
-        <w:spacing w:after="160"/>
-        <w:ind w:left="200" w:right="200"/>
-      </w:pPr>
-      <w:r>
-        <w:rPr>
-          <w:rFonts w:ascii="Arial" w:cs="Arial" w:eastAsia="Arial" w:hAnsi="Arial"/>
-          <w:b/>
-          <w:bCs/>
-          <w:color w:val="155724"/>
-          <w:sz w:val="22"/>
-          <w:szCs w:val="22"/>
-        </w:rPr>
-        <w:t xml:space="preserve">Restore:  </w:t>
-      </w:r>
-      <w:r>
-        <w:rPr>
-          <w:rFonts w:ascii="Arial" w:cs="Arial" w:eastAsia="Arial" w:hAnsi="Arial"/>
-          <w:color w:val="155724"/>
-          <w:sz w:val="22"/>
-          <w:szCs w:val="22"/>
-        </w:rPr>
-        <w:t xml:space="preserve">gunzip &lt; storage/backups/yourbackup.sql.gz | mysql -u &lt;user&gt; -p &lt;database&gt;</w:t>
-      </w:r>
-    </w:p>
-    <w:p>
-      <w:r>
-        <w:br w:type="page"/>
-      </w:r>
-    </w:p>
-    <w:p>
-      <w:pPr>
-        <w:pStyle w:val="Heading1"/>
-        <w:spacing w:after="200" w:before="360"/>
-      </w:pPr>
-      <w:r>
-        <w:rPr>
-          <w:b/>
-          <w:bCs/>
-        </w:rPr>
-        <w:t xml:space="preserve">5. Version Tracking</w:t>
-      </w:r>
-    </w:p>
-    <w:p>
-      <w:pPr>
-        <w:spacing w:after="120"/>
-      </w:pPr>
-      <w:r>
-        <w:rPr>
-          <w:rFonts w:ascii="Arial" w:cs="Arial" w:eastAsia="Arial" w:hAnsi="Arial"/>
-          <w:sz w:val="22"/>
-          <w:szCs w:val="22"/>
-        </w:rPr>
-        <w:t xml:space="preserve">schema_version table: single row with app version (1.0.1), database engine (MySQL/MariaDB), engine version, install date, last upgrade, migration count, who ran the installer.</w:t>
-      </w:r>
-    </w:p>
-    <w:p>
-      <w:pPr>
-        <w:spacing w:after="120"/>
-      </w:pPr>
-      <w:r>
-        <w:rPr>
-          <w:rFonts w:ascii="Arial" w:cs="Arial" w:eastAsia="Arial" w:hAnsi="Arial"/>
-          <w:sz w:val="22"/>
-          <w:szCs w:val="22"/>
-        </w:rPr>
-        <w:t xml:space="preserve">schema_migrations table: one row per migration with filename, SHA-256 checksum, execution time in ms, success/failure flag, error messages. The installer detects file changes after application.</w:t>
-      </w:r>
-    </w:p>
-    <w:p>
-      <w:pPr>
-        <w:shd w:fill="F0F0F0" w:val="clear"/>
-        <w:spacing w:after="80"/>
-        <w:ind w:left="360"/>
-      </w:pPr>
-      <w:r>
-        <w:rPr>
-          <w:rFonts w:ascii="Consolas" w:cs="Consolas" w:eastAsia="Consolas" w:hAnsi="Consolas"/>
-          <w:sz w:val="18"/>
-          <w:szCs w:val="18"/>
-        </w:rPr>
-        <w:t xml:space="preserve">./scripts/install.sh --status</w:t>
-      </w:r>
-    </w:p>
-    <w:p>
-      <w:r>
-        <w:br w:type="page"/>
-      </w:r>
-    </w:p>
-    <w:p>
-      <w:pPr>
-        <w:pStyle w:val="Heading1"/>
-        <w:spacing w:after="200" w:before="360"/>
-      </w:pPr>
-      <w:r>
-        <w:rPr>
-          <w:b/>
-          <w:bCs/>
-        </w:rPr>
-        <w:t xml:space="preserve">6. Installer Menu Reference</w:t>
+        <w:t xml:space="preserve">3.2 What Runs</w:t>
       </w:r>
     </w:p>
     <w:tbl>
@@ -1383,14 +1155,14 @@
         </w:tblBorders>
       </w:tblPr>
       <w:tblGrid>
-        <w:gridCol w:w="1600"/>
-        <w:gridCol w:w="2400"/>
-        <w:gridCol w:w="5360"/>
+        <w:gridCol w:w="2800"/>
+        <w:gridCol w:w="3200"/>
+        <w:gridCol w:w="3360"/>
       </w:tblGrid>
       <w:tr>
         <w:tc>
           <w:tcPr>
-            <w:tcW w:type="dxa" w:w="1600"/>
+            <w:tcW w:type="dxa" w:w="2800"/>
             <w:tcBorders>
               <w:top w:val="single" w:color="CCCCCC" w:sz="1"/>
               <w:left w:val="single" w:color="CCCCCC" w:sz="1"/>
@@ -1415,13 +1187,13 @@
                 <w:sz w:val="18"/>
                 <w:szCs w:val="18"/>
               </w:rPr>
-              <w:t xml:space="preserve">Option</w:t>
-            </w:r>
-          </w:p>
-        </w:tc>
-        <w:tc>
-          <w:tcPr>
-            <w:tcW w:type="dxa" w:w="2400"/>
+              <w:t xml:space="preserve">Job</w:t>
+            </w:r>
+          </w:p>
+        </w:tc>
+        <w:tc>
+          <w:tcPr>
+            <w:tcW w:type="dxa" w:w="3200"/>
             <w:tcBorders>
               <w:top w:val="single" w:color="CCCCCC" w:sz="1"/>
               <w:left w:val="single" w:color="CCCCCC" w:sz="1"/>
@@ -1446,13 +1218,13 @@
                 <w:sz w:val="18"/>
                 <w:szCs w:val="18"/>
               </w:rPr>
-              <w:t xml:space="preserve">Name</w:t>
-            </w:r>
-          </w:p>
-        </w:tc>
-        <w:tc>
-          <w:tcPr>
-            <w:tcW w:type="dxa" w:w="5360"/>
+              <w:t xml:space="preserve">Frequency</w:t>
+            </w:r>
+          </w:p>
+        </w:tc>
+        <w:tc>
+          <w:tcPr>
+            <w:tcW w:type="dxa" w:w="3360"/>
             <w:tcBorders>
               <w:top w:val="single" w:color="CCCCCC" w:sz="1"/>
               <w:left w:val="single" w:color="CCCCCC" w:sz="1"/>
@@ -1485,82 +1257,82 @@
       <w:tr>
         <w:tc>
           <w:tcPr>
-            <w:tcW w:type="dxa" w:w="1600"/>
-            <w:tcBorders>
-              <w:top w:val="single" w:color="CCCCCC" w:sz="1"/>
-              <w:left w:val="single" w:color="CCCCCC" w:sz="1"/>
-              <w:bottom w:val="single" w:color="CCCCCC" w:sz="1"/>
-              <w:right w:val="single" w:color="CCCCCC" w:sz="1"/>
-            </w:tcBorders>
-            <w:tcMar>
-              <w:top w:type="dxa" w:w="60"/>
-              <w:left w:type="dxa" w:w="100"/>
-              <w:bottom w:type="dxa" w:w="60"/>
-              <w:right w:type="dxa" w:w="100"/>
-            </w:tcMar>
-          </w:tcPr>
-          <w:p>
-            <w:r>
-              <w:rPr>
-                <w:rFonts w:ascii="Arial" w:cs="Arial" w:eastAsia="Arial" w:hAnsi="Arial"/>
-                <w:sz w:val="22"/>
-                <w:szCs w:val="22"/>
-              </w:rPr>
-              <w:t xml:space="preserve">1</w:t>
-            </w:r>
-          </w:p>
-        </w:tc>
-        <w:tc>
-          <w:tcPr>
-            <w:tcW w:type="dxa" w:w="2400"/>
-            <w:tcBorders>
-              <w:top w:val="single" w:color="CCCCCC" w:sz="1"/>
-              <w:left w:val="single" w:color="CCCCCC" w:sz="1"/>
-              <w:bottom w:val="single" w:color="CCCCCC" w:sz="1"/>
-              <w:right w:val="single" w:color="CCCCCC" w:sz="1"/>
-            </w:tcBorders>
-            <w:tcMar>
-              <w:top w:type="dxa" w:w="60"/>
-              <w:left w:type="dxa" w:w="100"/>
-              <w:bottom w:type="dxa" w:w="60"/>
-              <w:right w:type="dxa" w:w="100"/>
-            </w:tcMar>
-          </w:tcPr>
-          <w:p>
-            <w:r>
-              <w:rPr>
-                <w:rFonts w:ascii="Arial" w:cs="Arial" w:eastAsia="Arial" w:hAnsi="Arial"/>
-                <w:sz w:val="22"/>
-                <w:szCs w:val="22"/>
-              </w:rPr>
-              <w:t xml:space="preserve">Fresh install</w:t>
-            </w:r>
-          </w:p>
-        </w:tc>
-        <w:tc>
-          <w:tcPr>
-            <w:tcW w:type="dxa" w:w="5360"/>
-            <w:tcBorders>
-              <w:top w:val="single" w:color="CCCCCC" w:sz="1"/>
-              <w:left w:val="single" w:color="CCCCCC" w:sz="1"/>
-              <w:bottom w:val="single" w:color="CCCCCC" w:sz="1"/>
-              <w:right w:val="single" w:color="CCCCCC" w:sz="1"/>
-            </w:tcBorders>
-            <w:tcMar>
-              <w:top w:type="dxa" w:w="60"/>
-              <w:left w:type="dxa" w:w="100"/>
-              <w:bottom w:type="dxa" w:w="60"/>
-              <w:right w:type="dxa" w:w="100"/>
-            </w:tcMar>
-          </w:tcPr>
-          <w:p>
-            <w:r>
-              <w:rPr>
-                <w:rFonts w:ascii="Arial" w:cs="Arial" w:eastAsia="Arial" w:hAnsi="Arial"/>
-                <w:sz w:val="22"/>
-                <w:szCs w:val="22"/>
-              </w:rPr>
-              <w:t xml:space="preserve">Creates all 66 tables + 9 views. Requires empty database.</w:t>
+            <w:tcW w:type="dxa" w:w="2800"/>
+            <w:tcBorders>
+              <w:top w:val="single" w:color="CCCCCC" w:sz="1"/>
+              <w:left w:val="single" w:color="CCCCCC" w:sz="1"/>
+              <w:bottom w:val="single" w:color="CCCCCC" w:sz="1"/>
+              <w:right w:val="single" w:color="CCCCCC" w:sz="1"/>
+            </w:tcBorders>
+            <w:tcMar>
+              <w:top w:type="dxa" w:w="60"/>
+              <w:left w:type="dxa" w:w="100"/>
+              <w:bottom w:type="dxa" w:w="60"/>
+              <w:right w:type="dxa" w:w="100"/>
+            </w:tcMar>
+          </w:tcPr>
+          <w:p>
+            <w:r>
+              <w:rPr>
+                <w:rFonts w:ascii="Arial" w:cs="Arial" w:eastAsia="Arial" w:hAnsi="Arial"/>
+                <w:sz w:val="22"/>
+                <w:szCs w:val="22"/>
+              </w:rPr>
+              <w:t xml:space="preserve">Session cleanup</w:t>
+            </w:r>
+          </w:p>
+        </w:tc>
+        <w:tc>
+          <w:tcPr>
+            <w:tcW w:type="dxa" w:w="3200"/>
+            <w:tcBorders>
+              <w:top w:val="single" w:color="CCCCCC" w:sz="1"/>
+              <w:left w:val="single" w:color="CCCCCC" w:sz="1"/>
+              <w:bottom w:val="single" w:color="CCCCCC" w:sz="1"/>
+              <w:right w:val="single" w:color="CCCCCC" w:sz="1"/>
+            </w:tcBorders>
+            <w:tcMar>
+              <w:top w:type="dxa" w:w="60"/>
+              <w:left w:type="dxa" w:w="100"/>
+              <w:bottom w:type="dxa" w:w="60"/>
+              <w:right w:type="dxa" w:w="100"/>
+            </w:tcMar>
+          </w:tcPr>
+          <w:p>
+            <w:r>
+              <w:rPr>
+                <w:rFonts w:ascii="Arial" w:cs="Arial" w:eastAsia="Arial" w:hAnsi="Arial"/>
+                <w:sz w:val="22"/>
+                <w:szCs w:val="22"/>
+              </w:rPr>
+              <w:t xml:space="preserve">Every 15 min</w:t>
+            </w:r>
+          </w:p>
+        </w:tc>
+        <w:tc>
+          <w:tcPr>
+            <w:tcW w:type="dxa" w:w="3360"/>
+            <w:tcBorders>
+              <w:top w:val="single" w:color="CCCCCC" w:sz="1"/>
+              <w:left w:val="single" w:color="CCCCCC" w:sz="1"/>
+              <w:bottom w:val="single" w:color="CCCCCC" w:sz="1"/>
+              <w:right w:val="single" w:color="CCCCCC" w:sz="1"/>
+            </w:tcBorders>
+            <w:tcMar>
+              <w:top w:type="dxa" w:w="60"/>
+              <w:left w:type="dxa" w:w="100"/>
+              <w:bottom w:type="dxa" w:w="60"/>
+              <w:right w:type="dxa" w:w="100"/>
+            </w:tcMar>
+          </w:tcPr>
+          <w:p>
+            <w:r>
+              <w:rPr>
+                <w:rFonts w:ascii="Arial" w:cs="Arial" w:eastAsia="Arial" w:hAnsi="Arial"/>
+                <w:sz w:val="22"/>
+                <w:szCs w:val="22"/>
+              </w:rPr>
+              <w:t xml:space="preserve">DELETEs expired sessions from DB</w:t>
             </w:r>
           </w:p>
         </w:tc>
@@ -1568,7 +1340,7 @@
       <w:tr>
         <w:tc>
           <w:tcPr>
-            <w:tcW w:type="dxa" w:w="1600"/>
+            <w:tcW w:type="dxa" w:w="2800"/>
             <w:tcBorders>
               <w:top w:val="single" w:color="CCCCCC" w:sz="1"/>
               <w:left w:val="single" w:color="CCCCCC" w:sz="1"/>
@@ -1590,13 +1362,13 @@
                 <w:sz w:val="22"/>
                 <w:szCs w:val="22"/>
               </w:rPr>
-              <w:t xml:space="preserve">2</w:t>
-            </w:r>
-          </w:p>
-        </w:tc>
-        <w:tc>
-          <w:tcPr>
-            <w:tcW w:type="dxa" w:w="2400"/>
+              <w:t xml:space="preserve">Notification delivery</w:t>
+            </w:r>
+          </w:p>
+        </w:tc>
+        <w:tc>
+          <w:tcPr>
+            <w:tcW w:type="dxa" w:w="3200"/>
             <w:tcBorders>
               <w:top w:val="single" w:color="CCCCCC" w:sz="1"/>
               <w:left w:val="single" w:color="CCCCCC" w:sz="1"/>
@@ -1618,13 +1390,13 @@
                 <w:sz w:val="22"/>
                 <w:szCs w:val="22"/>
               </w:rPr>
-              <w:t xml:space="preserve">Upgrade database</w:t>
-            </w:r>
-          </w:p>
-        </w:tc>
-        <w:tc>
-          <w:tcPr>
-            <w:tcW w:type="dxa" w:w="5360"/>
+              <w:t xml:space="preserve">Every 5 min</w:t>
+            </w:r>
+          </w:p>
+        </w:tc>
+        <w:tc>
+          <w:tcPr>
+            <w:tcW w:type="dxa" w:w="3360"/>
             <w:tcBorders>
               <w:top w:val="single" w:color="CCCCCC" w:sz="1"/>
               <w:left w:val="single" w:color="CCCCCC" w:sz="1"/>
@@ -1646,7 +1418,7 @@
                 <w:sz w:val="22"/>
                 <w:szCs w:val="22"/>
               </w:rPr>
-              <w:t xml:space="preserve">Applies only new migrations (tracked by checksum).</w:t>
+              <w:t xml:space="preserve">Sends pending email/SMS via API</w:t>
             </w:r>
           </w:p>
         </w:tc>
@@ -1654,82 +1426,82 @@
       <w:tr>
         <w:tc>
           <w:tcPr>
-            <w:tcW w:type="dxa" w:w="1600"/>
-            <w:tcBorders>
-              <w:top w:val="single" w:color="CCCCCC" w:sz="1"/>
-              <w:left w:val="single" w:color="CCCCCC" w:sz="1"/>
-              <w:bottom w:val="single" w:color="CCCCCC" w:sz="1"/>
-              <w:right w:val="single" w:color="CCCCCC" w:sz="1"/>
-            </w:tcBorders>
-            <w:tcMar>
-              <w:top w:type="dxa" w:w="60"/>
-              <w:left w:type="dxa" w:w="100"/>
-              <w:bottom w:type="dxa" w:w="60"/>
-              <w:right w:type="dxa" w:w="100"/>
-            </w:tcMar>
-          </w:tcPr>
-          <w:p>
-            <w:r>
-              <w:rPr>
-                <w:rFonts w:ascii="Arial" w:cs="Arial" w:eastAsia="Arial" w:hAnsi="Arial"/>
-                <w:sz w:val="22"/>
-                <w:szCs w:val="22"/>
-              </w:rPr>
-              <w:t xml:space="preserve">3</w:t>
-            </w:r>
-          </w:p>
-        </w:tc>
-        <w:tc>
-          <w:tcPr>
-            <w:tcW w:type="dxa" w:w="2400"/>
-            <w:tcBorders>
-              <w:top w:val="single" w:color="CCCCCC" w:sz="1"/>
-              <w:left w:val="single" w:color="CCCCCC" w:sz="1"/>
-              <w:bottom w:val="single" w:color="CCCCCC" w:sz="1"/>
-              <w:right w:val="single" w:color="CCCCCC" w:sz="1"/>
-            </w:tcBorders>
-            <w:tcMar>
-              <w:top w:type="dxa" w:w="60"/>
-              <w:left w:type="dxa" w:w="100"/>
-              <w:bottom w:type="dxa" w:w="60"/>
-              <w:right w:type="dxa" w:w="100"/>
-            </w:tcMar>
-          </w:tcPr>
-          <w:p>
-            <w:r>
-              <w:rPr>
-                <w:rFonts w:ascii="Arial" w:cs="Arial" w:eastAsia="Arial" w:hAnsi="Arial"/>
-                <w:sz w:val="22"/>
-                <w:szCs w:val="22"/>
-              </w:rPr>
-              <w:t xml:space="preserve">Full upgrade</w:t>
-            </w:r>
-          </w:p>
-        </w:tc>
-        <w:tc>
-          <w:tcPr>
-            <w:tcW w:type="dxa" w:w="5360"/>
-            <w:tcBorders>
-              <w:top w:val="single" w:color="CCCCCC" w:sz="1"/>
-              <w:left w:val="single" w:color="CCCCCC" w:sz="1"/>
-              <w:bottom w:val="single" w:color="CCCCCC" w:sz="1"/>
-              <w:right w:val="single" w:color="CCCCCC" w:sz="1"/>
-            </w:tcBorders>
-            <w:tcMar>
-              <w:top w:type="dxa" w:w="60"/>
-              <w:left w:type="dxa" w:w="100"/>
-              <w:bottom w:type="dxa" w:w="60"/>
-              <w:right w:type="dxa" w:w="100"/>
-            </w:tcMar>
-          </w:tcPr>
-          <w:p>
-            <w:r>
-              <w:rPr>
-                <w:rFonts w:ascii="Arial" w:cs="Arial" w:eastAsia="Arial" w:hAnsi="Arial"/>
-                <w:sz w:val="22"/>
-                <w:szCs w:val="22"/>
-              </w:rPr>
-              <w:t xml:space="preserve">Git pull + dep check + rebuild frontend + rsync + migrate.</w:t>
+            <w:tcW w:type="dxa" w:w="2800"/>
+            <w:tcBorders>
+              <w:top w:val="single" w:color="CCCCCC" w:sz="1"/>
+              <w:left w:val="single" w:color="CCCCCC" w:sz="1"/>
+              <w:bottom w:val="single" w:color="CCCCCC" w:sz="1"/>
+              <w:right w:val="single" w:color="CCCCCC" w:sz="1"/>
+            </w:tcBorders>
+            <w:tcMar>
+              <w:top w:type="dxa" w:w="60"/>
+              <w:left w:type="dxa" w:w="100"/>
+              <w:bottom w:type="dxa" w:w="60"/>
+              <w:right w:type="dxa" w:w="100"/>
+            </w:tcMar>
+          </w:tcPr>
+          <w:p>
+            <w:r>
+              <w:rPr>
+                <w:rFonts w:ascii="Arial" w:cs="Arial" w:eastAsia="Arial" w:hAnsi="Arial"/>
+                <w:sz w:val="22"/>
+                <w:szCs w:val="22"/>
+              </w:rPr>
+              <w:t xml:space="preserve">Webhook retry</w:t>
+            </w:r>
+          </w:p>
+        </w:tc>
+        <w:tc>
+          <w:tcPr>
+            <w:tcW w:type="dxa" w:w="3200"/>
+            <w:tcBorders>
+              <w:top w:val="single" w:color="CCCCCC" w:sz="1"/>
+              <w:left w:val="single" w:color="CCCCCC" w:sz="1"/>
+              <w:bottom w:val="single" w:color="CCCCCC" w:sz="1"/>
+              <w:right w:val="single" w:color="CCCCCC" w:sz="1"/>
+            </w:tcBorders>
+            <w:tcMar>
+              <w:top w:type="dxa" w:w="60"/>
+              <w:left w:type="dxa" w:w="100"/>
+              <w:bottom w:type="dxa" w:w="60"/>
+              <w:right w:type="dxa" w:w="100"/>
+            </w:tcMar>
+          </w:tcPr>
+          <w:p>
+            <w:r>
+              <w:rPr>
+                <w:rFonts w:ascii="Arial" w:cs="Arial" w:eastAsia="Arial" w:hAnsi="Arial"/>
+                <w:sz w:val="22"/>
+                <w:szCs w:val="22"/>
+              </w:rPr>
+              <w:t xml:space="preserve">Every 5 min</w:t>
+            </w:r>
+          </w:p>
+        </w:tc>
+        <w:tc>
+          <w:tcPr>
+            <w:tcW w:type="dxa" w:w="3360"/>
+            <w:tcBorders>
+              <w:top w:val="single" w:color="CCCCCC" w:sz="1"/>
+              <w:left w:val="single" w:color="CCCCCC" w:sz="1"/>
+              <w:bottom w:val="single" w:color="CCCCCC" w:sz="1"/>
+              <w:right w:val="single" w:color="CCCCCC" w:sz="1"/>
+            </w:tcBorders>
+            <w:tcMar>
+              <w:top w:type="dxa" w:w="60"/>
+              <w:left w:type="dxa" w:w="100"/>
+              <w:bottom w:type="dxa" w:w="60"/>
+              <w:right w:type="dxa" w:w="100"/>
+            </w:tcMar>
+          </w:tcPr>
+          <w:p>
+            <w:r>
+              <w:rPr>
+                <w:rFonts w:ascii="Arial" w:cs="Arial" w:eastAsia="Arial" w:hAnsi="Arial"/>
+                <w:sz w:val="22"/>
+                <w:szCs w:val="22"/>
+              </w:rPr>
+              <w:t xml:space="preserve">Retries failed webhook deliveries</w:t>
             </w:r>
           </w:p>
         </w:tc>
@@ -1737,7 +1509,7 @@
       <w:tr>
         <w:tc>
           <w:tcPr>
-            <w:tcW w:type="dxa" w:w="1600"/>
+            <w:tcW w:type="dxa" w:w="2800"/>
             <w:tcBorders>
               <w:top w:val="single" w:color="CCCCCC" w:sz="1"/>
               <w:left w:val="single" w:color="CCCCCC" w:sz="1"/>
@@ -1759,13 +1531,13 @@
                 <w:sz w:val="22"/>
                 <w:szCs w:val="22"/>
               </w:rPr>
-              <w:t xml:space="preserve">4</w:t>
-            </w:r>
-          </w:p>
-        </w:tc>
-        <w:tc>
-          <w:tcPr>
-            <w:tcW w:type="dxa" w:w="2400"/>
+              <w:t xml:space="preserve">Rate limit cleanup</w:t>
+            </w:r>
+          </w:p>
+        </w:tc>
+        <w:tc>
+          <w:tcPr>
+            <w:tcW w:type="dxa" w:w="3200"/>
             <w:tcBorders>
               <w:top w:val="single" w:color="CCCCCC" w:sz="1"/>
               <w:left w:val="single" w:color="CCCCCC" w:sz="1"/>
@@ -1787,13 +1559,13 @@
                 <w:sz w:val="22"/>
                 <w:szCs w:val="22"/>
               </w:rPr>
-              <w:t xml:space="preserve">Wipe and reinstall</w:t>
-            </w:r>
-          </w:p>
-        </w:tc>
-        <w:tc>
-          <w:tcPr>
-            <w:tcW w:type="dxa" w:w="5360"/>
+              <w:t xml:space="preserve">Daily 2 AM</w:t>
+            </w:r>
+          </w:p>
+        </w:tc>
+        <w:tc>
+          <w:tcPr>
+            <w:tcW w:type="dxa" w:w="3360"/>
             <w:tcBorders>
               <w:top w:val="single" w:color="CCCCCC" w:sz="1"/>
               <w:left w:val="single" w:color="CCCCCC" w:sz="1"/>
@@ -1815,7 +1587,7 @@
                 <w:sz w:val="22"/>
                 <w:szCs w:val="22"/>
               </w:rPr>
-              <w:t xml:space="preserve">Backs up, drops everything, reinstalls from scratch.</w:t>
+              <w:t xml:space="preserve">Purges old rate_limit_hits entries</w:t>
             </w:r>
           </w:p>
         </w:tc>
@@ -1823,82 +1595,82 @@
       <w:tr>
         <w:tc>
           <w:tcPr>
-            <w:tcW w:type="dxa" w:w="1600"/>
-            <w:tcBorders>
-              <w:top w:val="single" w:color="CCCCCC" w:sz="1"/>
-              <w:left w:val="single" w:color="CCCCCC" w:sz="1"/>
-              <w:bottom w:val="single" w:color="CCCCCC" w:sz="1"/>
-              <w:right w:val="single" w:color="CCCCCC" w:sz="1"/>
-            </w:tcBorders>
-            <w:tcMar>
-              <w:top w:type="dxa" w:w="60"/>
-              <w:left w:type="dxa" w:w="100"/>
-              <w:bottom w:type="dxa" w:w="60"/>
-              <w:right w:type="dxa" w:w="100"/>
-            </w:tcMar>
-          </w:tcPr>
-          <w:p>
-            <w:r>
-              <w:rPr>
-                <w:rFonts w:ascii="Arial" w:cs="Arial" w:eastAsia="Arial" w:hAnsi="Arial"/>
-                <w:sz w:val="22"/>
-                <w:szCs w:val="22"/>
-              </w:rPr>
-              <w:t xml:space="preserve">5</w:t>
-            </w:r>
-          </w:p>
-        </w:tc>
-        <w:tc>
-          <w:tcPr>
-            <w:tcW w:type="dxa" w:w="2400"/>
-            <w:tcBorders>
-              <w:top w:val="single" w:color="CCCCCC" w:sz="1"/>
-              <w:left w:val="single" w:color="CCCCCC" w:sz="1"/>
-              <w:bottom w:val="single" w:color="CCCCCC" w:sz="1"/>
-              <w:right w:val="single" w:color="CCCCCC" w:sz="1"/>
-            </w:tcBorders>
-            <w:tcMar>
-              <w:top w:type="dxa" w:w="60"/>
-              <w:left w:type="dxa" w:w="100"/>
-              <w:bottom w:type="dxa" w:w="60"/>
-              <w:right w:type="dxa" w:w="100"/>
-            </w:tcMar>
-          </w:tcPr>
-          <w:p>
-            <w:r>
-              <w:rPr>
-                <w:rFonts w:ascii="Arial" w:cs="Arial" w:eastAsia="Arial" w:hAnsi="Arial"/>
-                <w:sz w:val="22"/>
-                <w:szCs w:val="22"/>
-              </w:rPr>
-              <w:t xml:space="preserve">Check for updates</w:t>
-            </w:r>
-          </w:p>
-        </w:tc>
-        <w:tc>
-          <w:tcPr>
-            <w:tcW w:type="dxa" w:w="5360"/>
-            <w:tcBorders>
-              <w:top w:val="single" w:color="CCCCCC" w:sz="1"/>
-              <w:left w:val="single" w:color="CCCCCC" w:sz="1"/>
-              <w:bottom w:val="single" w:color="CCCCCC" w:sz="1"/>
-              <w:right w:val="single" w:color="CCCCCC" w:sz="1"/>
-            </w:tcBorders>
-            <w:tcMar>
-              <w:top w:type="dxa" w:w="60"/>
-              <w:left w:type="dxa" w:w="100"/>
-              <w:bottom w:type="dxa" w:w="60"/>
-              <w:right w:type="dxa" w:w="100"/>
-            </w:tcMar>
-          </w:tcPr>
-          <w:p>
-            <w:r>
-              <w:rPr>
-                <w:rFonts w:ascii="Arial" w:cs="Arial" w:eastAsia="Arial" w:hAnsi="Arial"/>
-                <w:sz w:val="22"/>
-                <w:szCs w:val="22"/>
-              </w:rPr>
-              <w:t xml:space="preserve">Queries GitHub for new migration files.</w:t>
+            <w:tcW w:type="dxa" w:w="2800"/>
+            <w:tcBorders>
+              <w:top w:val="single" w:color="CCCCCC" w:sz="1"/>
+              <w:left w:val="single" w:color="CCCCCC" w:sz="1"/>
+              <w:bottom w:val="single" w:color="CCCCCC" w:sz="1"/>
+              <w:right w:val="single" w:color="CCCCCC" w:sz="1"/>
+            </w:tcBorders>
+            <w:tcMar>
+              <w:top w:type="dxa" w:w="60"/>
+              <w:left w:type="dxa" w:w="100"/>
+              <w:bottom w:type="dxa" w:w="60"/>
+              <w:right w:type="dxa" w:w="100"/>
+            </w:tcMar>
+          </w:tcPr>
+          <w:p>
+            <w:r>
+              <w:rPr>
+                <w:rFonts w:ascii="Arial" w:cs="Arial" w:eastAsia="Arial" w:hAnsi="Arial"/>
+                <w:sz w:val="22"/>
+                <w:szCs w:val="22"/>
+              </w:rPr>
+              <w:t xml:space="preserve">Database backup</w:t>
+            </w:r>
+          </w:p>
+        </w:tc>
+        <w:tc>
+          <w:tcPr>
+            <w:tcW w:type="dxa" w:w="3200"/>
+            <w:tcBorders>
+              <w:top w:val="single" w:color="CCCCCC" w:sz="1"/>
+              <w:left w:val="single" w:color="CCCCCC" w:sz="1"/>
+              <w:bottom w:val="single" w:color="CCCCCC" w:sz="1"/>
+              <w:right w:val="single" w:color="CCCCCC" w:sz="1"/>
+            </w:tcBorders>
+            <w:tcMar>
+              <w:top w:type="dxa" w:w="60"/>
+              <w:left w:type="dxa" w:w="100"/>
+              <w:bottom w:type="dxa" w:w="60"/>
+              <w:right w:type="dxa" w:w="100"/>
+            </w:tcMar>
+          </w:tcPr>
+          <w:p>
+            <w:r>
+              <w:rPr>
+                <w:rFonts w:ascii="Arial" w:cs="Arial" w:eastAsia="Arial" w:hAnsi="Arial"/>
+                <w:sz w:val="22"/>
+                <w:szCs w:val="22"/>
+              </w:rPr>
+              <w:t xml:space="preserve">Daily 2 AM</w:t>
+            </w:r>
+          </w:p>
+        </w:tc>
+        <w:tc>
+          <w:tcPr>
+            <w:tcW w:type="dxa" w:w="3360"/>
+            <w:tcBorders>
+              <w:top w:val="single" w:color="CCCCCC" w:sz="1"/>
+              <w:left w:val="single" w:color="CCCCCC" w:sz="1"/>
+              <w:bottom w:val="single" w:color="CCCCCC" w:sz="1"/>
+              <w:right w:val="single" w:color="CCCCCC" w:sz="1"/>
+            </w:tcBorders>
+            <w:tcMar>
+              <w:top w:type="dxa" w:w="60"/>
+              <w:left w:type="dxa" w:w="100"/>
+              <w:bottom w:type="dxa" w:w="60"/>
+              <w:right w:type="dxa" w:w="100"/>
+            </w:tcMar>
+          </w:tcPr>
+          <w:p>
+            <w:r>
+              <w:rPr>
+                <w:rFonts w:ascii="Arial" w:cs="Arial" w:eastAsia="Arial" w:hAnsi="Arial"/>
+                <w:sz w:val="22"/>
+                <w:szCs w:val="22"/>
+              </w:rPr>
+              <w:t xml:space="preserve">mysqldump with gzip and rotation</w:t>
             </w:r>
           </w:p>
         </w:tc>
@@ -1906,7 +1678,7 @@
       <w:tr>
         <w:tc>
           <w:tcPr>
-            <w:tcW w:type="dxa" w:w="1600"/>
+            <w:tcW w:type="dxa" w:w="2800"/>
             <w:tcBorders>
               <w:top w:val="single" w:color="CCCCCC" w:sz="1"/>
               <w:left w:val="single" w:color="CCCCCC" w:sz="1"/>
@@ -1928,13 +1700,13 @@
                 <w:sz w:val="22"/>
                 <w:szCs w:val="22"/>
               </w:rPr>
-              <w:t xml:space="preserve">6</w:t>
-            </w:r>
-          </w:p>
-        </w:tc>
-        <w:tc>
-          <w:tcPr>
-            <w:tcW w:type="dxa" w:w="2400"/>
+              <w:t xml:space="preserve">Photo backup</w:t>
+            </w:r>
+          </w:p>
+        </w:tc>
+        <w:tc>
+          <w:tcPr>
+            <w:tcW w:type="dxa" w:w="3200"/>
             <w:tcBorders>
               <w:top w:val="single" w:color="CCCCCC" w:sz="1"/>
               <w:left w:val="single" w:color="CCCCCC" w:sz="1"/>
@@ -1956,13 +1728,13 @@
                 <w:sz w:val="22"/>
                 <w:szCs w:val="22"/>
               </w:rPr>
-              <w:t xml:space="preserve">Check dependencies</w:t>
-            </w:r>
-          </w:p>
-        </w:tc>
-        <w:tc>
-          <w:tcPr>
-            <w:tcW w:type="dxa" w:w="5360"/>
+              <w:t xml:space="preserve">Daily 2 AM</w:t>
+            </w:r>
+          </w:p>
+        </w:tc>
+        <w:tc>
+          <w:tcPr>
+            <w:tcW w:type="dxa" w:w="3360"/>
             <w:tcBorders>
               <w:top w:val="single" w:color="CCCCCC" w:sz="1"/>
               <w:left w:val="single" w:color="CCCCCC" w:sz="1"/>
@@ -1984,7 +1756,7 @@
                 <w:sz w:val="22"/>
                 <w:szCs w:val="22"/>
               </w:rPr>
-              <w:t xml:space="preserve">Verifies PHP, extensions, DB, Node, disk space.</w:t>
+              <w:t xml:space="preserve">rsync to backup location</w:t>
             </w:r>
           </w:p>
         </w:tc>
@@ -1992,82 +1764,586 @@
       <w:tr>
         <w:tc>
           <w:tcPr>
-            <w:tcW w:type="dxa" w:w="1600"/>
-            <w:tcBorders>
-              <w:top w:val="single" w:color="CCCCCC" w:sz="1"/>
-              <w:left w:val="single" w:color="CCCCCC" w:sz="1"/>
-              <w:bottom w:val="single" w:color="CCCCCC" w:sz="1"/>
-              <w:right w:val="single" w:color="CCCCCC" w:sz="1"/>
-            </w:tcBorders>
-            <w:tcMar>
-              <w:top w:type="dxa" w:w="60"/>
-              <w:left w:type="dxa" w:w="100"/>
-              <w:bottom w:type="dxa" w:w="60"/>
-              <w:right w:type="dxa" w:w="100"/>
-            </w:tcMar>
-          </w:tcPr>
-          <w:p>
-            <w:r>
-              <w:rPr>
-                <w:rFonts w:ascii="Arial" w:cs="Arial" w:eastAsia="Arial" w:hAnsi="Arial"/>
-                <w:sz w:val="22"/>
-                <w:szCs w:val="22"/>
-              </w:rPr>
-              <w:t xml:space="preserve">7</w:t>
-            </w:r>
-          </w:p>
-        </w:tc>
-        <w:tc>
-          <w:tcPr>
-            <w:tcW w:type="dxa" w:w="2400"/>
-            <w:tcBorders>
-              <w:top w:val="single" w:color="CCCCCC" w:sz="1"/>
-              <w:left w:val="single" w:color="CCCCCC" w:sz="1"/>
-              <w:bottom w:val="single" w:color="CCCCCC" w:sz="1"/>
-              <w:right w:val="single" w:color="CCCCCC" w:sz="1"/>
-            </w:tcBorders>
-            <w:tcMar>
-              <w:top w:type="dxa" w:w="60"/>
-              <w:left w:type="dxa" w:w="100"/>
-              <w:bottom w:type="dxa" w:w="60"/>
-              <w:right w:type="dxa" w:w="100"/>
-            </w:tcMar>
-          </w:tcPr>
-          <w:p>
-            <w:r>
-              <w:rPr>
-                <w:rFonts w:ascii="Arial" w:cs="Arial" w:eastAsia="Arial" w:hAnsi="Arial"/>
-                <w:sz w:val="22"/>
-                <w:szCs w:val="22"/>
-              </w:rPr>
-              <w:t xml:space="preserve">Show full status</w:t>
-            </w:r>
-          </w:p>
-        </w:tc>
-        <w:tc>
-          <w:tcPr>
-            <w:tcW w:type="dxa" w:w="5360"/>
-            <w:tcBorders>
-              <w:top w:val="single" w:color="CCCCCC" w:sz="1"/>
-              <w:left w:val="single" w:color="CCCCCC" w:sz="1"/>
-              <w:bottom w:val="single" w:color="CCCCCC" w:sz="1"/>
-              <w:right w:val="single" w:color="CCCCCC" w:sz="1"/>
-            </w:tcBorders>
-            <w:tcMar>
-              <w:top w:type="dxa" w:w="60"/>
-              <w:left w:type="dxa" w:w="100"/>
-              <w:bottom w:type="dxa" w:w="60"/>
-              <w:right w:type="dxa" w:w="100"/>
-            </w:tcMar>
-          </w:tcPr>
-          <w:p>
-            <w:r>
-              <w:rPr>
-                <w:rFonts w:ascii="Arial" w:cs="Arial" w:eastAsia="Arial" w:hAnsi="Arial"/>
-                <w:sz w:val="22"/>
-                <w:szCs w:val="22"/>
-              </w:rPr>
-              <w:t xml:space="preserve">Version, engine, tables, views, migration history.</w:t>
+            <w:tcW w:type="dxa" w:w="2800"/>
+            <w:tcBorders>
+              <w:top w:val="single" w:color="CCCCCC" w:sz="1"/>
+              <w:left w:val="single" w:color="CCCCCC" w:sz="1"/>
+              <w:bottom w:val="single" w:color="CCCCCC" w:sz="1"/>
+              <w:right w:val="single" w:color="CCCCCC" w:sz="1"/>
+            </w:tcBorders>
+            <w:tcMar>
+              <w:top w:type="dxa" w:w="60"/>
+              <w:left w:type="dxa" w:w="100"/>
+              <w:bottom w:type="dxa" w:w="60"/>
+              <w:right w:type="dxa" w:w="100"/>
+            </w:tcMar>
+          </w:tcPr>
+          <w:p>
+            <w:r>
+              <w:rPr>
+                <w:rFonts w:ascii="Arial" w:cs="Arial" w:eastAsia="Arial" w:hAnsi="Arial"/>
+                <w:sz w:val="22"/>
+                <w:szCs w:val="22"/>
+              </w:rPr>
+              <w:t xml:space="preserve">Log rotation</w:t>
+            </w:r>
+          </w:p>
+        </w:tc>
+        <w:tc>
+          <w:tcPr>
+            <w:tcW w:type="dxa" w:w="3200"/>
+            <w:tcBorders>
+              <w:top w:val="single" w:color="CCCCCC" w:sz="1"/>
+              <w:left w:val="single" w:color="CCCCCC" w:sz="1"/>
+              <w:bottom w:val="single" w:color="CCCCCC" w:sz="1"/>
+              <w:right w:val="single" w:color="CCCCCC" w:sz="1"/>
+            </w:tcBorders>
+            <w:tcMar>
+              <w:top w:type="dxa" w:w="60"/>
+              <w:left w:type="dxa" w:w="100"/>
+              <w:bottom w:type="dxa" w:w="60"/>
+              <w:right w:type="dxa" w:w="100"/>
+            </w:tcMar>
+          </w:tcPr>
+          <w:p>
+            <w:r>
+              <w:rPr>
+                <w:rFonts w:ascii="Arial" w:cs="Arial" w:eastAsia="Arial" w:hAnsi="Arial"/>
+                <w:sz w:val="22"/>
+                <w:szCs w:val="22"/>
+              </w:rPr>
+              <w:t xml:space="preserve">Daily 2 AM</w:t>
+            </w:r>
+          </w:p>
+        </w:tc>
+        <w:tc>
+          <w:tcPr>
+            <w:tcW w:type="dxa" w:w="3360"/>
+            <w:tcBorders>
+              <w:top w:val="single" w:color="CCCCCC" w:sz="1"/>
+              <w:left w:val="single" w:color="CCCCCC" w:sz="1"/>
+              <w:bottom w:val="single" w:color="CCCCCC" w:sz="1"/>
+              <w:right w:val="single" w:color="CCCCCC" w:sz="1"/>
+            </w:tcBorders>
+            <w:tcMar>
+              <w:top w:type="dxa" w:w="60"/>
+              <w:left w:type="dxa" w:w="100"/>
+              <w:bottom w:type="dxa" w:w="60"/>
+              <w:right w:type="dxa" w:w="100"/>
+            </w:tcMar>
+          </w:tcPr>
+          <w:p>
+            <w:r>
+              <w:rPr>
+                <w:rFonts w:ascii="Arial" w:cs="Arial" w:eastAsia="Arial" w:hAnsi="Arial"/>
+                <w:sz w:val="22"/>
+                <w:szCs w:val="22"/>
+              </w:rPr>
+              <w:t xml:space="preserve">Compresses and rotates app.log</w:t>
+            </w:r>
+          </w:p>
+        </w:tc>
+      </w:tr>
+    </w:tbl>
+    <w:p>
+      <w:pPr>
+        <w:pStyle w:val="Heading2"/>
+        <w:spacing w:after="160" w:before="280"/>
+      </w:pPr>
+      <w:r>
+        <w:rPr>
+          <w:b/>
+          <w:bCs/>
+        </w:rPr>
+        <w:t xml:space="preserve">3.3 API Key for Cron</w:t>
+      </w:r>
+    </w:p>
+    <w:p>
+      <w:pPr>
+        <w:spacing w:after="120"/>
+      </w:pPr>
+      <w:r>
+        <w:rPr>
+          <w:rFonts w:ascii="Arial" w:cs="Arial" w:eastAsia="Arial" w:hAnsi="Arial"/>
+          <w:sz w:val="22"/>
+          <w:szCs w:val="22"/>
+        </w:rPr>
+        <w:t xml:space="preserve">Notification delivery and webhook retry call the API using X-API-Key auth.</w:t>
+      </w:r>
+    </w:p>
+    <w:p>
+      <w:pPr>
+        <w:spacing w:after="120"/>
+      </w:pPr>
+      <w:r>
+        <w:rPr>
+          <w:rFonts w:ascii="Arial" w:cs="Arial" w:eastAsia="Arial" w:hAnsi="Arial"/>
+          <w:sz w:val="22"/>
+          <w:szCs w:val="22"/>
+        </w:rPr>
+        <w:t xml:space="preserve">1. Log in as admin. Go to Settings &gt; API Keys. Create a new key.</w:t>
+      </w:r>
+    </w:p>
+    <w:p>
+      <w:pPr>
+        <w:spacing w:after="120"/>
+      </w:pPr>
+      <w:r>
+        <w:rPr>
+          <w:rFonts w:ascii="Arial" w:cs="Arial" w:eastAsia="Arial" w:hAnsi="Arial"/>
+          <w:sz w:val="22"/>
+          <w:szCs w:val="22"/>
+        </w:rPr>
+        <w:t xml:space="preserve">2. Copy the raw key (shown only once).</w:t>
+      </w:r>
+    </w:p>
+    <w:p>
+      <w:pPr>
+        <w:spacing w:after="120"/>
+      </w:pPr>
+      <w:r>
+        <w:rPr>
+          <w:rFonts w:ascii="Arial" w:cs="Arial" w:eastAsia="Arial" w:hAnsi="Arial"/>
+          <w:sz w:val="22"/>
+          <w:szCs w:val="22"/>
+        </w:rPr>
+        <w:t xml:space="preserve">3. Add to .env: NOTIFICATION_API_KEY=&lt;paste key here&gt;</w:t>
+      </w:r>
+    </w:p>
+    <w:p>
+      <w:pPr>
+        <w:pStyle w:val="Heading2"/>
+        <w:spacing w:after="160" w:before="280"/>
+      </w:pPr>
+      <w:r>
+        <w:rPr>
+          <w:b/>
+          <w:bCs/>
+        </w:rPr>
+        <w:t xml:space="preserve">3.4 Monitoring</w:t>
+      </w:r>
+    </w:p>
+    <w:p>
+      <w:pPr>
+        <w:shd w:fill="F0F0F0" w:val="clear"/>
+        <w:spacing w:after="80"/>
+        <w:ind w:left="360"/>
+      </w:pPr>
+      <w:r>
+        <w:rPr>
+          <w:rFonts w:ascii="Consolas" w:cs="Consolas" w:eastAsia="Consolas" w:hAnsi="Consolas"/>
+          <w:sz w:val="18"/>
+          <w:szCs w:val="18"/>
+        </w:rPr>
+        <w:t xml:space="preserve">./scripts/cron-runner.sh status    # Show lock files + recent log</w:t>
+      </w:r>
+    </w:p>
+    <w:p>
+      <w:pPr>
+        <w:shd w:fill="F0F0F0" w:val="clear"/>
+        <w:spacing w:after="80"/>
+        <w:ind w:left="360"/>
+      </w:pPr>
+      <w:r>
+        <w:rPr>
+          <w:rFonts w:ascii="Consolas" w:cs="Consolas" w:eastAsia="Consolas" w:hAnsi="Consolas"/>
+          <w:sz w:val="18"/>
+          <w:szCs w:val="18"/>
+        </w:rPr>
+        <w:t xml:space="preserve">tail -50 storage/logs/cron.log     # View cron output</w:t>
+      </w:r>
+    </w:p>
+    <w:p>
+      <w:r>
+        <w:br w:type="page"/>
+      </w:r>
+    </w:p>
+    <w:p>
+      <w:pPr>
+        <w:pStyle w:val="Heading1"/>
+        <w:spacing w:after="200" w:before="360"/>
+      </w:pPr>
+      <w:r>
+        <w:rPr>
+          <w:b/>
+          <w:bCs/>
+        </w:rPr>
+        <w:t xml:space="preserve">4. Configuring Notifications</w:t>
+      </w:r>
+    </w:p>
+    <w:p>
+      <w:pPr>
+        <w:pStyle w:val="Heading2"/>
+        <w:spacing w:after="160" w:before="280"/>
+      </w:pPr>
+      <w:r>
+        <w:rPr>
+          <w:b/>
+          <w:bCs/>
+        </w:rPr>
+        <w:t xml:space="preserve">4.1 Email</w:t>
+      </w:r>
+    </w:p>
+    <w:p>
+      <w:pPr>
+        <w:spacing w:after="120"/>
+      </w:pPr>
+      <w:r>
+        <w:rPr>
+          <w:rFonts w:ascii="Arial" w:cs="Arial" w:eastAsia="Arial" w:hAnsi="Arial"/>
+          <w:sz w:val="22"/>
+          <w:szCs w:val="22"/>
+        </w:rPr>
+        <w:t xml:space="preserve">Simplest path: leave SMTP Host blank in Settings &gt; Notifications. PHP mail() sends through the server's Postfix (installed by Virtualmin). No external account needed.</w:t>
+      </w:r>
+    </w:p>
+    <w:p>
+      <w:pPr>
+        <w:spacing w:after="120"/>
+      </w:pPr>
+      <w:r>
+        <w:rPr>
+          <w:rFonts w:ascii="Arial" w:cs="Arial" w:eastAsia="Arial" w:hAnsi="Arial"/>
+          <w:sz w:val="22"/>
+          <w:szCs w:val="22"/>
+        </w:rPr>
+        <w:t xml:space="preserve">For external SMTP (Gmail, SendGrid, Mailgun): fill in Host, Port, User, Password, Encryption, From Address. Click 'Send Test Email' to verify.</w:t>
+      </w:r>
+    </w:p>
+    <w:p>
+      <w:pPr>
+        <w:pStyle w:val="Heading2"/>
+        <w:spacing w:after="160" w:before="280"/>
+      </w:pPr>
+      <w:r>
+        <w:rPr>
+          <w:b/>
+          <w:bCs/>
+        </w:rPr>
+        <w:t xml:space="preserve">4.2 SMS (Flowroute)</w:t>
+      </w:r>
+    </w:p>
+    <w:p>
+      <w:pPr>
+        <w:spacing w:after="120"/>
+      </w:pPr>
+      <w:r>
+        <w:rPr>
+          <w:rFonts w:ascii="Arial" w:cs="Arial" w:eastAsia="Arial" w:hAnsi="Arial"/>
+          <w:sz w:val="22"/>
+          <w:szCs w:val="22"/>
+        </w:rPr>
+        <w:t xml:space="preserve">Requires a Flowroute account with an SMS-enabled DID. In Flowroute portal: Preferences &gt; API Control. Copy tech prefix key and secret. Enter in Settings &gt; Notifications along with the DID number. Click 'Send Test SMS'.</w:t>
+      </w:r>
+    </w:p>
+    <w:p>
+      <w:r>
+        <w:br w:type="page"/>
+      </w:r>
+    </w:p>
+    <w:p>
+      <w:pPr>
+        <w:pStyle w:val="Heading1"/>
+        <w:spacing w:after="200" w:before="360"/>
+      </w:pPr>
+      <w:r>
+        <w:rPr>
+          <w:b/>
+          <w:bCs/>
+        </w:rPr>
+        <w:t xml:space="preserve">5. Upgrading</w:t>
+      </w:r>
+    </w:p>
+    <w:p>
+      <w:pPr>
+        <w:pStyle w:val="Heading2"/>
+        <w:spacing w:after="160" w:before="280"/>
+      </w:pPr>
+      <w:r>
+        <w:rPr>
+          <w:b/>
+          <w:bCs/>
+        </w:rPr>
+        <w:t xml:space="preserve">5.1 Database Only</w:t>
+      </w:r>
+    </w:p>
+    <w:p>
+      <w:pPr>
+        <w:shd w:fill="F0F0F0" w:val="clear"/>
+        <w:spacing w:after="80"/>
+        <w:ind w:left="360"/>
+      </w:pPr>
+      <w:r>
+        <w:rPr>
+          <w:rFonts w:ascii="Consolas" w:cs="Consolas" w:eastAsia="Consolas" w:hAnsi="Consolas"/>
+          <w:sz w:val="18"/>
+          <w:szCs w:val="18"/>
+        </w:rPr>
+        <w:t xml:space="preserve">./scripts/install.sh --upgrade</w:t>
+      </w:r>
+    </w:p>
+    <w:p>
+      <w:pPr>
+        <w:spacing w:after="120"/>
+      </w:pPr>
+      <w:r>
+        <w:rPr>
+          <w:rFonts w:ascii="Arial" w:cs="Arial" w:eastAsia="Arial" w:hAnsi="Arial"/>
+          <w:sz w:val="22"/>
+          <w:szCs w:val="22"/>
+        </w:rPr>
+        <w:t xml:space="preserve">Applies only new migrations. Safe to run multiple times.</w:t>
+      </w:r>
+    </w:p>
+    <w:p>
+      <w:pPr>
+        <w:pStyle w:val="Heading2"/>
+        <w:spacing w:after="160" w:before="280"/>
+      </w:pPr>
+      <w:r>
+        <w:rPr>
+          <w:b/>
+          <w:bCs/>
+        </w:rPr>
+        <w:t xml:space="preserve">5.2 Full Upgrade</w:t>
+      </w:r>
+    </w:p>
+    <w:p>
+      <w:pPr>
+        <w:shd w:fill="F0F0F0" w:val="clear"/>
+        <w:spacing w:after="80"/>
+        <w:ind w:left="360"/>
+      </w:pPr>
+      <w:r>
+        <w:rPr>
+          <w:rFonts w:ascii="Consolas" w:cs="Consolas" w:eastAsia="Consolas" w:hAnsi="Consolas"/>
+          <w:sz w:val="18"/>
+          <w:szCs w:val="18"/>
+        </w:rPr>
+        <w:t xml:space="preserve">./scripts/install.sh --full-upgrade</w:t>
+      </w:r>
+    </w:p>
+    <w:p>
+      <w:pPr>
+        <w:spacing w:after="120"/>
+      </w:pPr>
+      <w:r>
+        <w:rPr>
+          <w:rFonts w:ascii="Arial" w:cs="Arial" w:eastAsia="Arial" w:hAnsi="Arial"/>
+          <w:sz w:val="22"/>
+          <w:szCs w:val="22"/>
+        </w:rPr>
+        <w:t xml:space="preserve">Git pull + dep check + rebuild frontend + rsync + migrate.</w:t>
+      </w:r>
+    </w:p>
+    <w:p>
+      <w:pPr>
+        <w:pStyle w:val="Heading2"/>
+        <w:spacing w:after="160" w:before="280"/>
+      </w:pPr>
+      <w:r>
+        <w:rPr>
+          <w:b/>
+          <w:bCs/>
+        </w:rPr>
+        <w:t xml:space="preserve">5.3 Rollback</w:t>
+      </w:r>
+    </w:p>
+    <w:p>
+      <w:pPr>
+        <w:shd w:fill="F0F0F0" w:val="clear"/>
+        <w:spacing w:after="80"/>
+        <w:ind w:left="360"/>
+      </w:pPr>
+      <w:r>
+        <w:rPr>
+          <w:rFonts w:ascii="Consolas" w:cs="Consolas" w:eastAsia="Consolas" w:hAnsi="Consolas"/>
+          <w:sz w:val="18"/>
+          <w:szCs w:val="18"/>
+        </w:rPr>
+        <w:t xml:space="preserve">./scripts/install.sh --rollback</w:t>
+      </w:r>
+    </w:p>
+    <w:p>
+      <w:pPr>
+        <w:spacing w:after="120"/>
+      </w:pPr>
+      <w:r>
+        <w:rPr>
+          <w:rFonts w:ascii="Arial" w:cs="Arial" w:eastAsia="Arial" w:hAnsi="Arial"/>
+          <w:sz w:val="22"/>
+          <w:szCs w:val="22"/>
+        </w:rPr>
+        <w:t xml:space="preserve">Reverses the last applied migration using its down file. Requires typing ROLLBACK to confirm. Migrations 001-009 are non-rollbackable (foundational schema).</w:t>
+      </w:r>
+    </w:p>
+    <w:p>
+      <w:pPr>
+        <w:pStyle w:val="Heading2"/>
+        <w:spacing w:after="160" w:before="280"/>
+      </w:pPr>
+      <w:r>
+        <w:rPr>
+          <w:b/>
+          <w:bCs/>
+        </w:rPr>
+        <w:t xml:space="preserve">5.4 Retry Failed</w:t>
+      </w:r>
+    </w:p>
+    <w:p>
+      <w:pPr>
+        <w:shd w:fill="F0F0F0" w:val="clear"/>
+        <w:spacing w:after="80"/>
+        <w:ind w:left="360"/>
+      </w:pPr>
+      <w:r>
+        <w:rPr>
+          <w:rFonts w:ascii="Consolas" w:cs="Consolas" w:eastAsia="Consolas" w:hAnsi="Consolas"/>
+          <w:sz w:val="18"/>
+          <w:szCs w:val="18"/>
+        </w:rPr>
+        <w:t xml:space="preserve">./scripts/install.sh --retry</w:t>
+      </w:r>
+    </w:p>
+    <w:p>
+      <w:pPr>
+        <w:spacing w:after="120"/>
+      </w:pPr>
+      <w:r>
+        <w:rPr>
+          <w:rFonts w:ascii="Arial" w:cs="Arial" w:eastAsia="Arial" w:hAnsi="Arial"/>
+          <w:sz w:val="22"/>
+          <w:szCs w:val="22"/>
+        </w:rPr>
+        <w:t xml:space="preserve">Runs the down file for cleanup, removes the failed record, re-applies the migration.</w:t>
+      </w:r>
+    </w:p>
+    <w:p>
+      <w:r>
+        <w:br w:type="page"/>
+      </w:r>
+    </w:p>
+    <w:p>
+      <w:pPr>
+        <w:pStyle w:val="Heading1"/>
+        <w:spacing w:after="200" w:before="360"/>
+      </w:pPr>
+      <w:r>
+        <w:rPr>
+          <w:b/>
+          <w:bCs/>
+        </w:rPr>
+        <w:t xml:space="preserve">6. Installer Menu Reference</w:t>
+      </w:r>
+    </w:p>
+    <w:tbl>
+      <w:tblPr>
+        <w:tblW w:type="dxa" w:w="9360"/>
+        <w:tblBorders>
+          <w:top w:val="single" w:color="auto" w:sz="4"/>
+          <w:left w:val="single" w:color="auto" w:sz="4"/>
+          <w:bottom w:val="single" w:color="auto" w:sz="4"/>
+          <w:right w:val="single" w:color="auto" w:sz="4"/>
+          <w:insideH w:val="single" w:color="auto" w:sz="4"/>
+          <w:insideV w:val="single" w:color="auto" w:sz="4"/>
+        </w:tblBorders>
+      </w:tblPr>
+      <w:tblGrid>
+        <w:gridCol w:w="2800"/>
+        <w:gridCol w:w="3200"/>
+        <w:gridCol w:w="3360"/>
+      </w:tblGrid>
+      <w:tr>
+        <w:tc>
+          <w:tcPr>
+            <w:tcW w:type="dxa" w:w="2800"/>
+            <w:tcBorders>
+              <w:top w:val="single" w:color="CCCCCC" w:sz="1"/>
+              <w:left w:val="single" w:color="CCCCCC" w:sz="1"/>
+              <w:bottom w:val="single" w:color="CCCCCC" w:sz="1"/>
+              <w:right w:val="single" w:color="CCCCCC" w:sz="1"/>
+            </w:tcBorders>
+            <w:shd w:fill="1B4F72" w:val="clear"/>
+            <w:tcMar>
+              <w:top w:type="dxa" w:w="60"/>
+              <w:left w:type="dxa" w:w="100"/>
+              <w:bottom w:type="dxa" w:w="60"/>
+              <w:right w:type="dxa" w:w="100"/>
+            </w:tcMar>
+          </w:tcPr>
+          <w:p>
+            <w:r>
+              <w:rPr>
+                <w:rFonts w:ascii="Arial" w:cs="Arial" w:eastAsia="Arial" w:hAnsi="Arial"/>
+                <w:b/>
+                <w:bCs/>
+                <w:color w:val="FFFFFF"/>
+                <w:sz w:val="18"/>
+                <w:szCs w:val="18"/>
+              </w:rPr>
+              <w:t xml:space="preserve">#</w:t>
+            </w:r>
+          </w:p>
+        </w:tc>
+        <w:tc>
+          <w:tcPr>
+            <w:tcW w:type="dxa" w:w="3200"/>
+            <w:tcBorders>
+              <w:top w:val="single" w:color="CCCCCC" w:sz="1"/>
+              <w:left w:val="single" w:color="CCCCCC" w:sz="1"/>
+              <w:bottom w:val="single" w:color="CCCCCC" w:sz="1"/>
+              <w:right w:val="single" w:color="CCCCCC" w:sz="1"/>
+            </w:tcBorders>
+            <w:shd w:fill="1B4F72" w:val="clear"/>
+            <w:tcMar>
+              <w:top w:type="dxa" w:w="60"/>
+              <w:left w:type="dxa" w:w="100"/>
+              <w:bottom w:type="dxa" w:w="60"/>
+              <w:right w:type="dxa" w:w="100"/>
+            </w:tcMar>
+          </w:tcPr>
+          <w:p>
+            <w:r>
+              <w:rPr>
+                <w:rFonts w:ascii="Arial" w:cs="Arial" w:eastAsia="Arial" w:hAnsi="Arial"/>
+                <w:b/>
+                <w:bCs/>
+                <w:color w:val="FFFFFF"/>
+                <w:sz w:val="18"/>
+                <w:szCs w:val="18"/>
+              </w:rPr>
+              <w:t xml:space="preserve">Name</w:t>
+            </w:r>
+          </w:p>
+        </w:tc>
+        <w:tc>
+          <w:tcPr>
+            <w:tcW w:type="dxa" w:w="3360"/>
+            <w:tcBorders>
+              <w:top w:val="single" w:color="CCCCCC" w:sz="1"/>
+              <w:left w:val="single" w:color="CCCCCC" w:sz="1"/>
+              <w:bottom w:val="single" w:color="CCCCCC" w:sz="1"/>
+              <w:right w:val="single" w:color="CCCCCC" w:sz="1"/>
+            </w:tcBorders>
+            <w:shd w:fill="1B4F72" w:val="clear"/>
+            <w:tcMar>
+              <w:top w:type="dxa" w:w="60"/>
+              <w:left w:type="dxa" w:w="100"/>
+              <w:bottom w:type="dxa" w:w="60"/>
+              <w:right w:type="dxa" w:w="100"/>
+            </w:tcMar>
+          </w:tcPr>
+          <w:p>
+            <w:r>
+              <w:rPr>
+                <w:rFonts w:ascii="Arial" w:cs="Arial" w:eastAsia="Arial" w:hAnsi="Arial"/>
+                <w:b/>
+                <w:bCs/>
+                <w:color w:val="FFFFFF"/>
+                <w:sz w:val="18"/>
+                <w:szCs w:val="18"/>
+              </w:rPr>
+              <w:t xml:space="preserve">What It Does</w:t>
             </w:r>
           </w:p>
         </w:tc>
@@ -2075,7 +2351,90 @@
       <w:tr>
         <w:tc>
           <w:tcPr>
-            <w:tcW w:type="dxa" w:w="1600"/>
+            <w:tcW w:type="dxa" w:w="2800"/>
+            <w:tcBorders>
+              <w:top w:val="single" w:color="CCCCCC" w:sz="1"/>
+              <w:left w:val="single" w:color="CCCCCC" w:sz="1"/>
+              <w:bottom w:val="single" w:color="CCCCCC" w:sz="1"/>
+              <w:right w:val="single" w:color="CCCCCC" w:sz="1"/>
+            </w:tcBorders>
+            <w:tcMar>
+              <w:top w:type="dxa" w:w="60"/>
+              <w:left w:type="dxa" w:w="100"/>
+              <w:bottom w:type="dxa" w:w="60"/>
+              <w:right w:type="dxa" w:w="100"/>
+            </w:tcMar>
+          </w:tcPr>
+          <w:p>
+            <w:r>
+              <w:rPr>
+                <w:rFonts w:ascii="Arial" w:cs="Arial" w:eastAsia="Arial" w:hAnsi="Arial"/>
+                <w:sz w:val="22"/>
+                <w:szCs w:val="22"/>
+              </w:rPr>
+              <w:t xml:space="preserve">1</w:t>
+            </w:r>
+          </w:p>
+        </w:tc>
+        <w:tc>
+          <w:tcPr>
+            <w:tcW w:type="dxa" w:w="3200"/>
+            <w:tcBorders>
+              <w:top w:val="single" w:color="CCCCCC" w:sz="1"/>
+              <w:left w:val="single" w:color="CCCCCC" w:sz="1"/>
+              <w:bottom w:val="single" w:color="CCCCCC" w:sz="1"/>
+              <w:right w:val="single" w:color="CCCCCC" w:sz="1"/>
+            </w:tcBorders>
+            <w:tcMar>
+              <w:top w:type="dxa" w:w="60"/>
+              <w:left w:type="dxa" w:w="100"/>
+              <w:bottom w:type="dxa" w:w="60"/>
+              <w:right w:type="dxa" w:w="100"/>
+            </w:tcMar>
+          </w:tcPr>
+          <w:p>
+            <w:r>
+              <w:rPr>
+                <w:rFonts w:ascii="Arial" w:cs="Arial" w:eastAsia="Arial" w:hAnsi="Arial"/>
+                <w:sz w:val="22"/>
+                <w:szCs w:val="22"/>
+              </w:rPr>
+              <w:t xml:space="preserve">Fresh install</w:t>
+            </w:r>
+          </w:p>
+        </w:tc>
+        <w:tc>
+          <w:tcPr>
+            <w:tcW w:type="dxa" w:w="3360"/>
+            <w:tcBorders>
+              <w:top w:val="single" w:color="CCCCCC" w:sz="1"/>
+              <w:left w:val="single" w:color="CCCCCC" w:sz="1"/>
+              <w:bottom w:val="single" w:color="CCCCCC" w:sz="1"/>
+              <w:right w:val="single" w:color="CCCCCC" w:sz="1"/>
+            </w:tcBorders>
+            <w:tcMar>
+              <w:top w:type="dxa" w:w="60"/>
+              <w:left w:type="dxa" w:w="100"/>
+              <w:bottom w:type="dxa" w:w="60"/>
+              <w:right w:type="dxa" w:w="100"/>
+            </w:tcMar>
+          </w:tcPr>
+          <w:p>
+            <w:r>
+              <w:rPr>
+                <w:rFonts w:ascii="Arial" w:cs="Arial" w:eastAsia="Arial" w:hAnsi="Arial"/>
+                <w:sz w:val="22"/>
+                <w:szCs w:val="22"/>
+              </w:rPr>
+              <w:t xml:space="preserve">Creates all 70 tables + 9 views</w:t>
+            </w:r>
+          </w:p>
+        </w:tc>
+      </w:tr>
+      <w:tr>
+        <w:tc>
+          <w:tcPr>
+            <w:tcW w:type="dxa" w:w="2800"/>
             <w:tcBorders>
               <w:top w:val="single" w:color="CCCCCC" w:sz="1"/>
               <w:left w:val="single" w:color="CCCCCC" w:sz="1"/>
@@ -2097,13 +2456,520 @@
                 <w:sz w:val="22"/>
                 <w:szCs w:val="22"/>
               </w:rPr>
+              <w:t xml:space="preserve">2</w:t>
+            </w:r>
+          </w:p>
+        </w:tc>
+        <w:tc>
+          <w:tcPr>
+            <w:tcW w:type="dxa" w:w="3200"/>
+            <w:tcBorders>
+              <w:top w:val="single" w:color="CCCCCC" w:sz="1"/>
+              <w:left w:val="single" w:color="CCCCCC" w:sz="1"/>
+              <w:bottom w:val="single" w:color="CCCCCC" w:sz="1"/>
+              <w:right w:val="single" w:color="CCCCCC" w:sz="1"/>
+            </w:tcBorders>
+            <w:shd w:fill="F4F6F7" w:val="clear"/>
+            <w:tcMar>
+              <w:top w:type="dxa" w:w="60"/>
+              <w:left w:type="dxa" w:w="100"/>
+              <w:bottom w:type="dxa" w:w="60"/>
+              <w:right w:type="dxa" w:w="100"/>
+            </w:tcMar>
+          </w:tcPr>
+          <w:p>
+            <w:r>
+              <w:rPr>
+                <w:rFonts w:ascii="Arial" w:cs="Arial" w:eastAsia="Arial" w:hAnsi="Arial"/>
+                <w:sz w:val="22"/>
+                <w:szCs w:val="22"/>
+              </w:rPr>
+              <w:t xml:space="preserve">Upgrade database</w:t>
+            </w:r>
+          </w:p>
+        </w:tc>
+        <w:tc>
+          <w:tcPr>
+            <w:tcW w:type="dxa" w:w="3360"/>
+            <w:tcBorders>
+              <w:top w:val="single" w:color="CCCCCC" w:sz="1"/>
+              <w:left w:val="single" w:color="CCCCCC" w:sz="1"/>
+              <w:bottom w:val="single" w:color="CCCCCC" w:sz="1"/>
+              <w:right w:val="single" w:color="CCCCCC" w:sz="1"/>
+            </w:tcBorders>
+            <w:shd w:fill="F4F6F7" w:val="clear"/>
+            <w:tcMar>
+              <w:top w:type="dxa" w:w="60"/>
+              <w:left w:type="dxa" w:w="100"/>
+              <w:bottom w:type="dxa" w:w="60"/>
+              <w:right w:type="dxa" w:w="100"/>
+            </w:tcMar>
+          </w:tcPr>
+          <w:p>
+            <w:r>
+              <w:rPr>
+                <w:rFonts w:ascii="Arial" w:cs="Arial" w:eastAsia="Arial" w:hAnsi="Arial"/>
+                <w:sz w:val="22"/>
+                <w:szCs w:val="22"/>
+              </w:rPr>
+              <w:t xml:space="preserve">Applies only new migrations</w:t>
+            </w:r>
+          </w:p>
+        </w:tc>
+      </w:tr>
+      <w:tr>
+        <w:tc>
+          <w:tcPr>
+            <w:tcW w:type="dxa" w:w="2800"/>
+            <w:tcBorders>
+              <w:top w:val="single" w:color="CCCCCC" w:sz="1"/>
+              <w:left w:val="single" w:color="CCCCCC" w:sz="1"/>
+              <w:bottom w:val="single" w:color="CCCCCC" w:sz="1"/>
+              <w:right w:val="single" w:color="CCCCCC" w:sz="1"/>
+            </w:tcBorders>
+            <w:tcMar>
+              <w:top w:type="dxa" w:w="60"/>
+              <w:left w:type="dxa" w:w="100"/>
+              <w:bottom w:type="dxa" w:w="60"/>
+              <w:right w:type="dxa" w:w="100"/>
+            </w:tcMar>
+          </w:tcPr>
+          <w:p>
+            <w:r>
+              <w:rPr>
+                <w:rFonts w:ascii="Arial" w:cs="Arial" w:eastAsia="Arial" w:hAnsi="Arial"/>
+                <w:sz w:val="22"/>
+                <w:szCs w:val="22"/>
+              </w:rPr>
+              <w:t xml:space="preserve">3</w:t>
+            </w:r>
+          </w:p>
+        </w:tc>
+        <w:tc>
+          <w:tcPr>
+            <w:tcW w:type="dxa" w:w="3200"/>
+            <w:tcBorders>
+              <w:top w:val="single" w:color="CCCCCC" w:sz="1"/>
+              <w:left w:val="single" w:color="CCCCCC" w:sz="1"/>
+              <w:bottom w:val="single" w:color="CCCCCC" w:sz="1"/>
+              <w:right w:val="single" w:color="CCCCCC" w:sz="1"/>
+            </w:tcBorders>
+            <w:tcMar>
+              <w:top w:type="dxa" w:w="60"/>
+              <w:left w:type="dxa" w:w="100"/>
+              <w:bottom w:type="dxa" w:w="60"/>
+              <w:right w:type="dxa" w:w="100"/>
+            </w:tcMar>
+          </w:tcPr>
+          <w:p>
+            <w:r>
+              <w:rPr>
+                <w:rFonts w:ascii="Arial" w:cs="Arial" w:eastAsia="Arial" w:hAnsi="Arial"/>
+                <w:sz w:val="22"/>
+                <w:szCs w:val="22"/>
+              </w:rPr>
+              <w:t xml:space="preserve">Full upgrade</w:t>
+            </w:r>
+          </w:p>
+        </w:tc>
+        <w:tc>
+          <w:tcPr>
+            <w:tcW w:type="dxa" w:w="3360"/>
+            <w:tcBorders>
+              <w:top w:val="single" w:color="CCCCCC" w:sz="1"/>
+              <w:left w:val="single" w:color="CCCCCC" w:sz="1"/>
+              <w:bottom w:val="single" w:color="CCCCCC" w:sz="1"/>
+              <w:right w:val="single" w:color="CCCCCC" w:sz="1"/>
+            </w:tcBorders>
+            <w:tcMar>
+              <w:top w:type="dxa" w:w="60"/>
+              <w:left w:type="dxa" w:w="100"/>
+              <w:bottom w:type="dxa" w:w="60"/>
+              <w:right w:type="dxa" w:w="100"/>
+            </w:tcMar>
+          </w:tcPr>
+          <w:p>
+            <w:r>
+              <w:rPr>
+                <w:rFonts w:ascii="Arial" w:cs="Arial" w:eastAsia="Arial" w:hAnsi="Arial"/>
+                <w:sz w:val="22"/>
+                <w:szCs w:val="22"/>
+              </w:rPr>
+              <w:t xml:space="preserve">Git pull + rebuild + migrate</w:t>
+            </w:r>
+          </w:p>
+        </w:tc>
+      </w:tr>
+      <w:tr>
+        <w:tc>
+          <w:tcPr>
+            <w:tcW w:type="dxa" w:w="2800"/>
+            <w:tcBorders>
+              <w:top w:val="single" w:color="CCCCCC" w:sz="1"/>
+              <w:left w:val="single" w:color="CCCCCC" w:sz="1"/>
+              <w:bottom w:val="single" w:color="CCCCCC" w:sz="1"/>
+              <w:right w:val="single" w:color="CCCCCC" w:sz="1"/>
+            </w:tcBorders>
+            <w:shd w:fill="F4F6F7" w:val="clear"/>
+            <w:tcMar>
+              <w:top w:type="dxa" w:w="60"/>
+              <w:left w:type="dxa" w:w="100"/>
+              <w:bottom w:type="dxa" w:w="60"/>
+              <w:right w:type="dxa" w:w="100"/>
+            </w:tcMar>
+          </w:tcPr>
+          <w:p>
+            <w:r>
+              <w:rPr>
+                <w:rFonts w:ascii="Arial" w:cs="Arial" w:eastAsia="Arial" w:hAnsi="Arial"/>
+                <w:sz w:val="22"/>
+                <w:szCs w:val="22"/>
+              </w:rPr>
+              <w:t xml:space="preserve">4</w:t>
+            </w:r>
+          </w:p>
+        </w:tc>
+        <w:tc>
+          <w:tcPr>
+            <w:tcW w:type="dxa" w:w="3200"/>
+            <w:tcBorders>
+              <w:top w:val="single" w:color="CCCCCC" w:sz="1"/>
+              <w:left w:val="single" w:color="CCCCCC" w:sz="1"/>
+              <w:bottom w:val="single" w:color="CCCCCC" w:sz="1"/>
+              <w:right w:val="single" w:color="CCCCCC" w:sz="1"/>
+            </w:tcBorders>
+            <w:shd w:fill="F4F6F7" w:val="clear"/>
+            <w:tcMar>
+              <w:top w:type="dxa" w:w="60"/>
+              <w:left w:type="dxa" w:w="100"/>
+              <w:bottom w:type="dxa" w:w="60"/>
+              <w:right w:type="dxa" w:w="100"/>
+            </w:tcMar>
+          </w:tcPr>
+          <w:p>
+            <w:r>
+              <w:rPr>
+                <w:rFonts w:ascii="Arial" w:cs="Arial" w:eastAsia="Arial" w:hAnsi="Arial"/>
+                <w:sz w:val="22"/>
+                <w:szCs w:val="22"/>
+              </w:rPr>
+              <w:t xml:space="preserve">Wipe and reinstall</w:t>
+            </w:r>
+          </w:p>
+        </w:tc>
+        <w:tc>
+          <w:tcPr>
+            <w:tcW w:type="dxa" w:w="3360"/>
+            <w:tcBorders>
+              <w:top w:val="single" w:color="CCCCCC" w:sz="1"/>
+              <w:left w:val="single" w:color="CCCCCC" w:sz="1"/>
+              <w:bottom w:val="single" w:color="CCCCCC" w:sz="1"/>
+              <w:right w:val="single" w:color="CCCCCC" w:sz="1"/>
+            </w:tcBorders>
+            <w:shd w:fill="F4F6F7" w:val="clear"/>
+            <w:tcMar>
+              <w:top w:type="dxa" w:w="60"/>
+              <w:left w:type="dxa" w:w="100"/>
+              <w:bottom w:type="dxa" w:w="60"/>
+              <w:right w:type="dxa" w:w="100"/>
+            </w:tcMar>
+          </w:tcPr>
+          <w:p>
+            <w:r>
+              <w:rPr>
+                <w:rFonts w:ascii="Arial" w:cs="Arial" w:eastAsia="Arial" w:hAnsi="Arial"/>
+                <w:sz w:val="22"/>
+                <w:szCs w:val="22"/>
+              </w:rPr>
+              <w:t xml:space="preserve">Backs up, drops everything, reinstalls</w:t>
+            </w:r>
+          </w:p>
+        </w:tc>
+      </w:tr>
+      <w:tr>
+        <w:tc>
+          <w:tcPr>
+            <w:tcW w:type="dxa" w:w="2800"/>
+            <w:tcBorders>
+              <w:top w:val="single" w:color="CCCCCC" w:sz="1"/>
+              <w:left w:val="single" w:color="CCCCCC" w:sz="1"/>
+              <w:bottom w:val="single" w:color="CCCCCC" w:sz="1"/>
+              <w:right w:val="single" w:color="CCCCCC" w:sz="1"/>
+            </w:tcBorders>
+            <w:tcMar>
+              <w:top w:type="dxa" w:w="60"/>
+              <w:left w:type="dxa" w:w="100"/>
+              <w:bottom w:type="dxa" w:w="60"/>
+              <w:right w:type="dxa" w:w="100"/>
+            </w:tcMar>
+          </w:tcPr>
+          <w:p>
+            <w:r>
+              <w:rPr>
+                <w:rFonts w:ascii="Arial" w:cs="Arial" w:eastAsia="Arial" w:hAnsi="Arial"/>
+                <w:sz w:val="22"/>
+                <w:szCs w:val="22"/>
+              </w:rPr>
+              <w:t xml:space="preserve">5</w:t>
+            </w:r>
+          </w:p>
+        </w:tc>
+        <w:tc>
+          <w:tcPr>
+            <w:tcW w:type="dxa" w:w="3200"/>
+            <w:tcBorders>
+              <w:top w:val="single" w:color="CCCCCC" w:sz="1"/>
+              <w:left w:val="single" w:color="CCCCCC" w:sz="1"/>
+              <w:bottom w:val="single" w:color="CCCCCC" w:sz="1"/>
+              <w:right w:val="single" w:color="CCCCCC" w:sz="1"/>
+            </w:tcBorders>
+            <w:tcMar>
+              <w:top w:type="dxa" w:w="60"/>
+              <w:left w:type="dxa" w:w="100"/>
+              <w:bottom w:type="dxa" w:w="60"/>
+              <w:right w:type="dxa" w:w="100"/>
+            </w:tcMar>
+          </w:tcPr>
+          <w:p>
+            <w:r>
+              <w:rPr>
+                <w:rFonts w:ascii="Arial" w:cs="Arial" w:eastAsia="Arial" w:hAnsi="Arial"/>
+                <w:sz w:val="22"/>
+                <w:szCs w:val="22"/>
+              </w:rPr>
+              <w:t xml:space="preserve">Rollback</w:t>
+            </w:r>
+          </w:p>
+        </w:tc>
+        <w:tc>
+          <w:tcPr>
+            <w:tcW w:type="dxa" w:w="3360"/>
+            <w:tcBorders>
+              <w:top w:val="single" w:color="CCCCCC" w:sz="1"/>
+              <w:left w:val="single" w:color="CCCCCC" w:sz="1"/>
+              <w:bottom w:val="single" w:color="CCCCCC" w:sz="1"/>
+              <w:right w:val="single" w:color="CCCCCC" w:sz="1"/>
+            </w:tcBorders>
+            <w:tcMar>
+              <w:top w:type="dxa" w:w="60"/>
+              <w:left w:type="dxa" w:w="100"/>
+              <w:bottom w:type="dxa" w:w="60"/>
+              <w:right w:type="dxa" w:w="100"/>
+            </w:tcMar>
+          </w:tcPr>
+          <w:p>
+            <w:r>
+              <w:rPr>
+                <w:rFonts w:ascii="Arial" w:cs="Arial" w:eastAsia="Arial" w:hAnsi="Arial"/>
+                <w:sz w:val="22"/>
+                <w:szCs w:val="22"/>
+              </w:rPr>
+              <w:t xml:space="preserve">Reverses last N migrations using down files</w:t>
+            </w:r>
+          </w:p>
+        </w:tc>
+      </w:tr>
+      <w:tr>
+        <w:tc>
+          <w:tcPr>
+            <w:tcW w:type="dxa" w:w="2800"/>
+            <w:tcBorders>
+              <w:top w:val="single" w:color="CCCCCC" w:sz="1"/>
+              <w:left w:val="single" w:color="CCCCCC" w:sz="1"/>
+              <w:bottom w:val="single" w:color="CCCCCC" w:sz="1"/>
+              <w:right w:val="single" w:color="CCCCCC" w:sz="1"/>
+            </w:tcBorders>
+            <w:shd w:fill="F4F6F7" w:val="clear"/>
+            <w:tcMar>
+              <w:top w:type="dxa" w:w="60"/>
+              <w:left w:type="dxa" w:w="100"/>
+              <w:bottom w:type="dxa" w:w="60"/>
+              <w:right w:type="dxa" w:w="100"/>
+            </w:tcMar>
+          </w:tcPr>
+          <w:p>
+            <w:r>
+              <w:rPr>
+                <w:rFonts w:ascii="Arial" w:cs="Arial" w:eastAsia="Arial" w:hAnsi="Arial"/>
+                <w:sz w:val="22"/>
+                <w:szCs w:val="22"/>
+              </w:rPr>
+              <w:t xml:space="preserve">6</w:t>
+            </w:r>
+          </w:p>
+        </w:tc>
+        <w:tc>
+          <w:tcPr>
+            <w:tcW w:type="dxa" w:w="3200"/>
+            <w:tcBorders>
+              <w:top w:val="single" w:color="CCCCCC" w:sz="1"/>
+              <w:left w:val="single" w:color="CCCCCC" w:sz="1"/>
+              <w:bottom w:val="single" w:color="CCCCCC" w:sz="1"/>
+              <w:right w:val="single" w:color="CCCCCC" w:sz="1"/>
+            </w:tcBorders>
+            <w:shd w:fill="F4F6F7" w:val="clear"/>
+            <w:tcMar>
+              <w:top w:type="dxa" w:w="60"/>
+              <w:left w:type="dxa" w:w="100"/>
+              <w:bottom w:type="dxa" w:w="60"/>
+              <w:right w:type="dxa" w:w="100"/>
+            </w:tcMar>
+          </w:tcPr>
+          <w:p>
+            <w:r>
+              <w:rPr>
+                <w:rFonts w:ascii="Arial" w:cs="Arial" w:eastAsia="Arial" w:hAnsi="Arial"/>
+                <w:sz w:val="22"/>
+                <w:szCs w:val="22"/>
+              </w:rPr>
+              <w:t xml:space="preserve">Retry failed</w:t>
+            </w:r>
+          </w:p>
+        </w:tc>
+        <w:tc>
+          <w:tcPr>
+            <w:tcW w:type="dxa" w:w="3360"/>
+            <w:tcBorders>
+              <w:top w:val="single" w:color="CCCCCC" w:sz="1"/>
+              <w:left w:val="single" w:color="CCCCCC" w:sz="1"/>
+              <w:bottom w:val="single" w:color="CCCCCC" w:sz="1"/>
+              <w:right w:val="single" w:color="CCCCCC" w:sz="1"/>
+            </w:tcBorders>
+            <w:shd w:fill="F4F6F7" w:val="clear"/>
+            <w:tcMar>
+              <w:top w:type="dxa" w:w="60"/>
+              <w:left w:type="dxa" w:w="100"/>
+              <w:bottom w:type="dxa" w:w="60"/>
+              <w:right w:type="dxa" w:w="100"/>
+            </w:tcMar>
+          </w:tcPr>
+          <w:p>
+            <w:r>
+              <w:rPr>
+                <w:rFonts w:ascii="Arial" w:cs="Arial" w:eastAsia="Arial" w:hAnsi="Arial"/>
+                <w:sz w:val="22"/>
+                <w:szCs w:val="22"/>
+              </w:rPr>
+              <w:t xml:space="preserve">Re-applies the most recent failed migration</w:t>
+            </w:r>
+          </w:p>
+        </w:tc>
+      </w:tr>
+      <w:tr>
+        <w:tc>
+          <w:tcPr>
+            <w:tcW w:type="dxa" w:w="2800"/>
+            <w:tcBorders>
+              <w:top w:val="single" w:color="CCCCCC" w:sz="1"/>
+              <w:left w:val="single" w:color="CCCCCC" w:sz="1"/>
+              <w:bottom w:val="single" w:color="CCCCCC" w:sz="1"/>
+              <w:right w:val="single" w:color="CCCCCC" w:sz="1"/>
+            </w:tcBorders>
+            <w:tcMar>
+              <w:top w:type="dxa" w:w="60"/>
+              <w:left w:type="dxa" w:w="100"/>
+              <w:bottom w:type="dxa" w:w="60"/>
+              <w:right w:type="dxa" w:w="100"/>
+            </w:tcMar>
+          </w:tcPr>
+          <w:p>
+            <w:r>
+              <w:rPr>
+                <w:rFonts w:ascii="Arial" w:cs="Arial" w:eastAsia="Arial" w:hAnsi="Arial"/>
+                <w:sz w:val="22"/>
+                <w:szCs w:val="22"/>
+              </w:rPr>
+              <w:t xml:space="preserve">7</w:t>
+            </w:r>
+          </w:p>
+        </w:tc>
+        <w:tc>
+          <w:tcPr>
+            <w:tcW w:type="dxa" w:w="3200"/>
+            <w:tcBorders>
+              <w:top w:val="single" w:color="CCCCCC" w:sz="1"/>
+              <w:left w:val="single" w:color="CCCCCC" w:sz="1"/>
+              <w:bottom w:val="single" w:color="CCCCCC" w:sz="1"/>
+              <w:right w:val="single" w:color="CCCCCC" w:sz="1"/>
+            </w:tcBorders>
+            <w:tcMar>
+              <w:top w:type="dxa" w:w="60"/>
+              <w:left w:type="dxa" w:w="100"/>
+              <w:bottom w:type="dxa" w:w="60"/>
+              <w:right w:type="dxa" w:w="100"/>
+            </w:tcMar>
+          </w:tcPr>
+          <w:p>
+            <w:r>
+              <w:rPr>
+                <w:rFonts w:ascii="Arial" w:cs="Arial" w:eastAsia="Arial" w:hAnsi="Arial"/>
+                <w:sz w:val="22"/>
+                <w:szCs w:val="22"/>
+              </w:rPr>
+              <w:t xml:space="preserve">Check for updates</w:t>
+            </w:r>
+          </w:p>
+        </w:tc>
+        <w:tc>
+          <w:tcPr>
+            <w:tcW w:type="dxa" w:w="3360"/>
+            <w:tcBorders>
+              <w:top w:val="single" w:color="CCCCCC" w:sz="1"/>
+              <w:left w:val="single" w:color="CCCCCC" w:sz="1"/>
+              <w:bottom w:val="single" w:color="CCCCCC" w:sz="1"/>
+              <w:right w:val="single" w:color="CCCCCC" w:sz="1"/>
+            </w:tcBorders>
+            <w:tcMar>
+              <w:top w:type="dxa" w:w="60"/>
+              <w:left w:type="dxa" w:w="100"/>
+              <w:bottom w:type="dxa" w:w="60"/>
+              <w:right w:type="dxa" w:w="100"/>
+            </w:tcMar>
+          </w:tcPr>
+          <w:p>
+            <w:r>
+              <w:rPr>
+                <w:rFonts w:ascii="Arial" w:cs="Arial" w:eastAsia="Arial" w:hAnsi="Arial"/>
+                <w:sz w:val="22"/>
+                <w:szCs w:val="22"/>
+              </w:rPr>
+              <w:t xml:space="preserve">Queries GitHub for new migrations</w:t>
+            </w:r>
+          </w:p>
+        </w:tc>
+      </w:tr>
+      <w:tr>
+        <w:tc>
+          <w:tcPr>
+            <w:tcW w:type="dxa" w:w="2800"/>
+            <w:tcBorders>
+              <w:top w:val="single" w:color="CCCCCC" w:sz="1"/>
+              <w:left w:val="single" w:color="CCCCCC" w:sz="1"/>
+              <w:bottom w:val="single" w:color="CCCCCC" w:sz="1"/>
+              <w:right w:val="single" w:color="CCCCCC" w:sz="1"/>
+            </w:tcBorders>
+            <w:shd w:fill="F4F6F7" w:val="clear"/>
+            <w:tcMar>
+              <w:top w:type="dxa" w:w="60"/>
+              <w:left w:type="dxa" w:w="100"/>
+              <w:bottom w:type="dxa" w:w="60"/>
+              <w:right w:type="dxa" w:w="100"/>
+            </w:tcMar>
+          </w:tcPr>
+          <w:p>
+            <w:r>
+              <w:rPr>
+                <w:rFonts w:ascii="Arial" w:cs="Arial" w:eastAsia="Arial" w:hAnsi="Arial"/>
+                <w:sz w:val="22"/>
+                <w:szCs w:val="22"/>
+              </w:rPr>
               <w:t xml:space="preserve">8</w:t>
             </w:r>
           </w:p>
         </w:tc>
         <w:tc>
           <w:tcPr>
-            <w:tcW w:type="dxa" w:w="2400"/>
+            <w:tcW w:type="dxa" w:w="3200"/>
             <w:tcBorders>
               <w:top w:val="single" w:color="CCCCCC" w:sz="1"/>
               <w:left w:val="single" w:color="CCCCCC" w:sz="1"/>
@@ -2125,13 +2991,182 @@
                 <w:sz w:val="22"/>
                 <w:szCs w:val="22"/>
               </w:rPr>
+              <w:t xml:space="preserve">Check dependencies</w:t>
+            </w:r>
+          </w:p>
+        </w:tc>
+        <w:tc>
+          <w:tcPr>
+            <w:tcW w:type="dxa" w:w="3360"/>
+            <w:tcBorders>
+              <w:top w:val="single" w:color="CCCCCC" w:sz="1"/>
+              <w:left w:val="single" w:color="CCCCCC" w:sz="1"/>
+              <w:bottom w:val="single" w:color="CCCCCC" w:sz="1"/>
+              <w:right w:val="single" w:color="CCCCCC" w:sz="1"/>
+            </w:tcBorders>
+            <w:shd w:fill="F4F6F7" w:val="clear"/>
+            <w:tcMar>
+              <w:top w:type="dxa" w:w="60"/>
+              <w:left w:type="dxa" w:w="100"/>
+              <w:bottom w:type="dxa" w:w="60"/>
+              <w:right w:type="dxa" w:w="100"/>
+            </w:tcMar>
+          </w:tcPr>
+          <w:p>
+            <w:r>
+              <w:rPr>
+                <w:rFonts w:ascii="Arial" w:cs="Arial" w:eastAsia="Arial" w:hAnsi="Arial"/>
+                <w:sz w:val="22"/>
+                <w:szCs w:val="22"/>
+              </w:rPr>
+              <w:t xml:space="preserve">Verifies PHP, extensions, DB, Node, disk</w:t>
+            </w:r>
+          </w:p>
+        </w:tc>
+      </w:tr>
+      <w:tr>
+        <w:tc>
+          <w:tcPr>
+            <w:tcW w:type="dxa" w:w="2800"/>
+            <w:tcBorders>
+              <w:top w:val="single" w:color="CCCCCC" w:sz="1"/>
+              <w:left w:val="single" w:color="CCCCCC" w:sz="1"/>
+              <w:bottom w:val="single" w:color="CCCCCC" w:sz="1"/>
+              <w:right w:val="single" w:color="CCCCCC" w:sz="1"/>
+            </w:tcBorders>
+            <w:tcMar>
+              <w:top w:type="dxa" w:w="60"/>
+              <w:left w:type="dxa" w:w="100"/>
+              <w:bottom w:type="dxa" w:w="60"/>
+              <w:right w:type="dxa" w:w="100"/>
+            </w:tcMar>
+          </w:tcPr>
+          <w:p>
+            <w:r>
+              <w:rPr>
+                <w:rFonts w:ascii="Arial" w:cs="Arial" w:eastAsia="Arial" w:hAnsi="Arial"/>
+                <w:sz w:val="22"/>
+                <w:szCs w:val="22"/>
+              </w:rPr>
+              <w:t xml:space="preserve">9</w:t>
+            </w:r>
+          </w:p>
+        </w:tc>
+        <w:tc>
+          <w:tcPr>
+            <w:tcW w:type="dxa" w:w="3200"/>
+            <w:tcBorders>
+              <w:top w:val="single" w:color="CCCCCC" w:sz="1"/>
+              <w:left w:val="single" w:color="CCCCCC" w:sz="1"/>
+              <w:bottom w:val="single" w:color="CCCCCC" w:sz="1"/>
+              <w:right w:val="single" w:color="CCCCCC" w:sz="1"/>
+            </w:tcBorders>
+            <w:tcMar>
+              <w:top w:type="dxa" w:w="60"/>
+              <w:left w:type="dxa" w:w="100"/>
+              <w:bottom w:type="dxa" w:w="60"/>
+              <w:right w:type="dxa" w:w="100"/>
+            </w:tcMar>
+          </w:tcPr>
+          <w:p>
+            <w:r>
+              <w:rPr>
+                <w:rFonts w:ascii="Arial" w:cs="Arial" w:eastAsia="Arial" w:hAnsi="Arial"/>
+                <w:sz w:val="22"/>
+                <w:szCs w:val="22"/>
+              </w:rPr>
+              <w:t xml:space="preserve">Show full status</w:t>
+            </w:r>
+          </w:p>
+        </w:tc>
+        <w:tc>
+          <w:tcPr>
+            <w:tcW w:type="dxa" w:w="3360"/>
+            <w:tcBorders>
+              <w:top w:val="single" w:color="CCCCCC" w:sz="1"/>
+              <w:left w:val="single" w:color="CCCCCC" w:sz="1"/>
+              <w:bottom w:val="single" w:color="CCCCCC" w:sz="1"/>
+              <w:right w:val="single" w:color="CCCCCC" w:sz="1"/>
+            </w:tcBorders>
+            <w:tcMar>
+              <w:top w:type="dxa" w:w="60"/>
+              <w:left w:type="dxa" w:w="100"/>
+              <w:bottom w:type="dxa" w:w="60"/>
+              <w:right w:type="dxa" w:w="100"/>
+            </w:tcMar>
+          </w:tcPr>
+          <w:p>
+            <w:r>
+              <w:rPr>
+                <w:rFonts w:ascii="Arial" w:cs="Arial" w:eastAsia="Arial" w:hAnsi="Arial"/>
+                <w:sz w:val="22"/>
+                <w:szCs w:val="22"/>
+              </w:rPr>
+              <w:t xml:space="preserve">Version, engine, tables, migration history</w:t>
+            </w:r>
+          </w:p>
+        </w:tc>
+      </w:tr>
+      <w:tr>
+        <w:tc>
+          <w:tcPr>
+            <w:tcW w:type="dxa" w:w="2800"/>
+            <w:tcBorders>
+              <w:top w:val="single" w:color="CCCCCC" w:sz="1"/>
+              <w:left w:val="single" w:color="CCCCCC" w:sz="1"/>
+              <w:bottom w:val="single" w:color="CCCCCC" w:sz="1"/>
+              <w:right w:val="single" w:color="CCCCCC" w:sz="1"/>
+            </w:tcBorders>
+            <w:shd w:fill="F4F6F7" w:val="clear"/>
+            <w:tcMar>
+              <w:top w:type="dxa" w:w="60"/>
+              <w:left w:type="dxa" w:w="100"/>
+              <w:bottom w:type="dxa" w:w="60"/>
+              <w:right w:type="dxa" w:w="100"/>
+            </w:tcMar>
+          </w:tcPr>
+          <w:p>
+            <w:r>
+              <w:rPr>
+                <w:rFonts w:ascii="Arial" w:cs="Arial" w:eastAsia="Arial" w:hAnsi="Arial"/>
+                <w:sz w:val="22"/>
+                <w:szCs w:val="22"/>
+              </w:rPr>
+              <w:t xml:space="preserve">10</w:t>
+            </w:r>
+          </w:p>
+        </w:tc>
+        <w:tc>
+          <w:tcPr>
+            <w:tcW w:type="dxa" w:w="3200"/>
+            <w:tcBorders>
+              <w:top w:val="single" w:color="CCCCCC" w:sz="1"/>
+              <w:left w:val="single" w:color="CCCCCC" w:sz="1"/>
+              <w:bottom w:val="single" w:color="CCCCCC" w:sz="1"/>
+              <w:right w:val="single" w:color="CCCCCC" w:sz="1"/>
+            </w:tcBorders>
+            <w:shd w:fill="F4F6F7" w:val="clear"/>
+            <w:tcMar>
+              <w:top w:type="dxa" w:w="60"/>
+              <w:left w:type="dxa" w:w="100"/>
+              <w:bottom w:type="dxa" w:w="60"/>
+              <w:right w:type="dxa" w:w="100"/>
+            </w:tcMar>
+          </w:tcPr>
+          <w:p>
+            <w:r>
+              <w:rPr>
+                <w:rFonts w:ascii="Arial" w:cs="Arial" w:eastAsia="Arial" w:hAnsi="Arial"/>
+                <w:sz w:val="22"/>
+                <w:szCs w:val="22"/>
+              </w:rPr>
               <w:t xml:space="preserve">Exit</w:t>
             </w:r>
           </w:p>
         </w:tc>
         <w:tc>
           <w:tcPr>
-            <w:tcW w:type="dxa" w:w="5360"/>
+            <w:tcW w:type="dxa" w:w="3360"/>
             <w:tcBorders>
               <w:top w:val="single" w:color="CCCCCC" w:sz="1"/>
               <w:left w:val="single" w:color="CCCCCC" w:sz="1"/>
@@ -2153,7 +3188,7 @@
                 <w:sz w:val="22"/>
                 <w:szCs w:val="22"/>
               </w:rPr>
-              <w:t xml:space="preserve">Leaves without changing anything.</w:t>
+              <w:t xml:space="preserve">Leaves without changing anything</w:t>
             </w:r>
           </w:p>
         </w:tc>
@@ -2174,7 +3209,7 @@
           <w:b/>
           <w:bCs/>
         </w:rPr>
-        <w:t xml:space="preserve">7. Common Gotchas and Troubleshooting</w:t>
+        <w:t xml:space="preserve">7. Common Gotchas</w:t>
       </w:r>
     </w:p>
     <w:p>
@@ -2187,7 +3222,7 @@
           <w:b/>
           <w:bCs/>
         </w:rPr>
-        <w:t xml:space="preserve">7.1  500 Error on Every API Request</w:t>
+        <w:t xml:space="preserve">7.1  500 on Every API Request</w:t>
       </w:r>
     </w:p>
     <w:p>
@@ -2202,7 +3237,7 @@
           <w:sz w:val="22"/>
           <w:szCs w:val="22"/>
         </w:rPr>
-        <w:t xml:space="preserve">Cause: PHP open_basedir restriction.</w:t>
+        <w:t xml:space="preserve">Fix: PHP open_basedir.</w:t>
       </w:r>
     </w:p>
     <w:p>
@@ -2215,7 +3250,7 @@
           <w:sz w:val="22"/>
           <w:szCs w:val="22"/>
         </w:rPr>
-        <w:t xml:space="preserve">Fix: In Virtualmin, Web Configuration, PHP Options. Set open_basedir to /home/user/:/tmp/ and restart php8.3-fpm.</w:t>
+        <w:t xml:space="preserve">Virtualmin &gt; Web Configuration &gt; PHP Options. Set open_basedir to /home/user/:/tmp/. Restart php8.3-fpm.</w:t>
       </w:r>
     </w:p>
     <w:p>
@@ -2228,7 +3263,7 @@
           <w:b/>
           <w:bCs/>
         </w:rPr>
-        <w:t xml:space="preserve">7.2  FollowSymLinks 500 Error</w:t>
+        <w:t xml:space="preserve">7.2  Blank White Page</w:t>
       </w:r>
     </w:p>
     <w:p>
@@ -2241,7 +3276,7 @@
           <w:sz w:val="22"/>
           <w:szCs w:val="22"/>
         </w:rPr>
-        <w:t xml:space="preserve">The .htaccess uses SymLinksIfOwnerMatch (not FollowSymLinks). Check for: Options -Indexes +SymLinksIfOwnerMatch</w:t>
+        <w:t xml:space="preserve">Frontend not deployed. Verify public_html/index.html and public_html/.htaccess exist.</w:t>
       </w:r>
     </w:p>
     <w:p>
@@ -2254,7 +3289,7 @@
           <w:b/>
           <w:bCs/>
         </w:rPr>
-        <w:t xml:space="preserve">7.3  Blank White Page</w:t>
+        <w:t xml:space="preserve">7.3  Password Too Weak</w:t>
       </w:r>
     </w:p>
     <w:p>
@@ -2267,7 +3302,7 @@
           <w:sz w:val="22"/>
           <w:szCs w:val="22"/>
         </w:rPr>
-        <w:t xml:space="preserve">Frontend files not deployed to public_html/. Verify public_html/index.html and public_html/.htaccess exist.</w:t>
+        <w:t xml:space="preserve">8+ characters, uppercase, lowercase, digit required.</w:t>
       </w:r>
     </w:p>
     <w:p>
@@ -2280,50 +3315,7 @@
           <w:b/>
           <w:bCs/>
         </w:rPr>
-        <w:t xml:space="preserve">7.4  PHP Extension Missing</w:t>
-      </w:r>
-    </w:p>
-    <w:p>
-      <w:pPr>
-        <w:shd w:fill="F0F0F0" w:val="clear"/>
-        <w:spacing w:after="80"/>
-        <w:ind w:left="360"/>
-      </w:pPr>
-      <w:r>
-        <w:rPr>
-          <w:rFonts w:ascii="Consolas" w:cs="Consolas" w:eastAsia="Consolas" w:hAnsi="Consolas"/>
-          <w:sz w:val="18"/>
-          <w:szCs w:val="18"/>
-        </w:rPr>
-        <w:t xml:space="preserve">sudo apt install php8.3-bcmath php8.3-curl php8.3-mbstring</w:t>
-      </w:r>
-    </w:p>
-    <w:p>
-      <w:pPr>
-        <w:shd w:fill="F0F0F0" w:val="clear"/>
-        <w:spacing w:after="80"/>
-        <w:ind w:left="360"/>
-      </w:pPr>
-      <w:r>
-        <w:rPr>
-          <w:rFonts w:ascii="Consolas" w:cs="Consolas" w:eastAsia="Consolas" w:hAnsi="Consolas"/>
-          <w:sz w:val="18"/>
-          <w:szCs w:val="18"/>
-        </w:rPr>
-        <w:t xml:space="preserve">sudo systemctl restart php8.3-fpm</w:t>
-      </w:r>
-    </w:p>
-    <w:p>
-      <w:pPr>
-        <w:pStyle w:val="Heading2"/>
-        <w:spacing w:after="160" w:before="280"/>
-      </w:pPr>
-      <w:r>
-        <w:rPr>
-          <w:b/>
-          <w:bCs/>
-        </w:rPr>
-        <w:t xml:space="preserve">7.5  Cannot Connect to Database</w:t>
+        <w:t xml:space="preserve">7.4  Notifications Not Sending</w:t>
       </w:r>
     </w:p>
     <w:p>
@@ -2336,7 +3328,7 @@
           <w:sz w:val="22"/>
           <w:szCs w:val="22"/>
         </w:rPr>
-        <w:t xml:space="preserve">Verify DB_USERNAME, DB_PASSWORD, DB_DATABASE in .env match Virtualmin. Test: mysql -u &lt;user&gt; -p &lt;database&gt; -e 'SELECT 1'</w:t>
+        <w:t xml:space="preserve">Check: 1) NOTIFICATION_API_KEY set in .env. 2) Cron running (crontab -l). 3) Email config in Settings &gt; Notifications (test button). 4) tail storage/logs/cron.log for errors.</w:t>
       </w:r>
     </w:p>
     <w:p>
@@ -2349,7 +3341,7 @@
           <w:b/>
           <w:bCs/>
         </w:rPr>
-        <w:t xml:space="preserve">7.6  DEPLOY_ERROR in Browser</w:t>
+        <w:t xml:space="preserve">7.5  Webhooks Not Firing</w:t>
       </w:r>
     </w:p>
     <w:p>
@@ -2362,7 +3354,7 @@
           <w:sz w:val="22"/>
           <w:szCs w:val="22"/>
         </w:rPr>
-        <w:t xml:space="preserve">api-index.php cannot find app/. Verify: app/ must be a sibling of public_html/ in the domain home directory.</w:t>
+        <w:t xml:space="preserve">Webhooks fire from logActivity(). If no endpoints are configured in Settings, nothing happens. Create an endpoint, subscribe to events, test with the ping button.</w:t>
       </w:r>
     </w:p>
     <w:p>
@@ -2375,37 +3367,7 @@
           <w:b/>
           <w:bCs/>
         </w:rPr>
-        <w:t xml:space="preserve">7.7  Node.js Not Found</w:t>
-      </w:r>
-    </w:p>
-    <w:p>
-      <w:pPr>
-        <w:shd w:fill="F0F0F0" w:val="clear"/>
-        <w:spacing w:after="80"/>
-        <w:ind w:left="360"/>
-      </w:pPr>
-      <w:r>
-        <w:rPr>
-          <w:rFonts w:ascii="Consolas" w:cs="Consolas" w:eastAsia="Consolas" w:hAnsi="Consolas"/>
-          <w:sz w:val="18"/>
-          <w:szCs w:val="18"/>
-        </w:rPr>
-        <w:t xml:space="preserve">curl -fsSL https://deb.nodesource.com/setup_22.x | sudo -E bash -</w:t>
-      </w:r>
-    </w:p>
-    <w:p>
-      <w:pPr>
-        <w:shd w:fill="F0F0F0" w:val="clear"/>
-        <w:spacing w:after="80"/>
-        <w:ind w:left="360"/>
-      </w:pPr>
-      <w:r>
-        <w:rPr>
-          <w:rFonts w:ascii="Consolas" w:cs="Consolas" w:eastAsia="Consolas" w:hAnsi="Consolas"/>
-          <w:sz w:val="18"/>
-          <w:szCs w:val="18"/>
-        </w:rPr>
-        <w:t xml:space="preserve">sudo apt install -y nodejs</w:t>
+        <w:t xml:space="preserve">7.6  Slow Queries in Log</w:t>
       </w:r>
     </w:p>
     <w:p>
@@ -2418,108 +3380,25 @@
           <w:sz w:val="22"/>
           <w:szCs w:val="22"/>
         </w:rPr>
-        <w:t xml:space="preserve">Or build locally and scp the dist/ folder to the server.</w:t>
-      </w:r>
-    </w:p>
-    <w:p>
-      <w:pPr>
-        <w:pStyle w:val="Heading2"/>
-        <w:spacing w:after="160" w:before="280"/>
+        <w:t xml:space="preserve">storage/logs/app.log shows slow_query entries. Default threshold: 500ms. Adjust SLOW_QUERY_MS in .env. Common cause: missing index on a growing table.</w:t>
+      </w:r>
+    </w:p>
+    <w:p>
+      <w:r>
+        <w:br w:type="page"/>
+      </w:r>
+    </w:p>
+    <w:p>
+      <w:pPr>
+        <w:pStyle w:val="Heading1"/>
+        <w:spacing w:after="200" w:before="360"/>
       </w:pPr>
       <w:r>
         <w:rPr>
           <w:b/>
           <w:bCs/>
         </w:rPr>
-        <w:t xml:space="preserve">7.8  APP_DEBUG=true in Production</w:t>
-      </w:r>
-    </w:p>
-    <w:p>
-      <w:pPr>
-        <w:spacing w:after="120"/>
-      </w:pPr>
-      <w:r>
-        <w:rPr>
-          <w:rFonts w:ascii="Arial" w:cs="Arial" w:eastAsia="Arial" w:hAnsi="Arial"/>
-          <w:sz w:val="22"/>
-          <w:szCs w:val="22"/>
-        </w:rPr>
-        <w:t xml:space="preserve">Change to APP_DEBUG=false in .env. Debug mode exposes file paths and stack traces to API consumers.</w:t>
-      </w:r>
-    </w:p>
-    <w:p>
-      <w:pPr>
-        <w:pStyle w:val="Heading2"/>
-        <w:spacing w:after="160" w:before="280"/>
-      </w:pPr>
-      <w:r>
-        <w:rPr>
-          <w:b/>
-          <w:bCs/>
-        </w:rPr>
-        <w:t xml:space="preserve">7.9  Password Too Weak on First Login</w:t>
-      </w:r>
-    </w:p>
-    <w:p>
-      <w:pPr>
-        <w:spacing w:after="120"/>
-      </w:pPr>
-      <w:r>
-        <w:rPr>
-          <w:rFonts w:ascii="Arial" w:cs="Arial" w:eastAsia="Arial" w:hAnsi="Arial"/>
-          <w:sz w:val="22"/>
-          <w:szCs w:val="22"/>
-        </w:rPr>
-        <w:t xml:space="preserve">Default admin account forces password change. New password must be 8+ characters with at least one uppercase letter, one lowercase letter, and one digit.</w:t>
-      </w:r>
-    </w:p>
-    <w:p>
-      <w:r>
-        <w:br w:type="page"/>
-      </w:r>
-    </w:p>
-    <w:p>
-      <w:pPr>
-        <w:pStyle w:val="Heading1"/>
-        <w:spacing w:after="200" w:before="360"/>
-      </w:pPr>
-      <w:r>
-        <w:rPr>
-          <w:b/>
-          <w:bCs/>
-        </w:rPr>
-        <w:t xml:space="preserve">8. MySQL vs. MariaDB</w:t>
-      </w:r>
-    </w:p>
-    <w:p>
-      <w:pPr>
-        <w:spacing w:after="120"/>
-      </w:pPr>
-      <w:r>
-        <w:rPr>
-          <w:rFonts w:ascii="Arial" w:cs="Arial" w:eastAsia="Arial" w:hAnsi="Arial"/>
-          <w:sz w:val="22"/>
-          <w:szCs w:val="22"/>
-        </w:rPr>
-        <w:t xml:space="preserve">Both fully supported. The installer auto-detects which engine and records it in schema_version. JSON columns: native in MySQL, LONGTEXT alias in MariaDB (transparent). CHECK constraints: both enforce. ADD COLUMN IF NOT EXISTS: MariaDB only (migrations use stored procedures for MySQL compatibility).</w:t>
-      </w:r>
-    </w:p>
-    <w:p>
-      <w:r>
-        <w:br w:type="page"/>
-      </w:r>
-    </w:p>
-    <w:p>
-      <w:pPr>
-        <w:pStyle w:val="Heading1"/>
-        <w:spacing w:after="200" w:before="360"/>
-      </w:pPr>
-      <w:r>
-        <w:rPr>
-          <w:b/>
-          <w:bCs/>
-        </w:rPr>
-        <w:t xml:space="preserve">9. Security Checklist for Production</w:t>
+        <w:t xml:space="preserve">8. Security Checklist</w:t>
       </w:r>
     </w:p>
     <w:tbl>
@@ -2854,7 +3733,7 @@
                 <w:sz w:val="22"/>
                 <w:szCs w:val="22"/>
               </w:rPr>
-              <w:t xml:space="preserve">PHP upload limits</w:t>
+              <w:t xml:space="preserve">Default admin password</w:t>
             </w:r>
           </w:p>
         </w:tc>
@@ -2881,7 +3760,7 @@
                 <w:sz w:val="22"/>
                 <w:szCs w:val="22"/>
               </w:rPr>
-              <w:t xml:space="preserve">upload_max_filesize=50M, post_max_size=55M</w:t>
+              <w:t xml:space="preserve">Change immediately on first login</w:t>
             </w:r>
           </w:p>
         </w:tc>
@@ -2911,7 +3790,7 @@
                 <w:sz w:val="22"/>
                 <w:szCs w:val="22"/>
               </w:rPr>
-              <w:t xml:space="preserve">PHP memory</w:t>
+              <w:t xml:space="preserve">Firewall</w:t>
             </w:r>
           </w:p>
         </w:tc>
@@ -2939,7 +3818,7 @@
                 <w:sz w:val="22"/>
                 <w:szCs w:val="22"/>
               </w:rPr>
-              <w:t xml:space="preserve">memory_limit=256M</w:t>
+              <w:t xml:space="preserve">Only ports 80, 443, 10000 (Webmin) open</w:t>
             </w:r>
           </w:p>
         </w:tc>
@@ -2968,7 +3847,7 @@
                 <w:sz w:val="22"/>
                 <w:szCs w:val="22"/>
               </w:rPr>
-              <w:t xml:space="preserve">Default admin password</w:t>
+              <w:t xml:space="preserve">APP_LOG_LEVEL</w:t>
             </w:r>
           </w:p>
         </w:tc>
@@ -2995,7 +3874,7 @@
                 <w:sz w:val="22"/>
                 <w:szCs w:val="22"/>
               </w:rPr>
-              <w:t xml:space="preserve">Change immediately on first login</w:t>
+              <w:t xml:space="preserve">info for production (not debug)</w:t>
             </w:r>
           </w:p>
         </w:tc>
@@ -3025,7 +3904,7 @@
                 <w:sz w:val="22"/>
                 <w:szCs w:val="22"/>
               </w:rPr>
-              <w:t xml:space="preserve">Firewall</w:t>
+              <w:t xml:space="preserve">NOTIFICATION_API_KEY</w:t>
             </w:r>
           </w:p>
         </w:tc>
@@ -3053,7 +3932,7 @@
                 <w:sz w:val="22"/>
                 <w:szCs w:val="22"/>
               </w:rPr>
-              <w:t xml:space="preserve">Only ports 80, 443, 10000 (Webmin) open</w:t>
+              <w:t xml:space="preserve">Set for cron; do not expose publicly</w:t>
             </w:r>
           </w:p>
         </w:tc>
@@ -3074,7 +3953,7 @@
           <w:b/>
           <w:bCs/>
         </w:rPr>
-        <w:t xml:space="preserve">10. Quick Reference</w:t>
+        <w:t xml:space="preserve">9. Quick Reference</w:t>
       </w:r>
     </w:p>
     <w:tbl>
@@ -3238,7 +4117,7 @@
                 <w:sz w:val="22"/>
                 <w:szCs w:val="22"/>
               </w:rPr>
-              <w:t xml:space="preserve">Check dependencies</w:t>
+              <w:t xml:space="preserve">Apply migrations</w:t>
             </w:r>
           </w:p>
         </w:tc>
@@ -3266,7 +4145,7 @@
                 <w:sz w:val="18"/>
                 <w:szCs w:val="18"/>
               </w:rPr>
-              <w:t xml:space="preserve">./scripts/install.sh --deps</w:t>
+              <w:t xml:space="preserve">./scripts/install.sh --upgrade</w:t>
             </w:r>
           </w:p>
         </w:tc>
@@ -3295,7 +4174,7 @@
                 <w:sz w:val="22"/>
                 <w:szCs w:val="22"/>
               </w:rPr>
-              <w:t xml:space="preserve">Show version and history</w:t>
+              <w:t xml:space="preserve">Full upgrade</w:t>
             </w:r>
           </w:p>
         </w:tc>
@@ -3322,7 +4201,7 @@
                 <w:sz w:val="18"/>
                 <w:szCs w:val="18"/>
               </w:rPr>
-              <w:t xml:space="preserve">./scripts/install.sh --status</w:t>
+              <w:t xml:space="preserve">./scripts/install.sh --full-upgrade</w:t>
             </w:r>
           </w:p>
         </w:tc>
@@ -3352,7 +4231,7 @@
                 <w:sz w:val="22"/>
                 <w:szCs w:val="22"/>
               </w:rPr>
-              <w:t xml:space="preserve">Apply database migrations</w:t>
+              <w:t xml:space="preserve">Rollback last migration</w:t>
             </w:r>
           </w:p>
         </w:tc>
@@ -3380,7 +4259,7 @@
                 <w:sz w:val="18"/>
                 <w:szCs w:val="18"/>
               </w:rPr>
-              <w:t xml:space="preserve">./scripts/install.sh --upgrade</w:t>
+              <w:t xml:space="preserve">./scripts/install.sh --rollback</w:t>
             </w:r>
           </w:p>
         </w:tc>
@@ -3409,7 +4288,7 @@
                 <w:sz w:val="22"/>
                 <w:szCs w:val="22"/>
               </w:rPr>
-              <w:t xml:space="preserve">Full upgrade (pull+build+migrate)</w:t>
+              <w:t xml:space="preserve">Retry failed migration</w:t>
             </w:r>
           </w:p>
         </w:tc>
@@ -3436,7 +4315,7 @@
                 <w:sz w:val="18"/>
                 <w:szCs w:val="18"/>
               </w:rPr>
-              <w:t xml:space="preserve">./scripts/install.sh --full-upgrade</w:t>
+              <w:t xml:space="preserve">./scripts/install.sh --retry</w:t>
             </w:r>
           </w:p>
         </w:tc>
@@ -3466,7 +4345,7 @@
                 <w:sz w:val="22"/>
                 <w:szCs w:val="22"/>
               </w:rPr>
-              <w:t xml:space="preserve">Check GitHub for updates</w:t>
+              <w:t xml:space="preserve">Show version/status</w:t>
             </w:r>
           </w:p>
         </w:tc>
@@ -3494,7 +4373,7 @@
                 <w:sz w:val="18"/>
                 <w:szCs w:val="18"/>
               </w:rPr>
-              <w:t xml:space="preserve">./scripts/install.sh --check</w:t>
+              <w:t xml:space="preserve">./scripts/install.sh --status</w:t>
             </w:r>
           </w:p>
         </w:tc>
@@ -3637,7 +4516,7 @@
                 <w:sz w:val="22"/>
                 <w:szCs w:val="22"/>
               </w:rPr>
-              <w:t xml:space="preserve">View Apache error log</w:t>
+              <w:t xml:space="preserve">Check cron status</w:t>
             </w:r>
           </w:p>
         </w:tc>
@@ -3664,7 +4543,7 @@
                 <w:sz w:val="18"/>
                 <w:szCs w:val="18"/>
               </w:rPr>
-              <w:t xml:space="preserve">sudo tail -50 /var/log/apache2/error.log</w:t>
+              <w:t xml:space="preserve">./scripts/cron-runner.sh status</w:t>
             </w:r>
           </w:p>
         </w:tc>
@@ -3694,7 +4573,7 @@
                 <w:sz w:val="22"/>
                 <w:szCs w:val="22"/>
               </w:rPr>
-              <w:t xml:space="preserve">Restart PHP-FPM</w:t>
+              <w:t xml:space="preserve">View app log</w:t>
             </w:r>
           </w:p>
         </w:tc>
@@ -3722,7 +4601,7 @@
                 <w:sz w:val="18"/>
                 <w:szCs w:val="18"/>
               </w:rPr>
-              <w:t xml:space="preserve">sudo systemctl restart php8.3-fpm</w:t>
+              <w:t xml:space="preserve">tail -50 storage/logs/app.log</w:t>
             </w:r>
           </w:p>
         </w:tc>
@@ -3751,7 +4630,7 @@
                 <w:sz w:val="22"/>
                 <w:szCs w:val="22"/>
               </w:rPr>
-              <w:t xml:space="preserve">Restore backup</w:t>
+              <w:t xml:space="preserve">View cron log</w:t>
             </w:r>
           </w:p>
         </w:tc>
@@ -3778,7 +4657,179 @@
                 <w:sz w:val="18"/>
                 <w:szCs w:val="18"/>
               </w:rPr>
-              <w:t xml:space="preserve">gunzip &lt; storage/backups/file.sql.gz | mysql ...</w:t>
+              <w:t xml:space="preserve">tail -50 storage/logs/cron.log</w:t>
+            </w:r>
+          </w:p>
+        </w:tc>
+      </w:tr>
+      <w:tr>
+        <w:tc>
+          <w:tcPr>
+            <w:tcW w:type="dxa" w:w="4400"/>
+            <w:tcBorders>
+              <w:top w:val="single" w:color="CCCCCC" w:sz="1"/>
+              <w:left w:val="single" w:color="CCCCCC" w:sz="1"/>
+              <w:bottom w:val="single" w:color="CCCCCC" w:sz="1"/>
+              <w:right w:val="single" w:color="CCCCCC" w:sz="1"/>
+            </w:tcBorders>
+            <w:shd w:fill="F4F6F7" w:val="clear"/>
+            <w:tcMar>
+              <w:top w:type="dxa" w:w="60"/>
+              <w:left w:type="dxa" w:w="100"/>
+              <w:bottom w:type="dxa" w:w="60"/>
+              <w:right w:type="dxa" w:w="100"/>
+            </w:tcMar>
+          </w:tcPr>
+          <w:p>
+            <w:r>
+              <w:rPr>
+                <w:rFonts w:ascii="Arial" w:cs="Arial" w:eastAsia="Arial" w:hAnsi="Arial"/>
+                <w:sz w:val="22"/>
+                <w:szCs w:val="22"/>
+              </w:rPr>
+              <w:t xml:space="preserve">Grep slow queries</w:t>
+            </w:r>
+          </w:p>
+        </w:tc>
+        <w:tc>
+          <w:tcPr>
+            <w:tcW w:type="dxa" w:w="4960"/>
+            <w:tcBorders>
+              <w:top w:val="single" w:color="CCCCCC" w:sz="1"/>
+              <w:left w:val="single" w:color="CCCCCC" w:sz="1"/>
+              <w:bottom w:val="single" w:color="CCCCCC" w:sz="1"/>
+              <w:right w:val="single" w:color="CCCCCC" w:sz="1"/>
+            </w:tcBorders>
+            <w:shd w:fill="F4F6F7" w:val="clear"/>
+            <w:tcMar>
+              <w:top w:type="dxa" w:w="60"/>
+              <w:left w:type="dxa" w:w="100"/>
+              <w:bottom w:type="dxa" w:w="60"/>
+              <w:right w:type="dxa" w:w="100"/>
+            </w:tcMar>
+          </w:tcPr>
+          <w:p>
+            <w:r>
+              <w:rPr>
+                <w:rFonts w:ascii="Consolas" w:cs="Consolas" w:eastAsia="Consolas" w:hAnsi="Consolas"/>
+                <w:sz w:val="18"/>
+                <w:szCs w:val="18"/>
+              </w:rPr>
+              <w:t xml:space="preserve">grep slow_query storage/logs/app.log</w:t>
+            </w:r>
+          </w:p>
+        </w:tc>
+      </w:tr>
+      <w:tr>
+        <w:tc>
+          <w:tcPr>
+            <w:tcW w:type="dxa" w:w="4400"/>
+            <w:tcBorders>
+              <w:top w:val="single" w:color="CCCCCC" w:sz="1"/>
+              <w:left w:val="single" w:color="CCCCCC" w:sz="1"/>
+              <w:bottom w:val="single" w:color="CCCCCC" w:sz="1"/>
+              <w:right w:val="single" w:color="CCCCCC" w:sz="1"/>
+            </w:tcBorders>
+            <w:tcMar>
+              <w:top w:type="dxa" w:w="60"/>
+              <w:left w:type="dxa" w:w="100"/>
+              <w:bottom w:type="dxa" w:w="60"/>
+              <w:right w:type="dxa" w:w="100"/>
+            </w:tcMar>
+          </w:tcPr>
+          <w:p>
+            <w:r>
+              <w:rPr>
+                <w:rFonts w:ascii="Arial" w:cs="Arial" w:eastAsia="Arial" w:hAnsi="Arial"/>
+                <w:sz w:val="22"/>
+                <w:szCs w:val="22"/>
+              </w:rPr>
+              <w:t xml:space="preserve">Grep auth failures</w:t>
+            </w:r>
+          </w:p>
+        </w:tc>
+        <w:tc>
+          <w:tcPr>
+            <w:tcW w:type="dxa" w:w="4960"/>
+            <w:tcBorders>
+              <w:top w:val="single" w:color="CCCCCC" w:sz="1"/>
+              <w:left w:val="single" w:color="CCCCCC" w:sz="1"/>
+              <w:bottom w:val="single" w:color="CCCCCC" w:sz="1"/>
+              <w:right w:val="single" w:color="CCCCCC" w:sz="1"/>
+            </w:tcBorders>
+            <w:tcMar>
+              <w:top w:type="dxa" w:w="60"/>
+              <w:left w:type="dxa" w:w="100"/>
+              <w:bottom w:type="dxa" w:w="60"/>
+              <w:right w:type="dxa" w:w="100"/>
+            </w:tcMar>
+          </w:tcPr>
+          <w:p>
+            <w:r>
+              <w:rPr>
+                <w:rFonts w:ascii="Consolas" w:cs="Consolas" w:eastAsia="Consolas" w:hAnsi="Consolas"/>
+                <w:sz w:val="18"/>
+                <w:szCs w:val="18"/>
+              </w:rPr>
+              <w:t xml:space="preserve">grep auth_failure storage/logs/app.log</w:t>
+            </w:r>
+          </w:p>
+        </w:tc>
+      </w:tr>
+      <w:tr>
+        <w:tc>
+          <w:tcPr>
+            <w:tcW w:type="dxa" w:w="4400"/>
+            <w:tcBorders>
+              <w:top w:val="single" w:color="CCCCCC" w:sz="1"/>
+              <w:left w:val="single" w:color="CCCCCC" w:sz="1"/>
+              <w:bottom w:val="single" w:color="CCCCCC" w:sz="1"/>
+              <w:right w:val="single" w:color="CCCCCC" w:sz="1"/>
+            </w:tcBorders>
+            <w:shd w:fill="F4F6F7" w:val="clear"/>
+            <w:tcMar>
+              <w:top w:type="dxa" w:w="60"/>
+              <w:left w:type="dxa" w:w="100"/>
+              <w:bottom w:type="dxa" w:w="60"/>
+              <w:right w:type="dxa" w:w="100"/>
+            </w:tcMar>
+          </w:tcPr>
+          <w:p>
+            <w:r>
+              <w:rPr>
+                <w:rFonts w:ascii="Arial" w:cs="Arial" w:eastAsia="Arial" w:hAnsi="Arial"/>
+                <w:sz w:val="22"/>
+                <w:szCs w:val="22"/>
+              </w:rPr>
+              <w:t xml:space="preserve">Restart PHP-FPM</w:t>
+            </w:r>
+          </w:p>
+        </w:tc>
+        <w:tc>
+          <w:tcPr>
+            <w:tcW w:type="dxa" w:w="4960"/>
+            <w:tcBorders>
+              <w:top w:val="single" w:color="CCCCCC" w:sz="1"/>
+              <w:left w:val="single" w:color="CCCCCC" w:sz="1"/>
+              <w:bottom w:val="single" w:color="CCCCCC" w:sz="1"/>
+              <w:right w:val="single" w:color="CCCCCC" w:sz="1"/>
+            </w:tcBorders>
+            <w:shd w:fill="F4F6F7" w:val="clear"/>
+            <w:tcMar>
+              <w:top w:type="dxa" w:w="60"/>
+              <w:left w:type="dxa" w:w="100"/>
+              <w:bottom w:type="dxa" w:w="60"/>
+              <w:right w:type="dxa" w:w="100"/>
+            </w:tcMar>
+          </w:tcPr>
+          <w:p>
+            <w:r>
+              <w:rPr>
+                <w:rFonts w:ascii="Consolas" w:cs="Consolas" w:eastAsia="Consolas" w:hAnsi="Consolas"/>
+                <w:sz w:val="18"/>
+                <w:szCs w:val="18"/>
+              </w:rPr>
+              <w:t xml:space="preserve">sudo systemctl restart php8.3-fpm</w:t>
             </w:r>
           </w:p>
         </w:tc>

--- a/docs/TireShopPOS_Installation_Guide.docx
+++ b/docs/TireShopPOS_Installation_Guide.docx
@@ -95,19 +95,6 @@
           <w:bCs/>
         </w:rPr>
         <w:t xml:space="preserve">1. Before You Begin</w:t>
-      </w:r>
-    </w:p>
-    <w:p>
-      <w:pPr>
-        <w:spacing w:after="120"/>
-      </w:pPr>
-      <w:r>
-        <w:rPr>
-          <w:rFonts w:ascii="Arial" w:cs="Arial" w:eastAsia="Arial" w:hAnsi="Arial"/>
-          <w:sz w:val="22"/>
-          <w:szCs w:val="22"/>
-        </w:rPr>
-        <w:t xml:space="preserve">This guide walks you through installing TireShopPOS on Ubuntu 24.04 with Virtualmin Professional.</w:t>
       </w:r>
     </w:p>
     <w:tbl>
@@ -829,7 +816,7 @@
           <w:sz w:val="22"/>
           <w:szCs w:val="22"/>
         </w:rPr>
-        <w:t xml:space="preserve">Choose option 1 (Fresh install). Creates 70 tables, 9 views, applies all 13 migrations, seeds lookup data (53 brands, 410 torque specs).</w:t>
+        <w:t xml:space="preserve">Choose option 1 (Fresh install). Creates 70 tables, 9 views, applies all 15 migrations, seeds lookup data (53 brands, 410 torque specs, 12 services, Colorado tire fees).</w:t>
       </w:r>
     </w:p>
     <w:p>
@@ -935,21 +922,6 @@
     </w:p>
     <w:p>
       <w:pPr>
-        <w:shd w:fill="F0F0F0" w:val="clear"/>
-        <w:spacing w:after="80"/>
-        <w:ind w:left="360"/>
-      </w:pPr>
-      <w:r>
-        <w:rPr>
-          <w:rFonts w:ascii="Consolas" w:cs="Consolas" w:eastAsia="Consolas" w:hAnsi="Consolas"/>
-          <w:sz w:val="18"/>
-          <w:szCs w:val="18"/>
-        </w:rPr>
-        <w:t xml:space="preserve">cp deploy/uploads-htaccess ../public_html/uploads/.htaccess</w:t>
-      </w:r>
-    </w:p>
-    <w:p>
-      <w:pPr>
         <w:pStyle w:val="Heading2"/>
         <w:spacing w:after="160" w:before="280"/>
       </w:pPr>
@@ -971,7 +943,7 @@
           <w:sz w:val="22"/>
           <w:szCs w:val="22"/>
         </w:rPr>
-        <w:t xml:space="preserve">In Virtualmin: Web Configuration, PHP Options. Set open_basedir to: /home/user/:/tmp/ Then restart: sudo systemctl restart php8.3-fpm</w:t>
+        <w:t xml:space="preserve">In Virtualmin: Web Configuration, PHP Options. Set open_basedir to: /home/user/:/tmp/</w:t>
       </w:r>
     </w:p>
     <w:p>
@@ -1047,19 +1019,6 @@
     </w:p>
     <w:p>
       <w:pPr>
-        <w:spacing w:after="120"/>
-      </w:pPr>
-      <w:r>
-        <w:rPr>
-          <w:rFonts w:ascii="Arial" w:cs="Arial" w:eastAsia="Arial" w:hAnsi="Arial"/>
-          <w:sz w:val="22"/>
-          <w:szCs w:val="22"/>
-        </w:rPr>
-        <w:t xml:space="preserve">TireShopPOS includes a unified cron orchestrator. All 7 scheduled jobs run through cron-runner.sh with file locking and centralized logging.</w:t>
-      </w:r>
-    </w:p>
-    <w:p>
-      <w:pPr>
         <w:pStyle w:val="Heading2"/>
         <w:spacing w:after="160" w:before="280"/>
       </w:pPr>
@@ -1084,19 +1043,6 @@
           <w:szCs w:val="18"/>
         </w:rPr>
         <w:t xml:space="preserve">crontab -e</w:t>
-      </w:r>
-    </w:p>
-    <w:p>
-      <w:pPr>
-        <w:spacing w:after="120"/>
-      </w:pPr>
-      <w:r>
-        <w:rPr>
-          <w:rFonts w:ascii="Arial" w:cs="Arial" w:eastAsia="Arial" w:hAnsi="Arial"/>
-          <w:sz w:val="22"/>
-          <w:szCs w:val="22"/>
-        </w:rPr>
-        <w:t xml:space="preserve">Add these two lines (replace /path/to/app with your actual path):</w:t>
       </w:r>
     </w:p>
     <w:p>
@@ -1332,7 +1278,7 @@
                 <w:sz w:val="22"/>
                 <w:szCs w:val="22"/>
               </w:rPr>
-              <w:t xml:space="preserve">DELETEs expired sessions from DB</w:t>
+              <w:t xml:space="preserve">DELETEs expired sessions</w:t>
             </w:r>
           </w:p>
         </w:tc>
@@ -1418,7 +1364,7 @@
                 <w:sz w:val="22"/>
                 <w:szCs w:val="22"/>
               </w:rPr>
-              <w:t xml:space="preserve">Sends pending email/SMS via API</w:t>
+              <w:t xml:space="preserve">Sends pending email/SMS</w:t>
             </w:r>
           </w:p>
         </w:tc>
@@ -1587,7 +1533,7 @@
                 <w:sz w:val="22"/>
                 <w:szCs w:val="22"/>
               </w:rPr>
-              <w:t xml:space="preserve">Purges old rate_limit_hits entries</w:t>
+              <w:t xml:space="preserve">Purges old rate_limit_hits</w:t>
             </w:r>
           </w:p>
         </w:tc>
@@ -1868,7 +1814,7 @@
           <w:sz w:val="22"/>
           <w:szCs w:val="22"/>
         </w:rPr>
-        <w:t xml:space="preserve">Notification delivery and webhook retry call the API using X-API-Key auth.</w:t>
+        <w:t xml:space="preserve">1. Log in as admin. Settings &gt; API Keys. Create key.</w:t>
       </w:r>
     </w:p>
     <w:p>
@@ -1881,7 +1827,7 @@
           <w:sz w:val="22"/>
           <w:szCs w:val="22"/>
         </w:rPr>
-        <w:t xml:space="preserve">1. Log in as admin. Go to Settings &gt; API Keys. Create a new key.</w:t>
+        <w:t xml:space="preserve">2. Copy raw key (shown once).</w:t>
       </w:r>
     </w:p>
     <w:p>
@@ -1894,7 +1840,81 @@
           <w:sz w:val="22"/>
           <w:szCs w:val="22"/>
         </w:rPr>
-        <w:t xml:space="preserve">2. Copy the raw key (shown only once).</w:t>
+        <w:t xml:space="preserve">3. Add to .env: NOTIFICATION_API_KEY=&lt;key&gt;</w:t>
+      </w:r>
+    </w:p>
+    <w:p>
+      <w:pPr>
+        <w:pStyle w:val="Heading2"/>
+        <w:spacing w:after="160" w:before="280"/>
+      </w:pPr>
+      <w:r>
+        <w:rPr>
+          <w:b/>
+          <w:bCs/>
+        </w:rPr>
+        <w:t xml:space="preserve">3.4 Monitoring</w:t>
+      </w:r>
+    </w:p>
+    <w:p>
+      <w:pPr>
+        <w:shd w:fill="F0F0F0" w:val="clear"/>
+        <w:spacing w:after="80"/>
+        <w:ind w:left="360"/>
+      </w:pPr>
+      <w:r>
+        <w:rPr>
+          <w:rFonts w:ascii="Consolas" w:cs="Consolas" w:eastAsia="Consolas" w:hAnsi="Consolas"/>
+          <w:sz w:val="18"/>
+          <w:szCs w:val="18"/>
+        </w:rPr>
+        <w:t xml:space="preserve">./scripts/cron-runner.sh status</w:t>
+      </w:r>
+    </w:p>
+    <w:p>
+      <w:pPr>
+        <w:shd w:fill="F0F0F0" w:val="clear"/>
+        <w:spacing w:after="80"/>
+        <w:ind w:left="360"/>
+      </w:pPr>
+      <w:r>
+        <w:rPr>
+          <w:rFonts w:ascii="Consolas" w:cs="Consolas" w:eastAsia="Consolas" w:hAnsi="Consolas"/>
+          <w:sz w:val="18"/>
+          <w:szCs w:val="18"/>
+        </w:rPr>
+        <w:t xml:space="preserve">tail -50 storage/logs/cron.log</w:t>
+      </w:r>
+    </w:p>
+    <w:p>
+      <w:r>
+        <w:br w:type="page"/>
+      </w:r>
+    </w:p>
+    <w:p>
+      <w:pPr>
+        <w:pStyle w:val="Heading1"/>
+        <w:spacing w:after="200" w:before="360"/>
+      </w:pPr>
+      <w:r>
+        <w:rPr>
+          <w:b/>
+          <w:bCs/>
+        </w:rPr>
+        <w:t xml:space="preserve">4. Configuring Notifications</w:t>
+      </w:r>
+    </w:p>
+    <w:p>
+      <w:pPr>
+        <w:pStyle w:val="Heading2"/>
+        <w:spacing w:after="160" w:before="280"/>
+      </w:pPr>
+      <w:r>
+        <w:rPr>
+          <w:b/>
+          <w:bCs/>
+        </w:rPr>
+        <w:t xml:space="preserve">4.1 Email</w:t>
       </w:r>
     </w:p>
     <w:p>
@@ -1907,7 +1927,7 @@
           <w:sz w:val="22"/>
           <w:szCs w:val="22"/>
         </w:rPr>
-        <w:t xml:space="preserve">3. Add to .env: NOTIFICATION_API_KEY=&lt;paste key here&gt;</w:t>
+        <w:t xml:space="preserve">Simplest: leave SMTP Host blank. PHP mail() sends through Postfix. For external SMTP: fill in Settings &gt; Notifications.</w:t>
       </w:r>
     </w:p>
     <w:p>
@@ -1920,7 +1940,38 @@
           <w:b/>
           <w:bCs/>
         </w:rPr>
-        <w:t xml:space="preserve">3.4 Monitoring</w:t>
+        <w:t xml:space="preserve">4.2 SMS</w:t>
+      </w:r>
+    </w:p>
+    <w:p>
+      <w:pPr>
+        <w:spacing w:after="120"/>
+      </w:pPr>
+      <w:r>
+        <w:rPr>
+          <w:rFonts w:ascii="Arial" w:cs="Arial" w:eastAsia="Arial" w:hAnsi="Arial"/>
+          <w:sz w:val="22"/>
+          <w:szCs w:val="22"/>
+        </w:rPr>
+        <w:t xml:space="preserve">Requires Flowroute account with SMS-enabled DID. Enter API key, secret, and DID in Settings &gt; Notifications.</w:t>
+      </w:r>
+    </w:p>
+    <w:p>
+      <w:r>
+        <w:br w:type="page"/>
+      </w:r>
+    </w:p>
+    <w:p>
+      <w:pPr>
+        <w:pStyle w:val="Heading1"/>
+        <w:spacing w:after="200" w:before="360"/>
+      </w:pPr>
+      <w:r>
+        <w:rPr>
+          <w:b/>
+          <w:bCs/>
+        </w:rPr>
+        <w:t xml:space="preserve">5. Upgrading</w:t>
       </w:r>
     </w:p>
     <w:p>
@@ -1935,7 +1986,7 @@
           <w:sz w:val="18"/>
           <w:szCs w:val="18"/>
         </w:rPr>
-        <w:t xml:space="preserve">./scripts/cron-runner.sh status    # Show lock files + recent log</w:t>
+        <w:t xml:space="preserve">./scripts/install.sh --upgrade          # DB migrations only</w:t>
       </w:r>
     </w:p>
     <w:p>
@@ -1950,121 +2001,7 @@
           <w:sz w:val="18"/>
           <w:szCs w:val="18"/>
         </w:rPr>
-        <w:t xml:space="preserve">tail -50 storage/logs/cron.log     # View cron output</w:t>
-      </w:r>
-    </w:p>
-    <w:p>
-      <w:r>
-        <w:br w:type="page"/>
-      </w:r>
-    </w:p>
-    <w:p>
-      <w:pPr>
-        <w:pStyle w:val="Heading1"/>
-        <w:spacing w:after="200" w:before="360"/>
-      </w:pPr>
-      <w:r>
-        <w:rPr>
-          <w:b/>
-          <w:bCs/>
-        </w:rPr>
-        <w:t xml:space="preserve">4. Configuring Notifications</w:t>
-      </w:r>
-    </w:p>
-    <w:p>
-      <w:pPr>
-        <w:pStyle w:val="Heading2"/>
-        <w:spacing w:after="160" w:before="280"/>
-      </w:pPr>
-      <w:r>
-        <w:rPr>
-          <w:b/>
-          <w:bCs/>
-        </w:rPr>
-        <w:t xml:space="preserve">4.1 Email</w:t>
-      </w:r>
-    </w:p>
-    <w:p>
-      <w:pPr>
-        <w:spacing w:after="120"/>
-      </w:pPr>
-      <w:r>
-        <w:rPr>
-          <w:rFonts w:ascii="Arial" w:cs="Arial" w:eastAsia="Arial" w:hAnsi="Arial"/>
-          <w:sz w:val="22"/>
-          <w:szCs w:val="22"/>
-        </w:rPr>
-        <w:t xml:space="preserve">Simplest path: leave SMTP Host blank in Settings &gt; Notifications. PHP mail() sends through the server's Postfix (installed by Virtualmin). No external account needed.</w:t>
-      </w:r>
-    </w:p>
-    <w:p>
-      <w:pPr>
-        <w:spacing w:after="120"/>
-      </w:pPr>
-      <w:r>
-        <w:rPr>
-          <w:rFonts w:ascii="Arial" w:cs="Arial" w:eastAsia="Arial" w:hAnsi="Arial"/>
-          <w:sz w:val="22"/>
-          <w:szCs w:val="22"/>
-        </w:rPr>
-        <w:t xml:space="preserve">For external SMTP (Gmail, SendGrid, Mailgun): fill in Host, Port, User, Password, Encryption, From Address. Click 'Send Test Email' to verify.</w:t>
-      </w:r>
-    </w:p>
-    <w:p>
-      <w:pPr>
-        <w:pStyle w:val="Heading2"/>
-        <w:spacing w:after="160" w:before="280"/>
-      </w:pPr>
-      <w:r>
-        <w:rPr>
-          <w:b/>
-          <w:bCs/>
-        </w:rPr>
-        <w:t xml:space="preserve">4.2 SMS (Flowroute)</w:t>
-      </w:r>
-    </w:p>
-    <w:p>
-      <w:pPr>
-        <w:spacing w:after="120"/>
-      </w:pPr>
-      <w:r>
-        <w:rPr>
-          <w:rFonts w:ascii="Arial" w:cs="Arial" w:eastAsia="Arial" w:hAnsi="Arial"/>
-          <w:sz w:val="22"/>
-          <w:szCs w:val="22"/>
-        </w:rPr>
-        <w:t xml:space="preserve">Requires a Flowroute account with an SMS-enabled DID. In Flowroute portal: Preferences &gt; API Control. Copy tech prefix key and secret. Enter in Settings &gt; Notifications along with the DID number. Click 'Send Test SMS'.</w:t>
-      </w:r>
-    </w:p>
-    <w:p>
-      <w:r>
-        <w:br w:type="page"/>
-      </w:r>
-    </w:p>
-    <w:p>
-      <w:pPr>
-        <w:pStyle w:val="Heading1"/>
-        <w:spacing w:after="200" w:before="360"/>
-      </w:pPr>
-      <w:r>
-        <w:rPr>
-          <w:b/>
-          <w:bCs/>
-        </w:rPr>
-        <w:t xml:space="preserve">5. Upgrading</w:t>
-      </w:r>
-    </w:p>
-    <w:p>
-      <w:pPr>
-        <w:pStyle w:val="Heading2"/>
-        <w:spacing w:after="160" w:before="280"/>
-      </w:pPr>
-      <w:r>
-        <w:rPr>
-          <w:b/>
-          <w:bCs/>
-        </w:rPr>
-        <w:t xml:space="preserve">5.1 Database Only</w:t>
+        <w:t xml:space="preserve">./scripts/install.sh --full-upgrade     # Git pull + rebuild + migrate</w:t>
       </w:r>
     </w:p>
     <w:p>
@@ -2079,33 +2016,7 @@
           <w:sz w:val="18"/>
           <w:szCs w:val="18"/>
         </w:rPr>
-        <w:t xml:space="preserve">./scripts/install.sh --upgrade</w:t>
-      </w:r>
-    </w:p>
-    <w:p>
-      <w:pPr>
-        <w:spacing w:after="120"/>
-      </w:pPr>
-      <w:r>
-        <w:rPr>
-          <w:rFonts w:ascii="Arial" w:cs="Arial" w:eastAsia="Arial" w:hAnsi="Arial"/>
-          <w:sz w:val="22"/>
-          <w:szCs w:val="22"/>
-        </w:rPr>
-        <w:t xml:space="preserve">Applies only new migrations. Safe to run multiple times.</w:t>
-      </w:r>
-    </w:p>
-    <w:p>
-      <w:pPr>
-        <w:pStyle w:val="Heading2"/>
-        <w:spacing w:after="160" w:before="280"/>
-      </w:pPr>
-      <w:r>
-        <w:rPr>
-          <w:b/>
-          <w:bCs/>
-        </w:rPr>
-        <w:t xml:space="preserve">5.2 Full Upgrade</w:t>
+        <w:t xml:space="preserve">./scripts/install.sh --rollback         # Reverse last migration</w:t>
       </w:r>
     </w:p>
     <w:p>
@@ -2120,102 +2031,7 @@
           <w:sz w:val="18"/>
           <w:szCs w:val="18"/>
         </w:rPr>
-        <w:t xml:space="preserve">./scripts/install.sh --full-upgrade</w:t>
-      </w:r>
-    </w:p>
-    <w:p>
-      <w:pPr>
-        <w:spacing w:after="120"/>
-      </w:pPr>
-      <w:r>
-        <w:rPr>
-          <w:rFonts w:ascii="Arial" w:cs="Arial" w:eastAsia="Arial" w:hAnsi="Arial"/>
-          <w:sz w:val="22"/>
-          <w:szCs w:val="22"/>
-        </w:rPr>
-        <w:t xml:space="preserve">Git pull + dep check + rebuild frontend + rsync + migrate.</w:t>
-      </w:r>
-    </w:p>
-    <w:p>
-      <w:pPr>
-        <w:pStyle w:val="Heading2"/>
-        <w:spacing w:after="160" w:before="280"/>
-      </w:pPr>
-      <w:r>
-        <w:rPr>
-          <w:b/>
-          <w:bCs/>
-        </w:rPr>
-        <w:t xml:space="preserve">5.3 Rollback</w:t>
-      </w:r>
-    </w:p>
-    <w:p>
-      <w:pPr>
-        <w:shd w:fill="F0F0F0" w:val="clear"/>
-        <w:spacing w:after="80"/>
-        <w:ind w:left="360"/>
-      </w:pPr>
-      <w:r>
-        <w:rPr>
-          <w:rFonts w:ascii="Consolas" w:cs="Consolas" w:eastAsia="Consolas" w:hAnsi="Consolas"/>
-          <w:sz w:val="18"/>
-          <w:szCs w:val="18"/>
-        </w:rPr>
-        <w:t xml:space="preserve">./scripts/install.sh --rollback</w:t>
-      </w:r>
-    </w:p>
-    <w:p>
-      <w:pPr>
-        <w:spacing w:after="120"/>
-      </w:pPr>
-      <w:r>
-        <w:rPr>
-          <w:rFonts w:ascii="Arial" w:cs="Arial" w:eastAsia="Arial" w:hAnsi="Arial"/>
-          <w:sz w:val="22"/>
-          <w:szCs w:val="22"/>
-        </w:rPr>
-        <w:t xml:space="preserve">Reverses the last applied migration using its down file. Requires typing ROLLBACK to confirm. Migrations 001-009 are non-rollbackable (foundational schema).</w:t>
-      </w:r>
-    </w:p>
-    <w:p>
-      <w:pPr>
-        <w:pStyle w:val="Heading2"/>
-        <w:spacing w:after="160" w:before="280"/>
-      </w:pPr>
-      <w:r>
-        <w:rPr>
-          <w:b/>
-          <w:bCs/>
-        </w:rPr>
-        <w:t xml:space="preserve">5.4 Retry Failed</w:t>
-      </w:r>
-    </w:p>
-    <w:p>
-      <w:pPr>
-        <w:shd w:fill="F0F0F0" w:val="clear"/>
-        <w:spacing w:after="80"/>
-        <w:ind w:left="360"/>
-      </w:pPr>
-      <w:r>
-        <w:rPr>
-          <w:rFonts w:ascii="Consolas" w:cs="Consolas" w:eastAsia="Consolas" w:hAnsi="Consolas"/>
-          <w:sz w:val="18"/>
-          <w:szCs w:val="18"/>
-        </w:rPr>
-        <w:t xml:space="preserve">./scripts/install.sh --retry</w:t>
-      </w:r>
-    </w:p>
-    <w:p>
-      <w:pPr>
-        <w:spacing w:after="120"/>
-      </w:pPr>
-      <w:r>
-        <w:rPr>
-          <w:rFonts w:ascii="Arial" w:cs="Arial" w:eastAsia="Arial" w:hAnsi="Arial"/>
-          <w:sz w:val="22"/>
-          <w:szCs w:val="22"/>
-        </w:rPr>
-        <w:t xml:space="preserve">Runs the down file for cleanup, removes the failed record, re-applies the migration.</w:t>
+        <w:t xml:space="preserve">./scripts/install.sh --retry            # Re-apply failed migration</w:t>
       </w:r>
     </w:p>
     <w:p>
@@ -2426,7 +2242,7 @@
                 <w:sz w:val="22"/>
                 <w:szCs w:val="22"/>
               </w:rPr>
-              <w:t xml:space="preserve">Creates all 70 tables + 9 views</w:t>
+              <w:t xml:space="preserve">Creates 70 tables + 9 views</w:t>
             </w:r>
           </w:p>
         </w:tc>
@@ -2512,7 +2328,7 @@
                 <w:sz w:val="22"/>
                 <w:szCs w:val="22"/>
               </w:rPr>
-              <w:t xml:space="preserve">Applies only new migrations</w:t>
+              <w:t xml:space="preserve">Applies new migrations</w:t>
             </w:r>
           </w:p>
         </w:tc>
@@ -2681,7 +2497,7 @@
                 <w:sz w:val="22"/>
                 <w:szCs w:val="22"/>
               </w:rPr>
-              <w:t xml:space="preserve">Backs up, drops everything, reinstalls</w:t>
+              <w:t xml:space="preserve">Backs up, drops, reinstalls</w:t>
             </w:r>
           </w:p>
         </w:tc>
@@ -2764,7 +2580,7 @@
                 <w:sz w:val="22"/>
                 <w:szCs w:val="22"/>
               </w:rPr>
-              <w:t xml:space="preserve">Reverses last N migrations using down files</w:t>
+              <w:t xml:space="preserve">Reverses last N migrations</w:t>
             </w:r>
           </w:p>
         </w:tc>
@@ -2850,7 +2666,7 @@
                 <w:sz w:val="22"/>
                 <w:szCs w:val="22"/>
               </w:rPr>
-              <w:t xml:space="preserve">Re-applies the most recent failed migration</w:t>
+              <w:t xml:space="preserve">Re-applies failed migration</w:t>
             </w:r>
           </w:p>
         </w:tc>
@@ -2933,7 +2749,7 @@
                 <w:sz w:val="22"/>
                 <w:szCs w:val="22"/>
               </w:rPr>
-              <w:t xml:space="preserve">Queries GitHub for new migrations</w:t>
+              <w:t xml:space="preserve">Queries GitHub</w:t>
             </w:r>
           </w:p>
         </w:tc>
@@ -3019,7 +2835,7 @@
                 <w:sz w:val="22"/>
                 <w:szCs w:val="22"/>
               </w:rPr>
-              <w:t xml:space="preserve">Verifies PHP, extensions, DB, Node, disk</w:t>
+              <w:t xml:space="preserve">Verifies PHP, MySQL, Node</w:t>
             </w:r>
           </w:p>
         </w:tc>
@@ -3102,7 +2918,7 @@
                 <w:sz w:val="22"/>
                 <w:szCs w:val="22"/>
               </w:rPr>
-              <w:t xml:space="preserve">Version, engine, tables, migration history</w:t>
+              <w:t xml:space="preserve">Version, engine, tables, migrations</w:t>
             </w:r>
           </w:p>
         </w:tc>
@@ -3188,7 +3004,7 @@
                 <w:sz w:val="22"/>
                 <w:szCs w:val="22"/>
               </w:rPr>
-              <w:t xml:space="preserve">Leaves without changing anything</w:t>
+              <w:t xml:space="preserve">No changes</w:t>
             </w:r>
           </w:p>
         </w:tc>
@@ -3222,7 +3038,7 @@
           <w:b/>
           <w:bCs/>
         </w:rPr>
-        <w:t xml:space="preserve">7.1  500 on Every API Request</w:t>
+        <w:t xml:space="preserve">7.1 500 on Every API Request</w:t>
       </w:r>
     </w:p>
     <w:p>
@@ -3250,7 +3066,7 @@
           <w:sz w:val="22"/>
           <w:szCs w:val="22"/>
         </w:rPr>
-        <w:t xml:space="preserve">Virtualmin &gt; Web Configuration &gt; PHP Options. Set open_basedir to /home/user/:/tmp/. Restart php8.3-fpm.</w:t>
+        <w:t xml:space="preserve">Virtualmin &gt; Web Configuration &gt; PHP Options. Set to /home/user/:/tmp/</w:t>
       </w:r>
     </w:p>
     <w:p>
@@ -3263,7 +3079,7 @@
           <w:b/>
           <w:bCs/>
         </w:rPr>
-        <w:t xml:space="preserve">7.2  Blank White Page</w:t>
+        <w:t xml:space="preserve">7.2 Blank White Page</w:t>
       </w:r>
     </w:p>
     <w:p>
@@ -3276,7 +3092,7 @@
           <w:sz w:val="22"/>
           <w:szCs w:val="22"/>
         </w:rPr>
-        <w:t xml:space="preserve">Frontend not deployed. Verify public_html/index.html and public_html/.htaccess exist.</w:t>
+        <w:t xml:space="preserve">Frontend not deployed. Verify public_html/index.html exists.</w:t>
       </w:r>
     </w:p>
     <w:p>
@@ -3289,7 +3105,7 @@
           <w:b/>
           <w:bCs/>
         </w:rPr>
-        <w:t xml:space="preserve">7.3  Password Too Weak</w:t>
+        <w:t xml:space="preserve">7.3 Notifications Not Sending</w:t>
       </w:r>
     </w:p>
     <w:p>
@@ -3302,7 +3118,7 @@
           <w:sz w:val="22"/>
           <w:szCs w:val="22"/>
         </w:rPr>
-        <w:t xml:space="preserve">8+ characters, uppercase, lowercase, digit required.</w:t>
+        <w:t xml:space="preserve">Check: NOTIFICATION_API_KEY in .env, cron running, email config in Settings, tail cron.log.</w:t>
       </w:r>
     </w:p>
     <w:p>
@@ -3315,7 +3131,7 @@
           <w:b/>
           <w:bCs/>
         </w:rPr>
-        <w:t xml:space="preserve">7.4  Notifications Not Sending</w:t>
+        <w:t xml:space="preserve">7.4 Webhooks Not Firing</w:t>
       </w:r>
     </w:p>
     <w:p>
@@ -3328,7 +3144,7 @@
           <w:sz w:val="22"/>
           <w:szCs w:val="22"/>
         </w:rPr>
-        <w:t xml:space="preserve">Check: 1) NOTIFICATION_API_KEY set in .env. 2) Cron running (crontab -l). 3) Email config in Settings &gt; Notifications (test button). 4) tail storage/logs/cron.log for errors.</w:t>
+        <w:t xml:space="preserve">No endpoints configured. Create an endpoint, subscribe to events, test with ping button.</w:t>
       </w:r>
     </w:p>
     <w:p>
@@ -3341,7 +3157,7 @@
           <w:b/>
           <w:bCs/>
         </w:rPr>
-        <w:t xml:space="preserve">7.5  Webhooks Not Firing</w:t>
+        <w:t xml:space="preserve">7.5 Slow Queries in Log</w:t>
       </w:r>
     </w:p>
     <w:p>
@@ -3354,7 +3170,7 @@
           <w:sz w:val="22"/>
           <w:szCs w:val="22"/>
         </w:rPr>
-        <w:t xml:space="preserve">Webhooks fire from logActivity(). If no endpoints are configured in Settings, nothing happens. Create an endpoint, subscribe to events, test with the ping button.</w:t>
+        <w:t xml:space="preserve">grep slow_query storage/logs/app.log. Default threshold: 500ms. Adjust SLOW_QUERY_MS in .env.</w:t>
       </w:r>
     </w:p>
     <w:p>
@@ -3367,7 +3183,7 @@
           <w:b/>
           <w:bCs/>
         </w:rPr>
-        <w:t xml:space="preserve">7.6  Slow Queries in Log</w:t>
+        <w:t xml:space="preserve">7.6 CSV Download Not Working</w:t>
       </w:r>
     </w:p>
     <w:p>
@@ -3380,7 +3196,7 @@
           <w:sz w:val="22"/>
           <w:szCs w:val="22"/>
         </w:rPr>
-        <w:t xml:space="preserve">storage/logs/app.log shows slow_query entries. Default threshold: 500ms. Adjust SLOW_QUERY_MS in .env. Common cause: missing index on a growing table.</w:t>
+        <w:t xml:space="preserve">Auth token must be in memory. If you hard-refreshed and lost your session, log in again.</w:t>
       </w:r>
     </w:p>
     <w:p>
@@ -3532,7 +3348,7 @@
                 <w:sz w:val="22"/>
                 <w:szCs w:val="22"/>
               </w:rPr>
-              <w:t xml:space="preserve">Set to false in .env</w:t>
+              <w:t xml:space="preserve">false in .env</w:t>
             </w:r>
           </w:p>
         </w:tc>
@@ -3590,7 +3406,7 @@
                 <w:sz w:val="22"/>
                 <w:szCs w:val="22"/>
               </w:rPr>
-              <w:t xml:space="preserve">Set to your exact domain (not *)</w:t>
+              <w:t xml:space="preserve">Your exact domain (not *)</w:t>
             </w:r>
           </w:p>
         </w:tc>
@@ -3646,7 +3462,7 @@
                 <w:sz w:val="22"/>
                 <w:szCs w:val="22"/>
               </w:rPr>
-              <w:t xml:space="preserve">chmod 600 .env</w:t>
+              <w:t xml:space="preserve">chmod 600</w:t>
             </w:r>
           </w:p>
         </w:tc>
@@ -3676,7 +3492,7 @@
                 <w:sz w:val="22"/>
                 <w:szCs w:val="22"/>
               </w:rPr>
-              <w:t xml:space="preserve">SSL certificate</w:t>
+              <w:t xml:space="preserve">SSL</w:t>
             </w:r>
           </w:p>
         </w:tc>
@@ -3704,7 +3520,7 @@
                 <w:sz w:val="22"/>
                 <w:szCs w:val="22"/>
               </w:rPr>
-              <w:t xml:space="preserve">Request Let's Encrypt in Virtualmin</w:t>
+              <w:t xml:space="preserve">Let's Encrypt in Virtualmin</w:t>
             </w:r>
           </w:p>
         </w:tc>
@@ -3733,7 +3549,7 @@
                 <w:sz w:val="22"/>
                 <w:szCs w:val="22"/>
               </w:rPr>
-              <w:t xml:space="preserve">Default admin password</w:t>
+              <w:t xml:space="preserve">Default password</w:t>
             </w:r>
           </w:p>
         </w:tc>
@@ -3760,7 +3576,7 @@
                 <w:sz w:val="22"/>
                 <w:szCs w:val="22"/>
               </w:rPr>
-              <w:t xml:space="preserve">Change immediately on first login</w:t>
+              <w:t xml:space="preserve">Change on first login</w:t>
             </w:r>
           </w:p>
         </w:tc>
@@ -3818,7 +3634,7 @@
                 <w:sz w:val="22"/>
                 <w:szCs w:val="22"/>
               </w:rPr>
-              <w:t xml:space="preserve">Only ports 80, 443, 10000 (Webmin) open</w:t>
+              <w:t xml:space="preserve">80, 443, 10000 only</w:t>
             </w:r>
           </w:p>
         </w:tc>
@@ -3874,7 +3690,7 @@
                 <w:sz w:val="22"/>
                 <w:szCs w:val="22"/>
               </w:rPr>
-              <w:t xml:space="preserve">info for production (not debug)</w:t>
+              <w:t xml:space="preserve">info (not debug)</w:t>
             </w:r>
           </w:p>
         </w:tc>
@@ -3932,7 +3748,121 @@
                 <w:sz w:val="22"/>
                 <w:szCs w:val="22"/>
               </w:rPr>
-              <w:t xml:space="preserve">Set for cron; do not expose publicly</w:t>
+              <w:t xml:space="preserve">Set; do not expose</w:t>
+            </w:r>
+          </w:p>
+        </w:tc>
+      </w:tr>
+      <w:tr>
+        <w:tc>
+          <w:tcPr>
+            <w:tcW w:type="dxa" w:w="4600"/>
+            <w:tcBorders>
+              <w:top w:val="single" w:color="CCCCCC" w:sz="1"/>
+              <w:left w:val="single" w:color="CCCCCC" w:sz="1"/>
+              <w:bottom w:val="single" w:color="CCCCCC" w:sz="1"/>
+              <w:right w:val="single" w:color="CCCCCC" w:sz="1"/>
+            </w:tcBorders>
+            <w:tcMar>
+              <w:top w:type="dxa" w:w="60"/>
+              <w:left w:type="dxa" w:w="100"/>
+              <w:bottom w:type="dxa" w:w="60"/>
+              <w:right w:type="dxa" w:w="100"/>
+            </w:tcMar>
+          </w:tcPr>
+          <w:p>
+            <w:r>
+              <w:rPr>
+                <w:rFonts w:ascii="Arial" w:cs="Arial" w:eastAsia="Arial" w:hAnsi="Arial"/>
+                <w:sz w:val="22"/>
+                <w:szCs w:val="22"/>
+              </w:rPr>
+              <w:t xml:space="preserve">CSP header</w:t>
+            </w:r>
+          </w:p>
+        </w:tc>
+        <w:tc>
+          <w:tcPr>
+            <w:tcW w:type="dxa" w:w="4760"/>
+            <w:tcBorders>
+              <w:top w:val="single" w:color="CCCCCC" w:sz="1"/>
+              <w:left w:val="single" w:color="CCCCCC" w:sz="1"/>
+              <w:bottom w:val="single" w:color="CCCCCC" w:sz="1"/>
+              <w:right w:val="single" w:color="CCCCCC" w:sz="1"/>
+            </w:tcBorders>
+            <w:tcMar>
+              <w:top w:type="dxa" w:w="60"/>
+              <w:left w:type="dxa" w:w="100"/>
+              <w:bottom w:type="dxa" w:w="60"/>
+              <w:right w:type="dxa" w:w="100"/>
+            </w:tcMar>
+          </w:tcPr>
+          <w:p>
+            <w:r>
+              <w:rPr>
+                <w:rFonts w:ascii="Arial" w:cs="Arial" w:eastAsia="Arial" w:hAnsi="Arial"/>
+                <w:sz w:val="22"/>
+                <w:szCs w:val="22"/>
+              </w:rPr>
+              <w:t xml:space="preserve">Deployed via .htaccess</w:t>
+            </w:r>
+          </w:p>
+        </w:tc>
+      </w:tr>
+      <w:tr>
+        <w:tc>
+          <w:tcPr>
+            <w:tcW w:type="dxa" w:w="4600"/>
+            <w:tcBorders>
+              <w:top w:val="single" w:color="CCCCCC" w:sz="1"/>
+              <w:left w:val="single" w:color="CCCCCC" w:sz="1"/>
+              <w:bottom w:val="single" w:color="CCCCCC" w:sz="1"/>
+              <w:right w:val="single" w:color="CCCCCC" w:sz="1"/>
+            </w:tcBorders>
+            <w:shd w:fill="F4F6F7" w:val="clear"/>
+            <w:tcMar>
+              <w:top w:type="dxa" w:w="60"/>
+              <w:left w:type="dxa" w:w="100"/>
+              <w:bottom w:type="dxa" w:w="60"/>
+              <w:right w:type="dxa" w:w="100"/>
+            </w:tcMar>
+          </w:tcPr>
+          <w:p>
+            <w:r>
+              <w:rPr>
+                <w:rFonts w:ascii="Arial" w:cs="Arial" w:eastAsia="Arial" w:hAnsi="Arial"/>
+                <w:sz w:val="22"/>
+                <w:szCs w:val="22"/>
+              </w:rPr>
+              <w:t xml:space="preserve">HSTS</w:t>
+            </w:r>
+          </w:p>
+        </w:tc>
+        <w:tc>
+          <w:tcPr>
+            <w:tcW w:type="dxa" w:w="4760"/>
+            <w:tcBorders>
+              <w:top w:val="single" w:color="CCCCCC" w:sz="1"/>
+              <w:left w:val="single" w:color="CCCCCC" w:sz="1"/>
+              <w:bottom w:val="single" w:color="CCCCCC" w:sz="1"/>
+              <w:right w:val="single" w:color="CCCCCC" w:sz="1"/>
+            </w:tcBorders>
+            <w:shd w:fill="F4F6F7" w:val="clear"/>
+            <w:tcMar>
+              <w:top w:type="dxa" w:w="60"/>
+              <w:left w:type="dxa" w:w="100"/>
+              <w:bottom w:type="dxa" w:w="60"/>
+              <w:right w:type="dxa" w:w="100"/>
+            </w:tcMar>
+          </w:tcPr>
+          <w:p>
+            <w:r>
+              <w:rPr>
+                <w:rFonts w:ascii="Arial" w:cs="Arial" w:eastAsia="Arial" w:hAnsi="Arial"/>
+                <w:sz w:val="22"/>
+                <w:szCs w:val="22"/>
+              </w:rPr>
+              <w:t xml:space="preserve">Deployed via .htaccess</w:t>
             </w:r>
           </w:p>
         </w:tc>
@@ -4288,7 +4218,7 @@
                 <w:sz w:val="22"/>
                 <w:szCs w:val="22"/>
               </w:rPr>
-              <w:t xml:space="preserve">Retry failed migration</w:t>
+              <w:t xml:space="preserve">Run backend tests</w:t>
             </w:r>
           </w:p>
         </w:tc>
@@ -4315,7 +4245,7 @@
                 <w:sz w:val="18"/>
                 <w:szCs w:val="18"/>
               </w:rPr>
-              <w:t xml:space="preserve">./scripts/install.sh --retry</w:t>
+              <w:t xml:space="preserve">bash tests/test_backend.sh</w:t>
             </w:r>
           </w:p>
         </w:tc>
@@ -4345,7 +4275,7 @@
                 <w:sz w:val="22"/>
                 <w:szCs w:val="22"/>
               </w:rPr>
-              <w:t xml:space="preserve">Show version/status</w:t>
+              <w:t xml:space="preserve">Check cron status</w:t>
             </w:r>
           </w:p>
         </w:tc>
@@ -4373,7 +4303,7 @@
                 <w:sz w:val="18"/>
                 <w:szCs w:val="18"/>
               </w:rPr>
-              <w:t xml:space="preserve">./scripts/install.sh --status</w:t>
+              <w:t xml:space="preserve">./scripts/cron-runner.sh status</w:t>
             </w:r>
           </w:p>
         </w:tc>
@@ -4402,7 +4332,7 @@
                 <w:sz w:val="22"/>
                 <w:szCs w:val="22"/>
               </w:rPr>
-              <w:t xml:space="preserve">Run backend tests</w:t>
+              <w:t xml:space="preserve">View app log</w:t>
             </w:r>
           </w:p>
         </w:tc>
@@ -4429,7 +4359,7 @@
                 <w:sz w:val="18"/>
                 <w:szCs w:val="18"/>
               </w:rPr>
-              <w:t xml:space="preserve">bash tests/test_backend.sh</w:t>
+              <w:t xml:space="preserve">tail -50 storage/logs/app.log</w:t>
             </w:r>
           </w:p>
         </w:tc>
@@ -4459,7 +4389,7 @@
                 <w:sz w:val="22"/>
                 <w:szCs w:val="22"/>
               </w:rPr>
-              <w:t xml:space="preserve">Run installer tests</w:t>
+              <w:t xml:space="preserve">View cron log</w:t>
             </w:r>
           </w:p>
         </w:tc>
@@ -4487,7 +4417,7 @@
                 <w:sz w:val="18"/>
                 <w:szCs w:val="18"/>
               </w:rPr>
-              <w:t xml:space="preserve">bash tests/test_installer.sh</w:t>
+              <w:t xml:space="preserve">tail -50 storage/logs/cron.log</w:t>
             </w:r>
           </w:p>
         </w:tc>
@@ -4516,7 +4446,7 @@
                 <w:sz w:val="22"/>
                 <w:szCs w:val="22"/>
               </w:rPr>
-              <w:t xml:space="preserve">Check cron status</w:t>
+              <w:t xml:space="preserve">Grep slow queries</w:t>
             </w:r>
           </w:p>
         </w:tc>
@@ -4543,7 +4473,7 @@
                 <w:sz w:val="18"/>
                 <w:szCs w:val="18"/>
               </w:rPr>
-              <w:t xml:space="preserve">./scripts/cron-runner.sh status</w:t>
+              <w:t xml:space="preserve">grep slow_query storage/logs/app.log</w:t>
             </w:r>
           </w:p>
         </w:tc>
@@ -4573,7 +4503,7 @@
                 <w:sz w:val="22"/>
                 <w:szCs w:val="22"/>
               </w:rPr>
-              <w:t xml:space="preserve">View app log</w:t>
+              <w:t xml:space="preserve">Grep auth failures</w:t>
             </w:r>
           </w:p>
         </w:tc>
@@ -4601,7 +4531,7 @@
                 <w:sz w:val="18"/>
                 <w:szCs w:val="18"/>
               </w:rPr>
-              <w:t xml:space="preserve">tail -50 storage/logs/app.log</w:t>
+              <w:t xml:space="preserve">grep auth_failure storage/logs/app.log</w:t>
             </w:r>
           </w:p>
         </w:tc>
@@ -4630,7 +4560,7 @@
                 <w:sz w:val="22"/>
                 <w:szCs w:val="22"/>
               </w:rPr>
-              <w:t xml:space="preserve">View cron log</w:t>
+              <w:t xml:space="preserve">Grep rate limits</w:t>
             </w:r>
           </w:p>
         </w:tc>
@@ -4657,121 +4587,7 @@
                 <w:sz w:val="18"/>
                 <w:szCs w:val="18"/>
               </w:rPr>
-              <w:t xml:space="preserve">tail -50 storage/logs/cron.log</w:t>
-            </w:r>
-          </w:p>
-        </w:tc>
-      </w:tr>
-      <w:tr>
-        <w:tc>
-          <w:tcPr>
-            <w:tcW w:type="dxa" w:w="4400"/>
-            <w:tcBorders>
-              <w:top w:val="single" w:color="CCCCCC" w:sz="1"/>
-              <w:left w:val="single" w:color="CCCCCC" w:sz="1"/>
-              <w:bottom w:val="single" w:color="CCCCCC" w:sz="1"/>
-              <w:right w:val="single" w:color="CCCCCC" w:sz="1"/>
-            </w:tcBorders>
-            <w:shd w:fill="F4F6F7" w:val="clear"/>
-            <w:tcMar>
-              <w:top w:type="dxa" w:w="60"/>
-              <w:left w:type="dxa" w:w="100"/>
-              <w:bottom w:type="dxa" w:w="60"/>
-              <w:right w:type="dxa" w:w="100"/>
-            </w:tcMar>
-          </w:tcPr>
-          <w:p>
-            <w:r>
-              <w:rPr>
-                <w:rFonts w:ascii="Arial" w:cs="Arial" w:eastAsia="Arial" w:hAnsi="Arial"/>
-                <w:sz w:val="22"/>
-                <w:szCs w:val="22"/>
-              </w:rPr>
-              <w:t xml:space="preserve">Grep slow queries</w:t>
-            </w:r>
-          </w:p>
-        </w:tc>
-        <w:tc>
-          <w:tcPr>
-            <w:tcW w:type="dxa" w:w="4960"/>
-            <w:tcBorders>
-              <w:top w:val="single" w:color="CCCCCC" w:sz="1"/>
-              <w:left w:val="single" w:color="CCCCCC" w:sz="1"/>
-              <w:bottom w:val="single" w:color="CCCCCC" w:sz="1"/>
-              <w:right w:val="single" w:color="CCCCCC" w:sz="1"/>
-            </w:tcBorders>
-            <w:shd w:fill="F4F6F7" w:val="clear"/>
-            <w:tcMar>
-              <w:top w:type="dxa" w:w="60"/>
-              <w:left w:type="dxa" w:w="100"/>
-              <w:bottom w:type="dxa" w:w="60"/>
-              <w:right w:type="dxa" w:w="100"/>
-            </w:tcMar>
-          </w:tcPr>
-          <w:p>
-            <w:r>
-              <w:rPr>
-                <w:rFonts w:ascii="Consolas" w:cs="Consolas" w:eastAsia="Consolas" w:hAnsi="Consolas"/>
-                <w:sz w:val="18"/>
-                <w:szCs w:val="18"/>
-              </w:rPr>
-              <w:t xml:space="preserve">grep slow_query storage/logs/app.log</w:t>
-            </w:r>
-          </w:p>
-        </w:tc>
-      </w:tr>
-      <w:tr>
-        <w:tc>
-          <w:tcPr>
-            <w:tcW w:type="dxa" w:w="4400"/>
-            <w:tcBorders>
-              <w:top w:val="single" w:color="CCCCCC" w:sz="1"/>
-              <w:left w:val="single" w:color="CCCCCC" w:sz="1"/>
-              <w:bottom w:val="single" w:color="CCCCCC" w:sz="1"/>
-              <w:right w:val="single" w:color="CCCCCC" w:sz="1"/>
-            </w:tcBorders>
-            <w:tcMar>
-              <w:top w:type="dxa" w:w="60"/>
-              <w:left w:type="dxa" w:w="100"/>
-              <w:bottom w:type="dxa" w:w="60"/>
-              <w:right w:type="dxa" w:w="100"/>
-            </w:tcMar>
-          </w:tcPr>
-          <w:p>
-            <w:r>
-              <w:rPr>
-                <w:rFonts w:ascii="Arial" w:cs="Arial" w:eastAsia="Arial" w:hAnsi="Arial"/>
-                <w:sz w:val="22"/>
-                <w:szCs w:val="22"/>
-              </w:rPr>
-              <w:t xml:space="preserve">Grep auth failures</w:t>
-            </w:r>
-          </w:p>
-        </w:tc>
-        <w:tc>
-          <w:tcPr>
-            <w:tcW w:type="dxa" w:w="4960"/>
-            <w:tcBorders>
-              <w:top w:val="single" w:color="CCCCCC" w:sz="1"/>
-              <w:left w:val="single" w:color="CCCCCC" w:sz="1"/>
-              <w:bottom w:val="single" w:color="CCCCCC" w:sz="1"/>
-              <w:right w:val="single" w:color="CCCCCC" w:sz="1"/>
-            </w:tcBorders>
-            <w:tcMar>
-              <w:top w:type="dxa" w:w="60"/>
-              <w:left w:type="dxa" w:w="100"/>
-              <w:bottom w:type="dxa" w:w="60"/>
-              <w:right w:type="dxa" w:w="100"/>
-            </w:tcMar>
-          </w:tcPr>
-          <w:p>
-            <w:r>
-              <w:rPr>
-                <w:rFonts w:ascii="Consolas" w:cs="Consolas" w:eastAsia="Consolas" w:hAnsi="Consolas"/>
-                <w:sz w:val="18"/>
-                <w:szCs w:val="18"/>
-              </w:rPr>
-              <w:t xml:space="preserve">grep auth_failure storage/logs/app.log</w:t>
+              <w:t xml:space="preserve">grep rate_limit storage/logs/app.log</w:t>
             </w:r>
           </w:p>
         </w:tc>
